--- a/docs/project-management/03_Design/lld/lld-01/Northwind-LLD-01-003-linux-dist-server-os.docx
+++ b/docs/project-management/03_Design/lld/lld-01/Northwind-LLD-01-003-linux-dist-server-os.docx
@@ -18,6 +18,11 @@
       </w:r>
     </w:p>
     <w:p>
+      <w:r>
+        <w:t>Project: Project Redstone — Northwind Outdoor Ltd. Design Area: LLD-01 — Physical &amp; Virtual Infrastructure Document Reference: LLD-01-003 Status: Revised — Sprint 2 Design Reconciliation Scope: Northwind v1 Initial Implementation</w:t>
+      </w:r>
+    </w:p>
+    <w:p>
       <w:pPr>
         <w:rPr>
           <w:b/>
@@ -29,23 +34,12 @@
           <w:b/>
           <w:bCs/>
         </w:rPr>
-        <w:t>Question</w:t>
-      </w:r>
-    </w:p>
-    <w:p>
-      <w:r>
-        <w:rPr>
-          <w:b/>
-          <w:bCs/>
-        </w:rPr>
+        <w:t>Design Question</w:t>
+      </w:r>
+    </w:p>
+    <w:p>
+      <w:r>
         <w:t>What Linux distribution(s) should form the Northwind v1 server baseline?</w:t>
-      </w:r>
-    </w:p>
-    <w:p>
-      <w:r>
-        <w:pict w14:anchorId="0C5D1464">
-          <v:rect id="_x0000_i1127" style="width:0;height:1.5pt" o:hralign="center" o:hrstd="t" o:hr="t" fillcolor="#a0a0a0" stroked="f"/>
-        </w:pict>
       </w:r>
     </w:p>
     <w:p>
@@ -69,28 +63,8 @@
       </w:r>
     </w:p>
     <w:p>
-      <w:pPr>
-        <w:rPr>
-          <w:lang w:val="de-DE"/>
-        </w:rPr>
-      </w:pPr>
-      <w:proofErr w:type="spellStart"/>
-      <w:r>
-        <w:rPr>
-          <w:b/>
-          <w:bCs/>
-          <w:lang w:val="de-DE"/>
-        </w:rPr>
-        <w:t>Red</w:t>
-      </w:r>
-      <w:proofErr w:type="spellEnd"/>
-      <w:r>
-        <w:rPr>
-          <w:b/>
-          <w:bCs/>
-          <w:lang w:val="de-DE"/>
-        </w:rPr>
-        <w:t xml:space="preserve"> Hat Enterprise Linux 10 (RHEL 10)</w:t>
+      <w:r>
+        <w:t>Red Hat Enterprise Linux 10 (RHEL 10)</w:t>
       </w:r>
     </w:p>
     <w:p>
@@ -100,1964 +74,37 @@
     </w:p>
     <w:p>
       <w:r>
-        <w:t xml:space="preserve">Northwind will standardise on the </w:t>
-      </w:r>
-      <w:r>
+        <w:t>Northwind will standardise on the RHEL 10 major release rather than permanently fixing systems to a specific 10.x minor release.</w:t>
+      </w:r>
+    </w:p>
+    <w:p>
+      <w:r>
+        <w:t>The currently approved RHEL 10 minor release will be defined through the Northwind Server Build Standard and maintained through the normal patch and change-management lifecycle.</w:t>
+      </w:r>
+    </w:p>
+    <w:p>
+      <w:r>
+        <w:t>Alternative Linux distributions will only be introduced where a documented business, technical, compatibility or vendor-support requirement provides sufficient justification for deviation from the standard platform.</w:t>
+      </w:r>
+    </w:p>
+    <w:p>
+      <w:pPr>
         <w:rPr>
           <w:b/>
           <w:bCs/>
         </w:rPr>
-        <w:t>RHEL 10 major release</w:t>
-      </w:r>
-      <w:r>
-        <w:t xml:space="preserve"> rather than permanently fixing systems to a specific 10.x minor release.</w:t>
-      </w:r>
-    </w:p>
-    <w:p>
-      <w:r>
-        <w:t>The currently approved RHEL 10 minor release will be defined through the Northwind server build standard and maintained through the normal patch and change-management lifecycle.</w:t>
-      </w:r>
-    </w:p>
-    <w:p>
-      <w:r>
-        <w:t xml:space="preserve">Alternative Linux distributions will only be introduced where a documented </w:t>
-      </w:r>
+      </w:pPr>
       <w:r>
         <w:rPr>
           <w:b/>
           <w:bCs/>
         </w:rPr>
-        <w:t>business, technical, compatibility or vendor-support requirement</w:t>
-      </w:r>
-      <w:r>
-        <w:t xml:space="preserve"> provides sufficient justification for deviation from the standard platform.</w:t>
-      </w:r>
-    </w:p>
-    <w:p>
-      <w:r>
-        <w:pict w14:anchorId="69E40569">
-          <v:rect id="_x0000_i1128" style="width:0;height:1.5pt" o:hralign="center" o:hrstd="t" o:hr="t" fillcolor="#a0a0a0" stroked="f"/>
-        </w:pict>
-      </w:r>
-    </w:p>
-    <w:p>
-      <w:pPr>
-        <w:rPr>
-          <w:b/>
-          <w:bCs/>
-        </w:rPr>
-      </w:pPr>
-      <w:r>
-        <w:rPr>
-          <w:b/>
-          <w:bCs/>
-        </w:rPr>
-        <w:t>2. Business and Technical Rationale</w:t>
-      </w:r>
-    </w:p>
-    <w:p>
-      <w:pPr>
-        <w:rPr>
-          <w:b/>
-          <w:bCs/>
-        </w:rPr>
-      </w:pPr>
-      <w:r>
-        <w:rPr>
-          <w:b/>
-          <w:bCs/>
-        </w:rPr>
-        <w:t>2.1 Enterprise Platform</w:t>
-      </w:r>
-    </w:p>
-    <w:p>
-      <w:r>
-        <w:t>RHEL is designed as an enterprise Linux platform and provides Northwind with a predictable operating-system foundation for business infrastructure.</w:t>
-      </w:r>
-    </w:p>
-    <w:p>
-      <w:r>
-        <w:t>The platform provides:</w:t>
-      </w:r>
-    </w:p>
-    <w:p>
-      <w:pPr>
-        <w:numPr>
-          <w:ilvl w:val="0"/>
-          <w:numId w:val="1"/>
-        </w:numPr>
-      </w:pPr>
-      <w:r>
-        <w:t>defined product lifecycle;</w:t>
-      </w:r>
-    </w:p>
-    <w:p>
-      <w:pPr>
-        <w:numPr>
-          <w:ilvl w:val="0"/>
-          <w:numId w:val="1"/>
-        </w:numPr>
-      </w:pPr>
-      <w:r>
-        <w:t>vendor-maintained software repositories;</w:t>
-      </w:r>
-    </w:p>
-    <w:p>
-      <w:pPr>
-        <w:numPr>
-          <w:ilvl w:val="0"/>
-          <w:numId w:val="1"/>
-        </w:numPr>
-      </w:pPr>
-      <w:r>
-        <w:t>security advisories and updates;</w:t>
-      </w:r>
-    </w:p>
-    <w:p>
-      <w:pPr>
-        <w:numPr>
-          <w:ilvl w:val="0"/>
-          <w:numId w:val="1"/>
-        </w:numPr>
-      </w:pPr>
-      <w:r>
-        <w:t>extensive technical documentation;</w:t>
-      </w:r>
-    </w:p>
-    <w:p>
-      <w:pPr>
-        <w:numPr>
-          <w:ilvl w:val="0"/>
-          <w:numId w:val="1"/>
-        </w:numPr>
-      </w:pPr>
-      <w:r>
-        <w:t>commercial support options;</w:t>
-      </w:r>
-    </w:p>
-    <w:p>
-      <w:pPr>
-        <w:numPr>
-          <w:ilvl w:val="0"/>
-          <w:numId w:val="1"/>
-        </w:numPr>
-      </w:pPr>
-      <w:r>
-        <w:t>a mature enterprise software ecosystem;</w:t>
-      </w:r>
-    </w:p>
-    <w:p>
-      <w:pPr>
-        <w:numPr>
-          <w:ilvl w:val="0"/>
-          <w:numId w:val="1"/>
-        </w:numPr>
-      </w:pPr>
-      <w:r>
-        <w:t>broad availability of Linux professionals with RHEL-family experience.</w:t>
-      </w:r>
-    </w:p>
-    <w:p>
-      <w:r>
-        <w:t>This makes RHEL suitable as a standardised platform for Northwind infrastructure rather than selecting Linux distributions independently for individual servers.</w:t>
-      </w:r>
-    </w:p>
-    <w:p>
-      <w:r>
-        <w:pict w14:anchorId="6BB0791D">
-          <v:rect id="_x0000_i1129" style="width:0;height:1.5pt" o:hralign="center" o:hrstd="t" o:hr="t" fillcolor="#a0a0a0" stroked="f"/>
-        </w:pict>
-      </w:r>
-    </w:p>
-    <w:p>
-      <w:pPr>
-        <w:rPr>
-          <w:b/>
-          <w:bCs/>
-        </w:rPr>
-      </w:pPr>
-      <w:r>
-        <w:rPr>
-          <w:b/>
-          <w:bCs/>
-        </w:rPr>
-        <w:t>2.2 Long-Term Lifecycle</w:t>
-      </w:r>
-    </w:p>
-    <w:p>
-      <w:r>
-        <w:t>RHEL 10 provides a long-term lifecycle appropriate for infrastructure expected to remain operational for several years.</w:t>
-      </w:r>
-    </w:p>
-    <w:p>
-      <w:r>
-        <w:lastRenderedPageBreak/>
-        <w:t>Red Hat defines RHEL 8, 9 and 10 as having a ten-year lifecycle across their Full Support and Maintenance Support phases, with additional extended lifecycle options available beyond the standard lifecycle.</w:t>
-      </w:r>
-    </w:p>
-    <w:p>
-      <w:r>
-        <w:t>This provides Northwind with greater predictability when planning:</w:t>
-      </w:r>
-    </w:p>
-    <w:p>
-      <w:pPr>
-        <w:numPr>
-          <w:ilvl w:val="0"/>
-          <w:numId w:val="2"/>
-        </w:numPr>
-      </w:pPr>
-      <w:r>
-        <w:t>server deployments;</w:t>
-      </w:r>
-    </w:p>
-    <w:p>
-      <w:pPr>
-        <w:numPr>
-          <w:ilvl w:val="0"/>
-          <w:numId w:val="2"/>
-        </w:numPr>
-      </w:pPr>
-      <w:r>
-        <w:t>application compatibility;</w:t>
-      </w:r>
-    </w:p>
-    <w:p>
-      <w:pPr>
-        <w:numPr>
-          <w:ilvl w:val="0"/>
-          <w:numId w:val="2"/>
-        </w:numPr>
-      </w:pPr>
-      <w:r>
-        <w:t>patch management;</w:t>
-      </w:r>
-    </w:p>
-    <w:p>
-      <w:pPr>
-        <w:numPr>
-          <w:ilvl w:val="0"/>
-          <w:numId w:val="2"/>
-        </w:numPr>
-      </w:pPr>
-      <w:r>
-        <w:t>operating-system upgrades;</w:t>
-      </w:r>
-    </w:p>
-    <w:p>
-      <w:pPr>
-        <w:numPr>
-          <w:ilvl w:val="0"/>
-          <w:numId w:val="2"/>
-        </w:numPr>
-      </w:pPr>
-      <w:r>
-        <w:t>infrastructure refreshes;</w:t>
-      </w:r>
-    </w:p>
-    <w:p>
-      <w:pPr>
-        <w:numPr>
-          <w:ilvl w:val="0"/>
-          <w:numId w:val="2"/>
-        </w:numPr>
-      </w:pPr>
-      <w:r>
-        <w:t>lifecycle replacement activities.</w:t>
-      </w:r>
-    </w:p>
-    <w:p>
-      <w:r>
-        <w:t>The objective is not to avoid operating-system upgrades indefinitely, but to provide sufficient lifecycle stability for upgrades to be planned and tested rather than driven by short platform-support windows.</w:t>
-      </w:r>
-    </w:p>
-    <w:p>
-      <w:r>
-        <w:pict w14:anchorId="6C2343EB">
-          <v:rect id="_x0000_i1130" style="width:0;height:1.5pt" o:hralign="center" o:hrstd="t" o:hr="t" fillcolor="#a0a0a0" stroked="f"/>
-        </w:pict>
-      </w:r>
-    </w:p>
-    <w:p>
-      <w:pPr>
-        <w:rPr>
-          <w:b/>
-          <w:bCs/>
-        </w:rPr>
-      </w:pPr>
-      <w:r>
-        <w:rPr>
-          <w:b/>
-          <w:bCs/>
-        </w:rPr>
-        <w:t>3. RHEL 10 Selection</w:t>
-      </w:r>
-    </w:p>
-    <w:p>
-      <w:r>
-        <w:t>RHEL 10 is selected as the Northwind v1 major-version baseline.</w:t>
-      </w:r>
-    </w:p>
-    <w:p>
-      <w:r>
-        <w:t>At the time of this design, RHEL 10 is an actively maintained current major release. Red Hat released RHEL 10.0 in May 2025, followed by subsequent RHEL 10 minor releases.</w:t>
-      </w:r>
-    </w:p>
-    <w:p>
-      <w:r>
-        <w:t>Selecting RHEL 10 provides Northwind with a modern platform at an early stage of its lifecycle rather than beginning the new infrastructure deployment on a major release already several years into its lifecycle.</w:t>
-      </w:r>
-    </w:p>
-    <w:p>
-      <w:r>
-        <w:t>This maximises the usable lifecycle of the initial Northwind server estate before a future major-version migration becomes necessary.</w:t>
-      </w:r>
-    </w:p>
-    <w:p>
-      <w:r>
-        <w:pict w14:anchorId="1FF18E47">
-          <v:rect id="_x0000_i1131" style="width:0;height:1.5pt" o:hralign="center" o:hrstd="t" o:hr="t" fillcolor="#a0a0a0" stroked="f"/>
-        </w:pict>
-      </w:r>
-    </w:p>
-    <w:p>
-      <w:pPr>
-        <w:rPr>
-          <w:b/>
-          <w:bCs/>
-        </w:rPr>
-      </w:pPr>
-      <w:r>
-        <w:rPr>
-          <w:b/>
-          <w:bCs/>
-        </w:rPr>
-        <w:t>4. Security Rationale</w:t>
-      </w:r>
-    </w:p>
-    <w:p>
-      <w:r>
-        <w:t>RHEL 10 provides security mechanisms suitable for Northwind's server baseline, including:</w:t>
-      </w:r>
-    </w:p>
-    <w:p>
-      <w:pPr>
-        <w:numPr>
-          <w:ilvl w:val="0"/>
-          <w:numId w:val="3"/>
-        </w:numPr>
-      </w:pPr>
-      <w:proofErr w:type="spellStart"/>
-      <w:r>
-        <w:t>SELinux</w:t>
-      </w:r>
-      <w:proofErr w:type="spellEnd"/>
-      <w:r>
-        <w:t xml:space="preserve"> mandatory access control;</w:t>
-      </w:r>
-    </w:p>
-    <w:p>
-      <w:pPr>
-        <w:numPr>
-          <w:ilvl w:val="0"/>
-          <w:numId w:val="3"/>
-        </w:numPr>
-      </w:pPr>
-      <w:r>
-        <w:t>system-wide cryptographic policies;</w:t>
-      </w:r>
-    </w:p>
-    <w:p>
-      <w:pPr>
-        <w:numPr>
-          <w:ilvl w:val="0"/>
-          <w:numId w:val="3"/>
-        </w:numPr>
-      </w:pPr>
-      <w:r>
-        <w:t>modern SSH implementation;</w:t>
-      </w:r>
-    </w:p>
-    <w:p>
-      <w:pPr>
-        <w:numPr>
-          <w:ilvl w:val="0"/>
-          <w:numId w:val="3"/>
-        </w:numPr>
-      </w:pPr>
-      <w:r>
-        <w:t>host firewall capabilities;</w:t>
-      </w:r>
-    </w:p>
-    <w:p>
-      <w:pPr>
-        <w:numPr>
-          <w:ilvl w:val="0"/>
-          <w:numId w:val="3"/>
-        </w:numPr>
-      </w:pPr>
-      <w:r>
-        <w:t>security updates and advisories;</w:t>
-      </w:r>
-    </w:p>
-    <w:p>
-      <w:pPr>
-        <w:numPr>
-          <w:ilvl w:val="0"/>
-          <w:numId w:val="3"/>
-        </w:numPr>
-      </w:pPr>
-      <w:r>
-        <w:t>kernel security mechanisms;</w:t>
-      </w:r>
-    </w:p>
-    <w:p>
-      <w:pPr>
-        <w:numPr>
-          <w:ilvl w:val="0"/>
-          <w:numId w:val="3"/>
-        </w:numPr>
-      </w:pPr>
-      <w:r>
-        <w:t>authentication and privilege-management controls;</w:t>
-      </w:r>
-    </w:p>
-    <w:p>
-      <w:pPr>
-        <w:numPr>
-          <w:ilvl w:val="0"/>
-          <w:numId w:val="3"/>
-        </w:numPr>
-      </w:pPr>
-      <w:r>
-        <w:t>security hardening and compliance capabilities.</w:t>
-      </w:r>
-    </w:p>
-    <w:p>
-      <w:r>
-        <w:lastRenderedPageBreak/>
-        <w:t>RHEL's system-wide cryptographic policies can centrally influence cryptographic behaviour used by technologies including TLS, SSH, IPsec, DNSSEC and Kerberos. Applications using the system-provided configuration reject algorithms and protocols that do not satisfy the selected policy.</w:t>
-      </w:r>
-    </w:p>
-    <w:p>
-      <w:r>
-        <w:t>These capabilities support Northwind requirements around host security enforcement, secure administration, operational consistency and maintainability.</w:t>
-      </w:r>
-    </w:p>
-    <w:p>
-      <w:r>
-        <w:t xml:space="preserve">However, selection of RHEL 10 </w:t>
-      </w:r>
-      <w:r>
-        <w:rPr>
-          <w:b/>
-          <w:bCs/>
-        </w:rPr>
-        <w:t>does not itself make a Northwind server secure</w:t>
-      </w:r>
-      <w:r>
-        <w:t>.</w:t>
-      </w:r>
-    </w:p>
-    <w:p>
-      <w:r>
-        <w:t>Security remains dependent upon appropriate configuration and operational processes, including:</w:t>
-      </w:r>
-    </w:p>
-    <w:p>
-      <w:pPr>
-        <w:numPr>
-          <w:ilvl w:val="0"/>
-          <w:numId w:val="4"/>
-        </w:numPr>
-      </w:pPr>
-      <w:proofErr w:type="spellStart"/>
-      <w:r>
-        <w:t>SELinux</w:t>
-      </w:r>
-      <w:proofErr w:type="spellEnd"/>
-      <w:r>
-        <w:t xml:space="preserve"> configuration;</w:t>
-      </w:r>
-    </w:p>
-    <w:p>
-      <w:pPr>
-        <w:numPr>
-          <w:ilvl w:val="0"/>
-          <w:numId w:val="4"/>
-        </w:numPr>
-      </w:pPr>
-      <w:r>
-        <w:t>firewall policy;</w:t>
-      </w:r>
-    </w:p>
-    <w:p>
-      <w:pPr>
-        <w:numPr>
-          <w:ilvl w:val="0"/>
-          <w:numId w:val="4"/>
-        </w:numPr>
-      </w:pPr>
-      <w:r>
-        <w:t>SSH hardening;</w:t>
-      </w:r>
-    </w:p>
-    <w:p>
-      <w:pPr>
-        <w:numPr>
-          <w:ilvl w:val="0"/>
-          <w:numId w:val="4"/>
-        </w:numPr>
-      </w:pPr>
-      <w:r>
-        <w:t>least-privilege administration;</w:t>
-      </w:r>
-    </w:p>
-    <w:p>
-      <w:pPr>
-        <w:numPr>
-          <w:ilvl w:val="0"/>
-          <w:numId w:val="4"/>
-        </w:numPr>
-      </w:pPr>
-      <w:r>
-        <w:t>timely patching;</w:t>
-      </w:r>
-    </w:p>
-    <w:p>
-      <w:pPr>
-        <w:numPr>
-          <w:ilvl w:val="0"/>
-          <w:numId w:val="4"/>
-        </w:numPr>
-      </w:pPr>
-      <w:r>
-        <w:t>package management;</w:t>
-      </w:r>
-    </w:p>
-    <w:p>
-      <w:pPr>
-        <w:numPr>
-          <w:ilvl w:val="0"/>
-          <w:numId w:val="4"/>
-        </w:numPr>
-      </w:pPr>
-      <w:r>
-        <w:t>secure authentication;</w:t>
-      </w:r>
-    </w:p>
-    <w:p>
-      <w:pPr>
-        <w:numPr>
-          <w:ilvl w:val="0"/>
-          <w:numId w:val="4"/>
-        </w:numPr>
-      </w:pPr>
-      <w:r>
-        <w:t>logging and monitoring;</w:t>
-      </w:r>
-    </w:p>
-    <w:p>
-      <w:pPr>
-        <w:numPr>
-          <w:ilvl w:val="0"/>
-          <w:numId w:val="4"/>
-        </w:numPr>
-      </w:pPr>
-      <w:r>
-        <w:t>configuration standards;</w:t>
-      </w:r>
-    </w:p>
-    <w:p>
-      <w:pPr>
-        <w:numPr>
-          <w:ilvl w:val="0"/>
-          <w:numId w:val="4"/>
-        </w:numPr>
-      </w:pPr>
-      <w:r>
-        <w:t>vulnerability response.</w:t>
-      </w:r>
-    </w:p>
-    <w:p>
-      <w:r>
-        <w:t>RHEL provides the security mechanisms and supported platform; Northwind remains responsible for implementing and operating those mechanisms appropriately.</w:t>
-      </w:r>
-    </w:p>
-    <w:p>
-      <w:r>
-        <w:pict w14:anchorId="10EBEFAB">
-          <v:rect id="_x0000_i1132" style="width:0;height:1.5pt" o:hralign="center" o:hrstd="t" o:hr="t" fillcolor="#a0a0a0" stroked="f"/>
-        </w:pict>
-      </w:r>
-    </w:p>
-    <w:p>
-      <w:pPr>
-        <w:rPr>
-          <w:b/>
-          <w:bCs/>
-        </w:rPr>
-      </w:pPr>
-      <w:r>
-        <w:rPr>
-          <w:b/>
-          <w:bCs/>
-        </w:rPr>
-        <w:t>5. Standardisation Principle</w:t>
-      </w:r>
-    </w:p>
-    <w:p>
-      <w:r>
-        <w:t>Northwind will avoid unnecessary Linux distribution diversity.</w:t>
-      </w:r>
-    </w:p>
-    <w:p>
-      <w:r>
-        <w:t>The following principle will therefore apply:</w:t>
-      </w:r>
-    </w:p>
-    <w:p>
-      <w:r>
-        <w:rPr>
-          <w:b/>
-          <w:bCs/>
-        </w:rPr>
-        <w:t>RHEL 10 is the default Linux server platform. Alternative Linux distributions require a documented business, technical, compatibility or vendor-support justification.</w:t>
-      </w:r>
-    </w:p>
-    <w:p>
-      <w:r>
-        <w:t>This supports infrastructure standardisation by reducing unnecessary differences in:</w:t>
-      </w:r>
-    </w:p>
-    <w:p>
-      <w:pPr>
-        <w:numPr>
-          <w:ilvl w:val="0"/>
-          <w:numId w:val="5"/>
-        </w:numPr>
-      </w:pPr>
-      <w:r>
-        <w:t>package management;</w:t>
-      </w:r>
-    </w:p>
-    <w:p>
-      <w:pPr>
-        <w:numPr>
-          <w:ilvl w:val="0"/>
-          <w:numId w:val="5"/>
-        </w:numPr>
-      </w:pPr>
-      <w:r>
-        <w:t>patching;</w:t>
-      </w:r>
-    </w:p>
-    <w:p>
-      <w:pPr>
-        <w:numPr>
-          <w:ilvl w:val="0"/>
-          <w:numId w:val="5"/>
-        </w:numPr>
-      </w:pPr>
-      <w:r>
-        <w:t>configuration;</w:t>
-      </w:r>
-    </w:p>
-    <w:p>
-      <w:pPr>
-        <w:numPr>
-          <w:ilvl w:val="0"/>
-          <w:numId w:val="5"/>
-        </w:numPr>
-      </w:pPr>
-      <w:r>
-        <w:t>filesystem conventions;</w:t>
-      </w:r>
-    </w:p>
-    <w:p>
-      <w:pPr>
-        <w:numPr>
-          <w:ilvl w:val="0"/>
-          <w:numId w:val="5"/>
-        </w:numPr>
-      </w:pPr>
-      <w:r>
-        <w:t>security tooling;</w:t>
-      </w:r>
-    </w:p>
-    <w:p>
-      <w:pPr>
-        <w:numPr>
-          <w:ilvl w:val="0"/>
-          <w:numId w:val="5"/>
-        </w:numPr>
-      </w:pPr>
-      <w:r>
-        <w:t>troubleshooting;</w:t>
-      </w:r>
-    </w:p>
-    <w:p>
-      <w:pPr>
-        <w:numPr>
-          <w:ilvl w:val="0"/>
-          <w:numId w:val="5"/>
-        </w:numPr>
-      </w:pPr>
-      <w:r>
-        <w:lastRenderedPageBreak/>
-        <w:t>documentation;</w:t>
-      </w:r>
-    </w:p>
-    <w:p>
-      <w:pPr>
-        <w:numPr>
-          <w:ilvl w:val="0"/>
-          <w:numId w:val="5"/>
-        </w:numPr>
-      </w:pPr>
-      <w:r>
-        <w:t>administrator training;</w:t>
-      </w:r>
-    </w:p>
-    <w:p>
-      <w:pPr>
-        <w:numPr>
-          <w:ilvl w:val="0"/>
-          <w:numId w:val="5"/>
-        </w:numPr>
-      </w:pPr>
-      <w:r>
-        <w:t>build procedures;</w:t>
-      </w:r>
-    </w:p>
-    <w:p>
-      <w:pPr>
-        <w:numPr>
-          <w:ilvl w:val="0"/>
-          <w:numId w:val="5"/>
-        </w:numPr>
-      </w:pPr>
-      <w:r>
-        <w:t>operational support.</w:t>
-      </w:r>
-    </w:p>
-    <w:p>
-      <w:r>
-        <w:t>A homogeneous server baseline should allow Northwind to develop reusable build procedures, troubleshooting knowledge and operating procedures.</w:t>
-      </w:r>
-    </w:p>
-    <w:p>
-      <w:r>
-        <w:pict w14:anchorId="46563D9A">
-          <v:rect id="_x0000_i1133" style="width:0;height:1.5pt" o:hralign="center" o:hrstd="t" o:hr="t" fillcolor="#a0a0a0" stroked="f"/>
-        </w:pict>
-      </w:r>
-    </w:p>
-    <w:p>
-      <w:pPr>
-        <w:rPr>
-          <w:b/>
-          <w:bCs/>
-        </w:rPr>
-      </w:pPr>
-      <w:r>
-        <w:rPr>
-          <w:b/>
-          <w:bCs/>
-        </w:rPr>
-        <w:t>6. Version Governance</w:t>
-      </w:r>
-    </w:p>
-    <w:p>
-      <w:r>
-        <w:t xml:space="preserve">Northwind will standardise on the </w:t>
-      </w:r>
-      <w:r>
-        <w:rPr>
-          <w:b/>
-          <w:bCs/>
-        </w:rPr>
-        <w:t>RHEL 10 major release</w:t>
-      </w:r>
-      <w:r>
-        <w:t>, rather than permanently fixing the infrastructure to a specific RHEL 10 minor release.</w:t>
-      </w:r>
-    </w:p>
-    <w:p>
-      <w:r>
-        <w:t>This distinction is important.</w:t>
-      </w:r>
-    </w:p>
-    <w:p>
-      <w:r>
-        <w:t>The baseline should therefore be expressed as:</w:t>
-      </w:r>
-    </w:p>
-    <w:p>
-      <w:r>
-        <w:t>Approved platform:</w:t>
-      </w:r>
-    </w:p>
-    <w:p>
-      <w:r>
-        <w:t>Red Hat Enterprise Linux 10</w:t>
-      </w:r>
-    </w:p>
-    <w:p/>
-    <w:p>
-      <w:r>
-        <w:t>Approved minor release:</w:t>
-      </w:r>
-    </w:p>
-    <w:p>
-      <w:r>
-        <w:t>Defined by current Northwind Server Build Standard</w:t>
-      </w:r>
-    </w:p>
-    <w:p>
-      <w:r>
-        <w:t>Minor-release updates within RHEL 10 will be managed through the established software-update and change-management processes.</w:t>
-      </w:r>
-    </w:p>
-    <w:p>
-      <w:r>
-        <w:t>Administrators should not independently select different RHEL minor releases without operational justification.</w:t>
-      </w:r>
-    </w:p>
-    <w:p>
-      <w:r>
-        <w:t>Migration from RHEL 10 to a future major release such as RHEL 11 will require explicit lifecycle planning.</w:t>
-      </w:r>
-    </w:p>
-    <w:p>
-      <w:r>
-        <w:t>Such a migration should include:</w:t>
-      </w:r>
-    </w:p>
-    <w:p>
-      <w:pPr>
-        <w:numPr>
-          <w:ilvl w:val="0"/>
-          <w:numId w:val="6"/>
-        </w:numPr>
-      </w:pPr>
-      <w:r>
-        <w:t>application compatibility assessment;</w:t>
-      </w:r>
-    </w:p>
-    <w:p>
-      <w:pPr>
-        <w:numPr>
-          <w:ilvl w:val="0"/>
-          <w:numId w:val="6"/>
-        </w:numPr>
-      </w:pPr>
-      <w:r>
-        <w:t>infrastructure compatibility assessment;</w:t>
-      </w:r>
-    </w:p>
-    <w:p>
-      <w:pPr>
-        <w:numPr>
-          <w:ilvl w:val="0"/>
-          <w:numId w:val="6"/>
-        </w:numPr>
-      </w:pPr>
-      <w:r>
-        <w:t>testing within the sandbox environment;</w:t>
-      </w:r>
-    </w:p>
-    <w:p>
-      <w:pPr>
-        <w:numPr>
-          <w:ilvl w:val="0"/>
-          <w:numId w:val="6"/>
-        </w:numPr>
-      </w:pPr>
-      <w:r>
-        <w:t>security assessment;</w:t>
-      </w:r>
-    </w:p>
-    <w:p>
-      <w:pPr>
-        <w:numPr>
-          <w:ilvl w:val="0"/>
-          <w:numId w:val="6"/>
-        </w:numPr>
-      </w:pPr>
-      <w:r>
-        <w:t>documentation updates;</w:t>
-      </w:r>
-    </w:p>
-    <w:p>
-      <w:pPr>
-        <w:numPr>
-          <w:ilvl w:val="0"/>
-          <w:numId w:val="6"/>
-        </w:numPr>
-      </w:pPr>
-      <w:r>
-        <w:t>operational readiness review;</w:t>
-      </w:r>
-    </w:p>
-    <w:p>
-      <w:pPr>
-        <w:numPr>
-          <w:ilvl w:val="0"/>
-          <w:numId w:val="6"/>
-        </w:numPr>
-      </w:pPr>
-      <w:r>
-        <w:t>approved change;</w:t>
-      </w:r>
-    </w:p>
-    <w:p>
-      <w:pPr>
-        <w:numPr>
-          <w:ilvl w:val="0"/>
-          <w:numId w:val="6"/>
-        </w:numPr>
-      </w:pPr>
-      <w:r>
-        <w:t>phased migration where appropriate.</w:t>
-      </w:r>
-    </w:p>
-    <w:p>
-      <w:r>
-        <w:t>This prevents uncontrolled operating-system variation while allowing Northwind to remain appropriately patched and supported throughout the RHEL 10 lifecycle.</w:t>
-      </w:r>
-    </w:p>
-    <w:p>
-      <w:r>
-        <w:lastRenderedPageBreak/>
-        <w:pict w14:anchorId="7586058C">
-          <v:rect id="_x0000_i1134" style="width:0;height:1.5pt" o:hralign="center" o:hrstd="t" o:hr="t" fillcolor="#a0a0a0" stroked="f"/>
-        </w:pict>
-      </w:r>
-    </w:p>
-    <w:p>
-      <w:pPr>
-        <w:rPr>
-          <w:b/>
-          <w:bCs/>
-        </w:rPr>
-      </w:pPr>
-      <w:r>
-        <w:rPr>
-          <w:b/>
-          <w:bCs/>
-        </w:rPr>
-        <w:t>7. Server Build Standard</w:t>
-      </w:r>
-    </w:p>
-    <w:p>
-      <w:r>
-        <w:t>Selection of RHEL 10 establishes the operating-system platform but does not by itself establish a complete server baseline.</w:t>
-      </w:r>
-    </w:p>
-    <w:p>
-      <w:r>
-        <w:t xml:space="preserve">A subsequent </w:t>
-      </w:r>
-      <w:r>
-        <w:rPr>
-          <w:b/>
-          <w:bCs/>
-        </w:rPr>
-        <w:t>Northwind RHEL Server Build Standard</w:t>
-      </w:r>
-      <w:r>
-        <w:t xml:space="preserve"> should define the expected configuration of newly deployed Linux servers.</w:t>
-      </w:r>
-    </w:p>
-    <w:p>
-      <w:r>
-        <w:t>The standard should eventually cover areas including:</w:t>
-      </w:r>
-    </w:p>
-    <w:p>
-      <w:pPr>
-        <w:numPr>
-          <w:ilvl w:val="0"/>
-          <w:numId w:val="7"/>
-        </w:numPr>
-      </w:pPr>
-      <w:r>
-        <w:t>approved RHEL release;</w:t>
-      </w:r>
-    </w:p>
-    <w:p>
-      <w:pPr>
-        <w:numPr>
-          <w:ilvl w:val="0"/>
-          <w:numId w:val="7"/>
-        </w:numPr>
-      </w:pPr>
-      <w:r>
-        <w:t>installation profile;</w:t>
-      </w:r>
-    </w:p>
-    <w:p>
-      <w:pPr>
-        <w:numPr>
-          <w:ilvl w:val="0"/>
-          <w:numId w:val="7"/>
-        </w:numPr>
-      </w:pPr>
-      <w:r>
-        <w:t>package baseline;</w:t>
-      </w:r>
-    </w:p>
-    <w:p>
-      <w:pPr>
-        <w:numPr>
-          <w:ilvl w:val="0"/>
-          <w:numId w:val="7"/>
-        </w:numPr>
-      </w:pPr>
-      <w:r>
-        <w:t>hostname convention;</w:t>
-      </w:r>
-    </w:p>
-    <w:p>
-      <w:pPr>
-        <w:numPr>
-          <w:ilvl w:val="0"/>
-          <w:numId w:val="7"/>
-        </w:numPr>
-      </w:pPr>
-      <w:r>
-        <w:t>network configuration;</w:t>
-      </w:r>
-    </w:p>
-    <w:p>
-      <w:pPr>
-        <w:numPr>
-          <w:ilvl w:val="0"/>
-          <w:numId w:val="7"/>
-        </w:numPr>
-      </w:pPr>
-      <w:r>
-        <w:t>storage and LVM standards;</w:t>
-      </w:r>
-    </w:p>
-    <w:p>
-      <w:pPr>
-        <w:numPr>
-          <w:ilvl w:val="0"/>
-          <w:numId w:val="7"/>
-        </w:numPr>
-      </w:pPr>
-      <w:r>
-        <w:t>filesystem standards;</w:t>
-      </w:r>
-    </w:p>
-    <w:p>
-      <w:pPr>
-        <w:numPr>
-          <w:ilvl w:val="0"/>
-          <w:numId w:val="7"/>
-        </w:numPr>
-      </w:pPr>
-      <w:r>
-        <w:t>mount configuration;</w:t>
-      </w:r>
-    </w:p>
-    <w:p>
-      <w:pPr>
-        <w:numPr>
-          <w:ilvl w:val="0"/>
-          <w:numId w:val="7"/>
-        </w:numPr>
-      </w:pPr>
-      <w:r>
-        <w:t>repository configuration;</w:t>
-      </w:r>
-    </w:p>
-    <w:p>
-      <w:pPr>
-        <w:numPr>
-          <w:ilvl w:val="0"/>
-          <w:numId w:val="7"/>
-        </w:numPr>
-      </w:pPr>
-      <w:r>
-        <w:t>patch/update configuration;</w:t>
-      </w:r>
-    </w:p>
-    <w:p>
-      <w:pPr>
-        <w:numPr>
-          <w:ilvl w:val="0"/>
-          <w:numId w:val="7"/>
-        </w:numPr>
-      </w:pPr>
-      <w:proofErr w:type="spellStart"/>
-      <w:r>
-        <w:t>SELinux</w:t>
-      </w:r>
-      <w:proofErr w:type="spellEnd"/>
-      <w:r>
-        <w:t xml:space="preserve"> state;</w:t>
-      </w:r>
-    </w:p>
-    <w:p>
-      <w:pPr>
-        <w:numPr>
-          <w:ilvl w:val="0"/>
-          <w:numId w:val="7"/>
-        </w:numPr>
-      </w:pPr>
-      <w:proofErr w:type="spellStart"/>
-      <w:r>
-        <w:t>firewalld</w:t>
-      </w:r>
-      <w:proofErr w:type="spellEnd"/>
-      <w:r>
-        <w:t xml:space="preserve"> baseline;</w:t>
-      </w:r>
-    </w:p>
-    <w:p>
-      <w:pPr>
-        <w:numPr>
-          <w:ilvl w:val="0"/>
-          <w:numId w:val="7"/>
-        </w:numPr>
-      </w:pPr>
-      <w:r>
-        <w:t>SSH configuration;</w:t>
-      </w:r>
-    </w:p>
-    <w:p>
-      <w:pPr>
-        <w:numPr>
-          <w:ilvl w:val="0"/>
-          <w:numId w:val="7"/>
-        </w:numPr>
-      </w:pPr>
-      <w:r>
-        <w:t>administrative accounts/groups;</w:t>
-      </w:r>
-    </w:p>
-    <w:p>
-      <w:pPr>
-        <w:numPr>
-          <w:ilvl w:val="0"/>
-          <w:numId w:val="7"/>
-        </w:numPr>
-      </w:pPr>
-      <w:proofErr w:type="spellStart"/>
-      <w:r>
-        <w:t>sudo</w:t>
-      </w:r>
-      <w:proofErr w:type="spellEnd"/>
-      <w:r>
-        <w:t xml:space="preserve"> configuration;</w:t>
-      </w:r>
-    </w:p>
-    <w:p>
-      <w:pPr>
-        <w:numPr>
-          <w:ilvl w:val="0"/>
-          <w:numId w:val="7"/>
-        </w:numPr>
-      </w:pPr>
-      <w:r>
-        <w:t>time synchronisation;</w:t>
-      </w:r>
-    </w:p>
-    <w:p>
-      <w:pPr>
-        <w:numPr>
-          <w:ilvl w:val="0"/>
-          <w:numId w:val="7"/>
-        </w:numPr>
-      </w:pPr>
-      <w:r>
-        <w:t>logging configuration;</w:t>
-      </w:r>
-    </w:p>
-    <w:p>
-      <w:pPr>
-        <w:numPr>
-          <w:ilvl w:val="0"/>
-          <w:numId w:val="7"/>
-        </w:numPr>
-      </w:pPr>
-      <w:r>
-        <w:t>monitoring integration;</w:t>
-      </w:r>
-    </w:p>
-    <w:p>
-      <w:pPr>
-        <w:numPr>
-          <w:ilvl w:val="0"/>
-          <w:numId w:val="7"/>
-        </w:numPr>
-      </w:pPr>
-      <w:r>
-        <w:t>backup integration;</w:t>
-      </w:r>
-    </w:p>
-    <w:p>
-      <w:pPr>
-        <w:numPr>
-          <w:ilvl w:val="0"/>
-          <w:numId w:val="7"/>
-        </w:numPr>
-      </w:pPr>
-      <w:r>
-        <w:t>security configuration;</w:t>
-      </w:r>
-    </w:p>
-    <w:p>
-      <w:pPr>
-        <w:numPr>
-          <w:ilvl w:val="0"/>
-          <w:numId w:val="7"/>
-        </w:numPr>
-      </w:pPr>
-      <w:r>
-        <w:t>system documentation requirements.</w:t>
-      </w:r>
-    </w:p>
-    <w:p>
-      <w:r>
-        <w:t>The objective is that two administrators deploying equivalent Northwind servers should produce substantially consistent systems rather than making independent configuration decisions during every installation.</w:t>
-      </w:r>
-    </w:p>
-    <w:p>
-      <w:r>
-        <w:pict w14:anchorId="318FCC70">
-          <v:rect id="_x0000_i1135" style="width:0;height:1.5pt" o:hralign="center" o:hrstd="t" o:hr="t" fillcolor="#a0a0a0" stroked="f"/>
-        </w:pict>
-      </w:r>
-    </w:p>
-    <w:p>
-      <w:pPr>
-        <w:rPr>
-          <w:b/>
-          <w:bCs/>
-        </w:rPr>
-      </w:pPr>
-      <w:r>
-        <w:rPr>
-          <w:b/>
-          <w:bCs/>
-        </w:rPr>
-        <w:t>8. Alternative Distributions Considered</w:t>
-      </w:r>
-    </w:p>
-    <w:p>
-      <w:pPr>
-        <w:rPr>
-          <w:b/>
-          <w:bCs/>
-        </w:rPr>
-      </w:pPr>
-      <w:r>
-        <w:rPr>
-          <w:b/>
-          <w:bCs/>
-        </w:rPr>
-        <w:lastRenderedPageBreak/>
-        <w:t>SUSE Linux Enterprise Server</w:t>
-      </w:r>
-    </w:p>
-    <w:p>
-      <w:r>
-        <w:t>SUSE Linux Enterprise Server (SLES) is recognised as a viable enterprise Linux platform and may be appropriate where future applications or vendor-support requirements specifically favour or require the SUSE ecosystem.</w:t>
-      </w:r>
-    </w:p>
-    <w:p>
-      <w:r>
-        <w:t>However, Northwind currently has no business or technical requirement requiring SLES.</w:t>
-      </w:r>
-    </w:p>
-    <w:p>
-      <w:r>
-        <w:t>Introducing SLES during v1 would create an additional operating-system baseline and increase operational variation without providing a currently identified benefit.</w:t>
-      </w:r>
-    </w:p>
-    <w:p>
-      <w:r>
-        <w:t xml:space="preserve">SLES is therefore </w:t>
-      </w:r>
-      <w:r>
-        <w:rPr>
-          <w:b/>
-          <w:bCs/>
-        </w:rPr>
-        <w:t>not selected for the Northwind v1 standard server platform</w:t>
-      </w:r>
-      <w:r>
-        <w:t>.</w:t>
-      </w:r>
-    </w:p>
-    <w:p>
-      <w:r>
-        <w:t>It remains a valid future exception where a specific application, vendor certification, integration or other business requirement justifies its introduction.</w:t>
-      </w:r>
-    </w:p>
-    <w:p>
-      <w:r>
-        <w:t>Geographical expansion alone should not automatically trigger deployment of a different Linux distribution.</w:t>
-      </w:r>
-    </w:p>
-    <w:p>
-      <w:r>
-        <w:pict w14:anchorId="74A2B2D6">
-          <v:rect id="_x0000_i1136" style="width:0;height:1.5pt" o:hralign="center" o:hrstd="t" o:hr="t" fillcolor="#a0a0a0" stroked="f"/>
-        </w:pict>
-      </w:r>
-    </w:p>
-    <w:p>
-      <w:pPr>
-        <w:rPr>
-          <w:b/>
-          <w:bCs/>
-        </w:rPr>
-      </w:pPr>
-      <w:r>
-        <w:rPr>
-          <w:b/>
-          <w:bCs/>
-        </w:rPr>
-        <w:t>Ubuntu Server</w:t>
-      </w:r>
-    </w:p>
-    <w:p>
-      <w:r>
-        <w:t>Ubuntu Server is also recognised as a viable enterprise Linux platform with a large software ecosystem and commercial support options.</w:t>
-      </w:r>
-    </w:p>
-    <w:p>
-      <w:r>
-        <w:t>However, Ubuntu belongs to the Debian family and introduces different administration and package-management conventions from the selected RHEL baseline.</w:t>
-      </w:r>
-    </w:p>
-    <w:p>
-      <w:r>
-        <w:t>Introducing Ubuntu without a defined requirement would increase Northwind's operational variation in areas including:</w:t>
-      </w:r>
-    </w:p>
-    <w:p>
-      <w:pPr>
-        <w:numPr>
-          <w:ilvl w:val="0"/>
-          <w:numId w:val="8"/>
-        </w:numPr>
-      </w:pPr>
-      <w:r>
-        <w:t>package management;</w:t>
-      </w:r>
-    </w:p>
-    <w:p>
-      <w:pPr>
-        <w:numPr>
-          <w:ilvl w:val="0"/>
-          <w:numId w:val="8"/>
-        </w:numPr>
-      </w:pPr>
-      <w:r>
-        <w:t>repository management;</w:t>
-      </w:r>
-    </w:p>
-    <w:p>
-      <w:pPr>
-        <w:numPr>
-          <w:ilvl w:val="0"/>
-          <w:numId w:val="8"/>
-        </w:numPr>
-      </w:pPr>
-      <w:r>
-        <w:t>system configuration;</w:t>
-      </w:r>
-    </w:p>
-    <w:p>
-      <w:pPr>
-        <w:numPr>
-          <w:ilvl w:val="0"/>
-          <w:numId w:val="8"/>
-        </w:numPr>
-      </w:pPr>
-      <w:r>
-        <w:t>patch procedures;</w:t>
-      </w:r>
-    </w:p>
-    <w:p>
-      <w:pPr>
-        <w:numPr>
-          <w:ilvl w:val="0"/>
-          <w:numId w:val="8"/>
-        </w:numPr>
-      </w:pPr>
-      <w:r>
-        <w:t>troubleshooting;</w:t>
-      </w:r>
-    </w:p>
-    <w:p>
-      <w:pPr>
-        <w:numPr>
-          <w:ilvl w:val="0"/>
-          <w:numId w:val="8"/>
-        </w:numPr>
-      </w:pPr>
-      <w:r>
-        <w:t>documentation;</w:t>
-      </w:r>
-    </w:p>
-    <w:p>
-      <w:pPr>
-        <w:numPr>
-          <w:ilvl w:val="0"/>
-          <w:numId w:val="8"/>
-        </w:numPr>
-      </w:pPr>
-      <w:r>
-        <w:t>administrator knowledge requirements.</w:t>
-      </w:r>
-    </w:p>
-    <w:p>
-      <w:r>
-        <w:t xml:space="preserve">Ubuntu Server is therefore </w:t>
-      </w:r>
-      <w:r>
-        <w:rPr>
-          <w:b/>
-          <w:bCs/>
-        </w:rPr>
-        <w:t xml:space="preserve">not selected for the v1 </w:t>
-      </w:r>
-      <w:proofErr w:type="gramStart"/>
-      <w:r>
-        <w:rPr>
-          <w:b/>
-          <w:bCs/>
-        </w:rPr>
-        <w:t>baseline</w:t>
-      </w:r>
-      <w:r>
-        <w:t>, but</w:t>
-      </w:r>
-      <w:proofErr w:type="gramEnd"/>
-      <w:r>
-        <w:t xml:space="preserve"> remains available as a future exception where application compatibility, vendor support or another defined requirement justifies it.</w:t>
-      </w:r>
-    </w:p>
-    <w:p>
-      <w:r>
-        <w:pict w14:anchorId="20B3A6E4">
-          <v:rect id="_x0000_i1137" style="width:0;height:1.5pt" o:hralign="center" o:hrstd="t" o:hr="t" fillcolor="#a0a0a0" stroked="f"/>
-        </w:pict>
-      </w:r>
-    </w:p>
-    <w:p>
-      <w:pPr>
-        <w:rPr>
-          <w:b/>
-          <w:bCs/>
-        </w:rPr>
-      </w:pPr>
-      <w:r>
-        <w:rPr>
-          <w:b/>
-          <w:bCs/>
-        </w:rPr>
-        <w:t>RHEL-Compatible Alternatives</w:t>
-      </w:r>
-    </w:p>
-    <w:p>
-      <w:r>
-        <w:t>RHEL-compatible distributions may provide technically similar environments without the same commercial subscription model.</w:t>
-      </w:r>
-    </w:p>
-    <w:p>
-      <w:r>
-        <w:t>These could be considered if future commercial or licensing requirements make them advantageous.</w:t>
-      </w:r>
-    </w:p>
-    <w:p>
-      <w:r>
-        <w:lastRenderedPageBreak/>
-        <w:t>For the current design, Northwind prefers RHEL itself because the platform provides a clearly defined vendor lifecycle, security-maintenance model, documentation ecosystem and commercial support path.</w:t>
-      </w:r>
-    </w:p>
-    <w:p>
-      <w:r>
-        <w:t>Cost and subscription requirements should nevertheless be validated before production implementation.</w:t>
-      </w:r>
-    </w:p>
-    <w:p>
-      <w:r>
-        <w:pict w14:anchorId="27164914">
-          <v:rect id="_x0000_i1138" style="width:0;height:1.5pt" o:hralign="center" o:hrstd="t" o:hr="t" fillcolor="#a0a0a0" stroked="f"/>
-        </w:pict>
-      </w:r>
-    </w:p>
-    <w:p>
-      <w:pPr>
-        <w:rPr>
-          <w:b/>
-          <w:bCs/>
-        </w:rPr>
-      </w:pPr>
-      <w:r>
-        <w:rPr>
-          <w:b/>
-          <w:bCs/>
-        </w:rPr>
-        <w:t>9. Distribution Exception Process</w:t>
-      </w:r>
-    </w:p>
-    <w:p>
-      <w:r>
-        <w:t xml:space="preserve">The RHEL 10 standard is not intended to prevent Northwind from adopting another Linux distribution </w:t>
-      </w:r>
-      <w:proofErr w:type="gramStart"/>
-      <w:r>
-        <w:t>where</w:t>
-      </w:r>
-      <w:proofErr w:type="gramEnd"/>
-      <w:r>
-        <w:t xml:space="preserve"> doing so provides genuine business value.</w:t>
-      </w:r>
-    </w:p>
-    <w:p>
-      <w:r>
-        <w:t>For example, a future vendor may state that a required business application is supported only on a particular Linux distribution.</w:t>
-      </w:r>
-    </w:p>
-    <w:p>
-      <w:r>
-        <w:t>In such circumstances, the appropriate response is not to reject the application automatically or deploy the alternative distribution informally.</w:t>
-      </w:r>
-    </w:p>
-    <w:p>
-      <w:r>
-        <w:t>Instead, the deviation should be documented.</w:t>
-      </w:r>
-    </w:p>
-    <w:p>
-      <w:r>
-        <w:t>The assessment should consider:</w:t>
-      </w:r>
-    </w:p>
-    <w:p>
-      <w:pPr>
-        <w:numPr>
-          <w:ilvl w:val="0"/>
-          <w:numId w:val="9"/>
-        </w:numPr>
-      </w:pPr>
-      <w:r>
-        <w:t>business justification;</w:t>
-      </w:r>
-    </w:p>
-    <w:p>
-      <w:pPr>
-        <w:numPr>
-          <w:ilvl w:val="0"/>
-          <w:numId w:val="9"/>
-        </w:numPr>
-      </w:pPr>
-      <w:r>
-        <w:t>vendor support requirements;</w:t>
-      </w:r>
-    </w:p>
-    <w:p>
-      <w:pPr>
-        <w:numPr>
-          <w:ilvl w:val="0"/>
-          <w:numId w:val="9"/>
-        </w:numPr>
-      </w:pPr>
-      <w:r>
-        <w:t>application compatibility;</w:t>
-      </w:r>
-    </w:p>
-    <w:p>
-      <w:pPr>
-        <w:numPr>
-          <w:ilvl w:val="0"/>
-          <w:numId w:val="9"/>
-        </w:numPr>
-      </w:pPr>
-      <w:r>
-        <w:t>security implications;</w:t>
-      </w:r>
-    </w:p>
-    <w:p>
-      <w:pPr>
-        <w:numPr>
-          <w:ilvl w:val="0"/>
-          <w:numId w:val="9"/>
-        </w:numPr>
-      </w:pPr>
-      <w:r>
-        <w:t>patch-management requirements;</w:t>
-      </w:r>
-    </w:p>
-    <w:p>
-      <w:pPr>
-        <w:numPr>
-          <w:ilvl w:val="0"/>
-          <w:numId w:val="9"/>
-        </w:numPr>
-      </w:pPr>
-      <w:r>
-        <w:t>backup compatibility;</w:t>
-      </w:r>
-    </w:p>
-    <w:p>
-      <w:pPr>
-        <w:numPr>
-          <w:ilvl w:val="0"/>
-          <w:numId w:val="9"/>
-        </w:numPr>
-      </w:pPr>
-      <w:r>
-        <w:t>monitoring compatibility;</w:t>
-      </w:r>
-    </w:p>
-    <w:p>
-      <w:pPr>
-        <w:numPr>
-          <w:ilvl w:val="0"/>
-          <w:numId w:val="9"/>
-        </w:numPr>
-      </w:pPr>
-      <w:r>
-        <w:t>administrator skills;</w:t>
-      </w:r>
-    </w:p>
-    <w:p>
-      <w:pPr>
-        <w:numPr>
-          <w:ilvl w:val="0"/>
-          <w:numId w:val="9"/>
-        </w:numPr>
-      </w:pPr>
-      <w:r>
-        <w:t>operational documentation;</w:t>
-      </w:r>
-    </w:p>
-    <w:p>
-      <w:pPr>
-        <w:numPr>
-          <w:ilvl w:val="0"/>
-          <w:numId w:val="9"/>
-        </w:numPr>
-      </w:pPr>
-      <w:r>
-        <w:t>lifecycle/support period;</w:t>
-      </w:r>
-    </w:p>
-    <w:p>
-      <w:pPr>
-        <w:numPr>
-          <w:ilvl w:val="0"/>
-          <w:numId w:val="9"/>
-        </w:numPr>
-      </w:pPr>
-      <w:r>
-        <w:t>additional management overhead.</w:t>
-      </w:r>
-    </w:p>
-    <w:p>
-      <w:r>
-        <w:t>If approved, the alternative distribution becomes a documented exception to the Northwind Linux standard.</w:t>
-      </w:r>
-    </w:p>
-    <w:p>
-      <w:r>
-        <w:pict w14:anchorId="1CFE4C59">
-          <v:rect id="_x0000_i1139" style="width:0;height:1.5pt" o:hralign="center" o:hrstd="t" o:hr="t" fillcolor="#a0a0a0" stroked="f"/>
-        </w:pict>
-      </w:r>
-    </w:p>
-    <w:p>
-      <w:pPr>
-        <w:rPr>
-          <w:b/>
-          <w:bCs/>
-        </w:rPr>
-      </w:pPr>
-      <w:r>
-        <w:rPr>
-          <w:b/>
-          <w:bCs/>
-        </w:rPr>
-        <w:t>10. Project and Skills Alignment</w:t>
-      </w:r>
-    </w:p>
-    <w:p>
-      <w:r>
-        <w:t>RHEL 10 provides an additional benefit to the Redstone implementation project because it directly aligns the practical Northwind environment with the RHEL administration skills being developed through the project.</w:t>
-      </w:r>
-    </w:p>
-    <w:p>
-      <w:r>
-        <w:t>The Northwind implementation will provide practical experience with areas including:</w:t>
-      </w:r>
-    </w:p>
-    <w:p>
-      <w:pPr>
-        <w:numPr>
-          <w:ilvl w:val="0"/>
-          <w:numId w:val="10"/>
-        </w:numPr>
-      </w:pPr>
-      <w:r>
-        <w:t>installation and server provisioning;</w:t>
-      </w:r>
-    </w:p>
-    <w:p>
-      <w:pPr>
-        <w:numPr>
-          <w:ilvl w:val="0"/>
-          <w:numId w:val="10"/>
-        </w:numPr>
-      </w:pPr>
-      <w:r>
-        <w:lastRenderedPageBreak/>
-        <w:t>RPM/DNF package management;</w:t>
-      </w:r>
-    </w:p>
-    <w:p>
-      <w:pPr>
-        <w:numPr>
-          <w:ilvl w:val="0"/>
-          <w:numId w:val="10"/>
-        </w:numPr>
-      </w:pPr>
-      <w:r>
-        <w:t>repository management;</w:t>
-      </w:r>
-    </w:p>
-    <w:p>
-      <w:pPr>
-        <w:numPr>
-          <w:ilvl w:val="0"/>
-          <w:numId w:val="10"/>
-        </w:numPr>
-      </w:pPr>
-      <w:proofErr w:type="spellStart"/>
-      <w:r>
-        <w:t>systemd</w:t>
-      </w:r>
-      <w:proofErr w:type="spellEnd"/>
-      <w:r>
-        <w:t>;</w:t>
-      </w:r>
-    </w:p>
-    <w:p>
-      <w:pPr>
-        <w:numPr>
-          <w:ilvl w:val="0"/>
-          <w:numId w:val="10"/>
-        </w:numPr>
-      </w:pPr>
-      <w:proofErr w:type="spellStart"/>
-      <w:r>
-        <w:t>SELinux</w:t>
-      </w:r>
-      <w:proofErr w:type="spellEnd"/>
-      <w:r>
-        <w:t>;</w:t>
-      </w:r>
-    </w:p>
-    <w:p>
-      <w:pPr>
-        <w:numPr>
-          <w:ilvl w:val="0"/>
-          <w:numId w:val="10"/>
-        </w:numPr>
-      </w:pPr>
-      <w:proofErr w:type="spellStart"/>
-      <w:r>
-        <w:t>firewalld</w:t>
-      </w:r>
-      <w:proofErr w:type="spellEnd"/>
-      <w:r>
-        <w:t>;</w:t>
-      </w:r>
-    </w:p>
-    <w:p>
-      <w:pPr>
-        <w:numPr>
-          <w:ilvl w:val="0"/>
-          <w:numId w:val="10"/>
-        </w:numPr>
-      </w:pPr>
-      <w:r>
-        <w:t>SSH;</w:t>
-      </w:r>
-    </w:p>
-    <w:p>
-      <w:pPr>
-        <w:numPr>
-          <w:ilvl w:val="0"/>
-          <w:numId w:val="10"/>
-        </w:numPr>
-      </w:pPr>
-      <w:r>
-        <w:t>users and groups;</w:t>
-      </w:r>
-    </w:p>
-    <w:p>
-      <w:pPr>
-        <w:numPr>
-          <w:ilvl w:val="0"/>
-          <w:numId w:val="10"/>
-        </w:numPr>
-      </w:pPr>
-      <w:proofErr w:type="spellStart"/>
-      <w:r>
-        <w:t>sudo</w:t>
-      </w:r>
-      <w:proofErr w:type="spellEnd"/>
-      <w:r>
-        <w:t>;</w:t>
-      </w:r>
-    </w:p>
-    <w:p>
-      <w:pPr>
-        <w:numPr>
-          <w:ilvl w:val="0"/>
-          <w:numId w:val="10"/>
-        </w:numPr>
-      </w:pPr>
-      <w:r>
-        <w:t>permissions and ACLs;</w:t>
-      </w:r>
-    </w:p>
-    <w:p>
-      <w:pPr>
-        <w:numPr>
-          <w:ilvl w:val="0"/>
-          <w:numId w:val="10"/>
-        </w:numPr>
-      </w:pPr>
-      <w:r>
-        <w:t>LVM;</w:t>
-      </w:r>
-    </w:p>
-    <w:p>
-      <w:pPr>
-        <w:numPr>
-          <w:ilvl w:val="0"/>
-          <w:numId w:val="10"/>
-        </w:numPr>
-      </w:pPr>
-      <w:r>
-        <w:t>XFS;</w:t>
-      </w:r>
-    </w:p>
-    <w:p>
-      <w:pPr>
-        <w:numPr>
-          <w:ilvl w:val="0"/>
-          <w:numId w:val="10"/>
-        </w:numPr>
-      </w:pPr>
-      <w:r>
-        <w:t>persistent mounts;</w:t>
-      </w:r>
-    </w:p>
-    <w:p>
-      <w:pPr>
-        <w:numPr>
-          <w:ilvl w:val="0"/>
-          <w:numId w:val="10"/>
-        </w:numPr>
-      </w:pPr>
-      <w:r>
-        <w:t>networking;</w:t>
-      </w:r>
-    </w:p>
-    <w:p>
-      <w:pPr>
-        <w:numPr>
-          <w:ilvl w:val="0"/>
-          <w:numId w:val="10"/>
-        </w:numPr>
-      </w:pPr>
-      <w:r>
-        <w:t xml:space="preserve">logging and </w:t>
-      </w:r>
-      <w:proofErr w:type="spellStart"/>
-      <w:r>
-        <w:t>journalctl</w:t>
-      </w:r>
-      <w:proofErr w:type="spellEnd"/>
-      <w:r>
-        <w:t>;</w:t>
-      </w:r>
-    </w:p>
-    <w:p>
-      <w:pPr>
-        <w:numPr>
-          <w:ilvl w:val="0"/>
-          <w:numId w:val="10"/>
-        </w:numPr>
-      </w:pPr>
-      <w:r>
-        <w:t>process management;</w:t>
-      </w:r>
-    </w:p>
-    <w:p>
-      <w:pPr>
-        <w:numPr>
-          <w:ilvl w:val="0"/>
-          <w:numId w:val="10"/>
-        </w:numPr>
-      </w:pPr>
-      <w:r>
-        <w:t>scheduled operations;</w:t>
-      </w:r>
-    </w:p>
-    <w:p>
-      <w:pPr>
-        <w:numPr>
-          <w:ilvl w:val="0"/>
-          <w:numId w:val="10"/>
-        </w:numPr>
-      </w:pPr>
-      <w:r>
-        <w:t>troubleshooting.</w:t>
-      </w:r>
-    </w:p>
-    <w:p>
-      <w:r>
-        <w:t>This is a secondary project benefit rather than Northwind's business justification for selecting the platform.</w:t>
-      </w:r>
-    </w:p>
-    <w:p>
-      <w:r>
-        <w:t>The operating-system decision must remain defensible based upon Northwind's infrastructure requirements independently of the training objectives of the Redstone project.</w:t>
-      </w:r>
-    </w:p>
-    <w:p>
-      <w:r>
-        <w:pict w14:anchorId="62C3C221">
-          <v:rect id="_x0000_i1140" style="width:0;height:1.5pt" o:hralign="center" o:hrstd="t" o:hr="t" fillcolor="#a0a0a0" stroked="f"/>
-        </w:pict>
-      </w:r>
-    </w:p>
-    <w:p>
-      <w:pPr>
-        <w:rPr>
-          <w:b/>
-          <w:bCs/>
-        </w:rPr>
-      </w:pPr>
-      <w:r>
-        <w:rPr>
-          <w:b/>
-          <w:bCs/>
-        </w:rPr>
-        <w:t>11. Risks and Mitigations</w:t>
+        <w:t>1.1 Scope of Standardisation</w:t>
+      </w:r>
+    </w:p>
+    <w:p>
+      <w:r>
+        <w:t>The RHEL 10 baseline applies to the six planned Northwind v1 Linux server virtual machines:</w:t>
       </w:r>
     </w:p>
     <w:tbl>
@@ -2073,8 +120,3150 @@
         <w:tblLook w:val="04A0" w:firstRow="1" w:lastRow="0" w:firstColumn="1" w:lastColumn="0" w:noHBand="0" w:noVBand="1"/>
       </w:tblPr>
       <w:tblGrid>
-        <w:gridCol w:w="3420"/>
-        <w:gridCol w:w="5652"/>
+        <w:gridCol w:w="1127"/>
+        <w:gridCol w:w="1830"/>
+        <w:gridCol w:w="4773"/>
+      </w:tblGrid>
+      <w:tr>
+        <w:trPr>
+          <w:tblCellSpacing w:w="15" w:type="dxa"/>
+        </w:trPr>
+        <w:tc>
+          <w:tcPr>
+            <w:tcW w:w="0" w:type="auto"/>
+            <w:vAlign w:val="center"/>
+            <w:hideMark/>
+          </w:tcPr>
+          <w:p>
+            <w:pPr>
+              <w:rPr>
+                <w:b/>
+                <w:bCs/>
+              </w:rPr>
+            </w:pPr>
+            <w:r>
+              <w:rPr>
+                <w:b/>
+                <w:bCs/>
+              </w:rPr>
+              <w:t>Server</w:t>
+            </w:r>
+          </w:p>
+        </w:tc>
+        <w:tc>
+          <w:tcPr>
+            <w:tcW w:w="0" w:type="auto"/>
+            <w:vAlign w:val="center"/>
+            <w:hideMark/>
+          </w:tcPr>
+          <w:p>
+            <w:pPr>
+              <w:rPr>
+                <w:b/>
+                <w:bCs/>
+              </w:rPr>
+            </w:pPr>
+            <w:r>
+              <w:rPr>
+                <w:b/>
+                <w:bCs/>
+              </w:rPr>
+              <w:t>Operating system</w:t>
+            </w:r>
+          </w:p>
+        </w:tc>
+        <w:tc>
+          <w:tcPr>
+            <w:tcW w:w="0" w:type="auto"/>
+            <w:vAlign w:val="center"/>
+            <w:hideMark/>
+          </w:tcPr>
+          <w:p>
+            <w:pPr>
+              <w:rPr>
+                <w:b/>
+                <w:bCs/>
+              </w:rPr>
+            </w:pPr>
+            <w:r>
+              <w:rPr>
+                <w:b/>
+                <w:bCs/>
+              </w:rPr>
+              <w:t>Primary role</w:t>
+            </w:r>
+          </w:p>
+        </w:tc>
+      </w:tr>
+      <w:tr>
+        <w:trPr>
+          <w:tblCellSpacing w:w="15" w:type="dxa"/>
+        </w:trPr>
+        <w:tc>
+          <w:tcPr>
+            <w:tcW w:w="0" w:type="auto"/>
+            <w:vAlign w:val="center"/>
+            <w:hideMark/>
+          </w:tcPr>
+          <w:p>
+            <w:r>
+              <w:t>FW01</w:t>
+            </w:r>
+          </w:p>
+        </w:tc>
+        <w:tc>
+          <w:tcPr>
+            <w:tcW w:w="0" w:type="auto"/>
+            <w:vAlign w:val="center"/>
+            <w:hideMark/>
+          </w:tcPr>
+          <w:p>
+            <w:r>
+              <w:t>RHEL 10</w:t>
+            </w:r>
+          </w:p>
+        </w:tc>
+        <w:tc>
+          <w:tcPr>
+            <w:tcW w:w="0" w:type="auto"/>
+            <w:vAlign w:val="center"/>
+            <w:hideMark/>
+          </w:tcPr>
+          <w:p>
+            <w:r>
+              <w:t>Routing, firewall and network security boundary</w:t>
+            </w:r>
+          </w:p>
+        </w:tc>
+      </w:tr>
+      <w:tr>
+        <w:trPr>
+          <w:tblCellSpacing w:w="15" w:type="dxa"/>
+        </w:trPr>
+        <w:tc>
+          <w:tcPr>
+            <w:tcW w:w="0" w:type="auto"/>
+            <w:vAlign w:val="center"/>
+            <w:hideMark/>
+          </w:tcPr>
+          <w:p>
+            <w:r>
+              <w:t>JUMP01</w:t>
+            </w:r>
+          </w:p>
+        </w:tc>
+        <w:tc>
+          <w:tcPr>
+            <w:tcW w:w="0" w:type="auto"/>
+            <w:vAlign w:val="center"/>
+            <w:hideMark/>
+          </w:tcPr>
+          <w:p>
+            <w:r>
+              <w:t>RHEL 10</w:t>
+            </w:r>
+          </w:p>
+        </w:tc>
+        <w:tc>
+          <w:tcPr>
+            <w:tcW w:w="0" w:type="auto"/>
+            <w:vAlign w:val="center"/>
+            <w:hideMark/>
+          </w:tcPr>
+          <w:p>
+            <w:r>
+              <w:t>Controlled administrative access</w:t>
+            </w:r>
+          </w:p>
+        </w:tc>
+      </w:tr>
+      <w:tr>
+        <w:trPr>
+          <w:tblCellSpacing w:w="15" w:type="dxa"/>
+        </w:trPr>
+        <w:tc>
+          <w:tcPr>
+            <w:tcW w:w="0" w:type="auto"/>
+            <w:vAlign w:val="center"/>
+            <w:hideMark/>
+          </w:tcPr>
+          <w:p>
+            <w:r>
+              <w:t>CORE01</w:t>
+            </w:r>
+          </w:p>
+        </w:tc>
+        <w:tc>
+          <w:tcPr>
+            <w:tcW w:w="0" w:type="auto"/>
+            <w:vAlign w:val="center"/>
+            <w:hideMark/>
+          </w:tcPr>
+          <w:p>
+            <w:r>
+              <w:t>RHEL 10</w:t>
+            </w:r>
+          </w:p>
+        </w:tc>
+        <w:tc>
+          <w:tcPr>
+            <w:tcW w:w="0" w:type="auto"/>
+            <w:vAlign w:val="center"/>
+            <w:hideMark/>
+          </w:tcPr>
+          <w:p>
+            <w:r>
+              <w:t>Core infrastructure services</w:t>
+            </w:r>
+          </w:p>
+        </w:tc>
+      </w:tr>
+      <w:tr>
+        <w:trPr>
+          <w:tblCellSpacing w:w="15" w:type="dxa"/>
+        </w:trPr>
+        <w:tc>
+          <w:tcPr>
+            <w:tcW w:w="0" w:type="auto"/>
+            <w:vAlign w:val="center"/>
+            <w:hideMark/>
+          </w:tcPr>
+          <w:p>
+            <w:r>
+              <w:t>OPS01</w:t>
+            </w:r>
+          </w:p>
+        </w:tc>
+        <w:tc>
+          <w:tcPr>
+            <w:tcW w:w="0" w:type="auto"/>
+            <w:vAlign w:val="center"/>
+            <w:hideMark/>
+          </w:tcPr>
+          <w:p>
+            <w:r>
+              <w:t>RHEL 10</w:t>
+            </w:r>
+          </w:p>
+        </w:tc>
+        <w:tc>
+          <w:tcPr>
+            <w:tcW w:w="0" w:type="auto"/>
+            <w:vAlign w:val="center"/>
+            <w:hideMark/>
+          </w:tcPr>
+          <w:p>
+            <w:r>
+              <w:t>Operational management, monitoring and logging</w:t>
+            </w:r>
+          </w:p>
+        </w:tc>
+      </w:tr>
+      <w:tr>
+        <w:trPr>
+          <w:tblCellSpacing w:w="15" w:type="dxa"/>
+        </w:trPr>
+        <w:tc>
+          <w:tcPr>
+            <w:tcW w:w="0" w:type="auto"/>
+            <w:vAlign w:val="center"/>
+            <w:hideMark/>
+          </w:tcPr>
+          <w:p>
+            <w:r>
+              <w:t>BACKUP01</w:t>
+            </w:r>
+          </w:p>
+        </w:tc>
+        <w:tc>
+          <w:tcPr>
+            <w:tcW w:w="0" w:type="auto"/>
+            <w:vAlign w:val="center"/>
+            <w:hideMark/>
+          </w:tcPr>
+          <w:p>
+            <w:r>
+              <w:t>RHEL 10</w:t>
+            </w:r>
+          </w:p>
+        </w:tc>
+        <w:tc>
+          <w:tcPr>
+            <w:tcW w:w="0" w:type="auto"/>
+            <w:vAlign w:val="center"/>
+            <w:hideMark/>
+          </w:tcPr>
+          <w:p>
+            <w:r>
+              <w:t>Backup and recovery services</w:t>
+            </w:r>
+          </w:p>
+        </w:tc>
+      </w:tr>
+      <w:tr>
+        <w:trPr>
+          <w:tblCellSpacing w:w="15" w:type="dxa"/>
+        </w:trPr>
+        <w:tc>
+          <w:tcPr>
+            <w:tcW w:w="0" w:type="auto"/>
+            <w:vAlign w:val="center"/>
+            <w:hideMark/>
+          </w:tcPr>
+          <w:p>
+            <w:r>
+              <w:t>FILE01</w:t>
+            </w:r>
+          </w:p>
+        </w:tc>
+        <w:tc>
+          <w:tcPr>
+            <w:tcW w:w="0" w:type="auto"/>
+            <w:vAlign w:val="center"/>
+            <w:hideMark/>
+          </w:tcPr>
+          <w:p>
+            <w:r>
+              <w:t>RHEL 10</w:t>
+            </w:r>
+          </w:p>
+        </w:tc>
+        <w:tc>
+          <w:tcPr>
+            <w:tcW w:w="0" w:type="auto"/>
+            <w:vAlign w:val="center"/>
+            <w:hideMark/>
+          </w:tcPr>
+          <w:p>
+            <w:r>
+              <w:t>Business file services</w:t>
+            </w:r>
+          </w:p>
+        </w:tc>
+      </w:tr>
+    </w:tbl>
+    <w:p>
+      <w:r>
+        <w:t>These server roles reflect the revised Northwind v1 infrastructure design established during Sprint 2 planning.</w:t>
+      </w:r>
+    </w:p>
+    <w:p>
+      <w:r>
+        <w:t>The allocation of individual infrastructure services to these servers is governed by the relevant detailed design documents.</w:t>
+      </w:r>
+    </w:p>
+    <w:p>
+      <w:pPr>
+        <w:rPr>
+          <w:b/>
+          <w:bCs/>
+        </w:rPr>
+      </w:pPr>
+      <w:r>
+        <w:rPr>
+          <w:b/>
+          <w:bCs/>
+        </w:rPr>
+        <w:t>1.2 Proxmox VE Exception</w:t>
+      </w:r>
+    </w:p>
+    <w:p>
+      <w:r>
+        <w:t>The physical virtualisation host will run Proxmox Virtual Environment (Proxmox VE) rather than RHEL 10.</w:t>
+      </w:r>
+    </w:p>
+    <w:p>
+      <w:r>
+        <w:lastRenderedPageBreak/>
+        <w:t>Proxmox VE is a Debian-based virtualisation platform and forms a separate infrastructure platform from the RHEL server estate.</w:t>
+      </w:r>
+    </w:p>
+    <w:p>
+      <w:r>
+        <w:t>Its selection does not constitute a deviation from the RHEL server baseline because the operating-system standard defined in this document applies to Northwind's Linux server virtual machines, not the underlying hypervisor.</w:t>
+      </w:r>
+    </w:p>
+    <w:p>
+      <w:r>
+        <w:t>Proxmox VE will be governed through its own installation, configuration, patching, security and operational standards.</w:t>
+      </w:r>
+    </w:p>
+    <w:p>
+      <w:r>
+        <w:t>This distinction is important to avoid incorrectly treating all Linux-based infrastructure components as members of the same operating-system baseline.</w:t>
+      </w:r>
+    </w:p>
+    <w:p>
+      <w:pPr>
+        <w:rPr>
+          <w:b/>
+          <w:bCs/>
+        </w:rPr>
+      </w:pPr>
+      <w:r>
+        <w:rPr>
+          <w:b/>
+          <w:bCs/>
+        </w:rPr>
+        <w:t>2. Business and Technical Rationale</w:t>
+      </w:r>
+    </w:p>
+    <w:p>
+      <w:pPr>
+        <w:rPr>
+          <w:b/>
+          <w:bCs/>
+        </w:rPr>
+      </w:pPr>
+      <w:r>
+        <w:rPr>
+          <w:b/>
+          <w:bCs/>
+        </w:rPr>
+        <w:t>2.1 Enterprise Platform</w:t>
+      </w:r>
+    </w:p>
+    <w:p>
+      <w:r>
+        <w:t>RHEL is designed as an enterprise Linux platform and provides Northwind with a predictable operating-system foundation for business infrastructure.</w:t>
+      </w:r>
+    </w:p>
+    <w:p>
+      <w:r>
+        <w:t>The platform provides:</w:t>
+      </w:r>
+    </w:p>
+    <w:p>
+      <w:pPr>
+        <w:numPr>
+          <w:ilvl w:val="0"/>
+          <w:numId w:val="12"/>
+        </w:numPr>
+      </w:pPr>
+      <w:r>
+        <w:t>Defined product lifecycle.</w:t>
+      </w:r>
+    </w:p>
+    <w:p>
+      <w:pPr>
+        <w:numPr>
+          <w:ilvl w:val="0"/>
+          <w:numId w:val="12"/>
+        </w:numPr>
+      </w:pPr>
+      <w:r>
+        <w:t>Vendor-maintained software repositories.</w:t>
+      </w:r>
+    </w:p>
+    <w:p>
+      <w:pPr>
+        <w:numPr>
+          <w:ilvl w:val="0"/>
+          <w:numId w:val="12"/>
+        </w:numPr>
+      </w:pPr>
+      <w:r>
+        <w:t>Security advisories and updates.</w:t>
+      </w:r>
+    </w:p>
+    <w:p>
+      <w:pPr>
+        <w:numPr>
+          <w:ilvl w:val="0"/>
+          <w:numId w:val="12"/>
+        </w:numPr>
+      </w:pPr>
+      <w:r>
+        <w:t>Extensive technical documentation.</w:t>
+      </w:r>
+    </w:p>
+    <w:p>
+      <w:pPr>
+        <w:numPr>
+          <w:ilvl w:val="0"/>
+          <w:numId w:val="12"/>
+        </w:numPr>
+      </w:pPr>
+      <w:r>
+        <w:t>Commercial support options.</w:t>
+      </w:r>
+    </w:p>
+    <w:p>
+      <w:pPr>
+        <w:numPr>
+          <w:ilvl w:val="0"/>
+          <w:numId w:val="12"/>
+        </w:numPr>
+      </w:pPr>
+      <w:r>
+        <w:t>A mature enterprise software ecosystem.</w:t>
+      </w:r>
+    </w:p>
+    <w:p>
+      <w:pPr>
+        <w:numPr>
+          <w:ilvl w:val="0"/>
+          <w:numId w:val="12"/>
+        </w:numPr>
+      </w:pPr>
+      <w:r>
+        <w:t>Broad availability of Linux professionals with RHEL-family experience.</w:t>
+      </w:r>
+    </w:p>
+    <w:p>
+      <w:r>
+        <w:t>This makes RHEL suitable as a standardised platform for Northwind infrastructure rather than selecting Linux distributions independently for individual servers.</w:t>
+      </w:r>
+    </w:p>
+    <w:p>
+      <w:r>
+        <w:t>A consistent operating-system baseline is particularly beneficial for the initial Northwind environment because multiple infrastructure services will be consolidated onto a relatively small number of virtual machines.</w:t>
+      </w:r>
+    </w:p>
+    <w:p>
+      <w:pPr>
+        <w:rPr>
+          <w:b/>
+          <w:bCs/>
+        </w:rPr>
+      </w:pPr>
+      <w:r>
+        <w:rPr>
+          <w:b/>
+          <w:bCs/>
+        </w:rPr>
+        <w:t>2.2 Long-Term Lifecycle</w:t>
+      </w:r>
+    </w:p>
+    <w:p>
+      <w:r>
+        <w:t>RHEL 10 provides a long-term lifecycle appropriate for infrastructure expected to remain operational for several years.</w:t>
+      </w:r>
+    </w:p>
+    <w:p>
+      <w:r>
+        <w:t>Red Hat defines RHEL 8, 9 and 10 as having a ten-year lifecycle across their Full Support and Maintenance Support phases, with additional extended lifecycle options available beyond the standard lifecycle.</w:t>
+      </w:r>
+    </w:p>
+    <w:p>
+      <w:r>
+        <w:t>This provides Northwind with greater predictability when planning:</w:t>
+      </w:r>
+    </w:p>
+    <w:p>
+      <w:pPr>
+        <w:numPr>
+          <w:ilvl w:val="0"/>
+          <w:numId w:val="13"/>
+        </w:numPr>
+      </w:pPr>
+      <w:r>
+        <w:t>Server deployments.</w:t>
+      </w:r>
+    </w:p>
+    <w:p>
+      <w:pPr>
+        <w:numPr>
+          <w:ilvl w:val="0"/>
+          <w:numId w:val="13"/>
+        </w:numPr>
+      </w:pPr>
+      <w:r>
+        <w:t>Application compatibility.</w:t>
+      </w:r>
+    </w:p>
+    <w:p>
+      <w:pPr>
+        <w:numPr>
+          <w:ilvl w:val="0"/>
+          <w:numId w:val="13"/>
+        </w:numPr>
+      </w:pPr>
+      <w:r>
+        <w:t>Patch management.</w:t>
+      </w:r>
+    </w:p>
+    <w:p>
+      <w:pPr>
+        <w:numPr>
+          <w:ilvl w:val="0"/>
+          <w:numId w:val="13"/>
+        </w:numPr>
+      </w:pPr>
+      <w:r>
+        <w:lastRenderedPageBreak/>
+        <w:t>Operating-system upgrades.</w:t>
+      </w:r>
+    </w:p>
+    <w:p>
+      <w:pPr>
+        <w:numPr>
+          <w:ilvl w:val="0"/>
+          <w:numId w:val="13"/>
+        </w:numPr>
+      </w:pPr>
+      <w:r>
+        <w:t>Infrastructure refreshes.</w:t>
+      </w:r>
+    </w:p>
+    <w:p>
+      <w:pPr>
+        <w:numPr>
+          <w:ilvl w:val="0"/>
+          <w:numId w:val="13"/>
+        </w:numPr>
+      </w:pPr>
+      <w:r>
+        <w:t>Lifecycle replacement activities.</w:t>
+      </w:r>
+    </w:p>
+    <w:p>
+      <w:r>
+        <w:t>The objective is not to avoid operating-system upgrades indefinitely, but to provide sufficient lifecycle stability for upgrades to be planned and tested rather than driven by short platform-support windows.</w:t>
+      </w:r>
+    </w:p>
+    <w:p>
+      <w:pPr>
+        <w:rPr>
+          <w:b/>
+          <w:bCs/>
+        </w:rPr>
+      </w:pPr>
+      <w:r>
+        <w:rPr>
+          <w:b/>
+          <w:bCs/>
+        </w:rPr>
+        <w:t>2.3 Operational Consistency</w:t>
+      </w:r>
+    </w:p>
+    <w:p>
+      <w:r>
+        <w:t>Standardising the initial six virtual machines on RHEL 10 supports consistent administration across the environment.</w:t>
+      </w:r>
+    </w:p>
+    <w:p>
+      <w:r>
+        <w:t>This allows Northwind to establish common procedures for:</w:t>
+      </w:r>
+    </w:p>
+    <w:p>
+      <w:pPr>
+        <w:numPr>
+          <w:ilvl w:val="0"/>
+          <w:numId w:val="14"/>
+        </w:numPr>
+      </w:pPr>
+      <w:r>
+        <w:t>Server installation and provisioning.</w:t>
+      </w:r>
+    </w:p>
+    <w:p>
+      <w:pPr>
+        <w:numPr>
+          <w:ilvl w:val="0"/>
+          <w:numId w:val="14"/>
+        </w:numPr>
+      </w:pPr>
+      <w:r>
+        <w:t>Network configuration.</w:t>
+      </w:r>
+    </w:p>
+    <w:p>
+      <w:pPr>
+        <w:numPr>
+          <w:ilvl w:val="0"/>
+          <w:numId w:val="14"/>
+        </w:numPr>
+      </w:pPr>
+      <w:r>
+        <w:t>Package management.</w:t>
+      </w:r>
+    </w:p>
+    <w:p>
+      <w:pPr>
+        <w:numPr>
+          <w:ilvl w:val="0"/>
+          <w:numId w:val="14"/>
+        </w:numPr>
+      </w:pPr>
+      <w:r>
+        <w:t>Security configuration.</w:t>
+      </w:r>
+    </w:p>
+    <w:p>
+      <w:pPr>
+        <w:numPr>
+          <w:ilvl w:val="0"/>
+          <w:numId w:val="14"/>
+        </w:numPr>
+      </w:pPr>
+      <w:r>
+        <w:t>User and privilege management.</w:t>
+      </w:r>
+    </w:p>
+    <w:p>
+      <w:pPr>
+        <w:numPr>
+          <w:ilvl w:val="0"/>
+          <w:numId w:val="14"/>
+        </w:numPr>
+      </w:pPr>
+      <w:r>
+        <w:t>Logging and monitoring.</w:t>
+      </w:r>
+    </w:p>
+    <w:p>
+      <w:pPr>
+        <w:numPr>
+          <w:ilvl w:val="0"/>
+          <w:numId w:val="14"/>
+        </w:numPr>
+      </w:pPr>
+      <w:r>
+        <w:t>Patching and maintenance.</w:t>
+      </w:r>
+    </w:p>
+    <w:p>
+      <w:pPr>
+        <w:numPr>
+          <w:ilvl w:val="0"/>
+          <w:numId w:val="14"/>
+        </w:numPr>
+      </w:pPr>
+      <w:r>
+        <w:t>Backup and recovery.</w:t>
+      </w:r>
+    </w:p>
+    <w:p>
+      <w:pPr>
+        <w:numPr>
+          <w:ilvl w:val="0"/>
+          <w:numId w:val="14"/>
+        </w:numPr>
+      </w:pPr>
+      <w:r>
+        <w:t>Troubleshooting.</w:t>
+      </w:r>
+    </w:p>
+    <w:p>
+      <w:pPr>
+        <w:numPr>
+          <w:ilvl w:val="0"/>
+          <w:numId w:val="14"/>
+        </w:numPr>
+      </w:pPr>
+      <w:r>
+        <w:t>Configuration documentation.</w:t>
+      </w:r>
+    </w:p>
+    <w:p>
+      <w:r>
+        <w:t>Operational consistency is especially important because the initial Northwind environment adopts a recovery-based resilience model.</w:t>
+      </w:r>
+    </w:p>
+    <w:p>
+      <w:r>
+        <w:t>Documented and repeatable server configurations will help administrators rebuild and restore systems following failures, operational errors or infrastructure incidents.</w:t>
+      </w:r>
+    </w:p>
+    <w:p>
+      <w:pPr>
+        <w:rPr>
+          <w:b/>
+          <w:bCs/>
+        </w:rPr>
+      </w:pPr>
+      <w:r>
+        <w:rPr>
+          <w:b/>
+          <w:bCs/>
+        </w:rPr>
+        <w:t>3. RHEL 10 Selection</w:t>
+      </w:r>
+    </w:p>
+    <w:p>
+      <w:r>
+        <w:t>RHEL 10 is selected as the Northwind v1 major-version baseline.</w:t>
+      </w:r>
+    </w:p>
+    <w:p>
+      <w:r>
+        <w:t>At the time of this design, RHEL 10 is an actively maintained current major release.</w:t>
+      </w:r>
+    </w:p>
+    <w:p>
+      <w:r>
+        <w:t>Red Hat released RHEL 10.0 in May 2025, followed by subsequent RHEL 10 minor releases.</w:t>
+      </w:r>
+    </w:p>
+    <w:p>
+      <w:r>
+        <w:t>Selecting RHEL 10 provides Northwind with a modern platform at an early stage of its lifecycle rather than beginning the new infrastructure deployment on a major release already several years into its lifecycle.</w:t>
+      </w:r>
+    </w:p>
+    <w:p>
+      <w:r>
+        <w:t>This maximises the usable lifecycle of the initial Northwind server estate before a future major-version migration becomes necessary.</w:t>
+      </w:r>
+    </w:p>
+    <w:p>
+      <w:r>
+        <w:t>The selection also provides a consistent platform for implementing the Linux infrastructure services identified during the Northwind v1 design process.</w:t>
+      </w:r>
+    </w:p>
+    <w:p>
+      <w:pPr>
+        <w:rPr>
+          <w:b/>
+          <w:bCs/>
+        </w:rPr>
+      </w:pPr>
+      <w:r>
+        <w:rPr>
+          <w:b/>
+          <w:bCs/>
+        </w:rPr>
+        <w:lastRenderedPageBreak/>
+        <w:t>4. Security Rationale</w:t>
+      </w:r>
+    </w:p>
+    <w:p>
+      <w:r>
+        <w:t>RHEL 10 provides security mechanisms suitable for Northwind's server baseline, including:</w:t>
+      </w:r>
+    </w:p>
+    <w:p>
+      <w:pPr>
+        <w:numPr>
+          <w:ilvl w:val="0"/>
+          <w:numId w:val="15"/>
+        </w:numPr>
+      </w:pPr>
+      <w:r>
+        <w:t>SELinux mandatory access control.</w:t>
+      </w:r>
+    </w:p>
+    <w:p>
+      <w:pPr>
+        <w:numPr>
+          <w:ilvl w:val="0"/>
+          <w:numId w:val="15"/>
+        </w:numPr>
+      </w:pPr>
+      <w:r>
+        <w:t>System-wide cryptographic policies.</w:t>
+      </w:r>
+    </w:p>
+    <w:p>
+      <w:pPr>
+        <w:numPr>
+          <w:ilvl w:val="0"/>
+          <w:numId w:val="15"/>
+        </w:numPr>
+      </w:pPr>
+      <w:r>
+        <w:t>Modern SSH implementation.</w:t>
+      </w:r>
+    </w:p>
+    <w:p>
+      <w:pPr>
+        <w:numPr>
+          <w:ilvl w:val="0"/>
+          <w:numId w:val="15"/>
+        </w:numPr>
+      </w:pPr>
+      <w:r>
+        <w:t>Host firewall capabilities.</w:t>
+      </w:r>
+    </w:p>
+    <w:p>
+      <w:pPr>
+        <w:numPr>
+          <w:ilvl w:val="0"/>
+          <w:numId w:val="15"/>
+        </w:numPr>
+      </w:pPr>
+      <w:r>
+        <w:t>Security updates and advisories.</w:t>
+      </w:r>
+    </w:p>
+    <w:p>
+      <w:pPr>
+        <w:numPr>
+          <w:ilvl w:val="0"/>
+          <w:numId w:val="15"/>
+        </w:numPr>
+      </w:pPr>
+      <w:r>
+        <w:t>Kernel security mechanisms.</w:t>
+      </w:r>
+    </w:p>
+    <w:p>
+      <w:pPr>
+        <w:numPr>
+          <w:ilvl w:val="0"/>
+          <w:numId w:val="15"/>
+        </w:numPr>
+      </w:pPr>
+      <w:r>
+        <w:t>Authentication and privilege-management controls.</w:t>
+      </w:r>
+    </w:p>
+    <w:p>
+      <w:pPr>
+        <w:numPr>
+          <w:ilvl w:val="0"/>
+          <w:numId w:val="15"/>
+        </w:numPr>
+      </w:pPr>
+      <w:r>
+        <w:t>Security hardening and compliance capabilities.</w:t>
+      </w:r>
+    </w:p>
+    <w:p>
+      <w:r>
+        <w:t>RHEL's system-wide cryptographic policies can influence cryptographic behaviour used by technologies including TLS, SSH, IPsec, DNSSEC and Kerberos.</w:t>
+      </w:r>
+    </w:p>
+    <w:p>
+      <w:r>
+        <w:t>Applications using the system-provided configuration are expected to follow the applicable cryptographic restrictions, subject to their implementation and integration with the operating system.</w:t>
+      </w:r>
+    </w:p>
+    <w:p>
+      <w:r>
+        <w:t>These capabilities support Northwind requirements around host security enforcement, secure administration, operational consistency and maintainability.</w:t>
+      </w:r>
+    </w:p>
+    <w:p>
+      <w:r>
+        <w:t>However, selection of RHEL 10 does not itself make a Northwind server secure.</w:t>
+      </w:r>
+    </w:p>
+    <w:p>
+      <w:r>
+        <w:t>Security remains dependent upon appropriate configuration and operational processes, including:</w:t>
+      </w:r>
+    </w:p>
+    <w:p>
+      <w:pPr>
+        <w:numPr>
+          <w:ilvl w:val="0"/>
+          <w:numId w:val="16"/>
+        </w:numPr>
+      </w:pPr>
+      <w:r>
+        <w:t>SELinux configuration.</w:t>
+      </w:r>
+    </w:p>
+    <w:p>
+      <w:pPr>
+        <w:numPr>
+          <w:ilvl w:val="0"/>
+          <w:numId w:val="16"/>
+        </w:numPr>
+      </w:pPr>
+      <w:r>
+        <w:t>Firewall policy.</w:t>
+      </w:r>
+    </w:p>
+    <w:p>
+      <w:pPr>
+        <w:numPr>
+          <w:ilvl w:val="0"/>
+          <w:numId w:val="16"/>
+        </w:numPr>
+      </w:pPr>
+      <w:r>
+        <w:t>SSH hardening.</w:t>
+      </w:r>
+    </w:p>
+    <w:p>
+      <w:pPr>
+        <w:numPr>
+          <w:ilvl w:val="0"/>
+          <w:numId w:val="16"/>
+        </w:numPr>
+      </w:pPr>
+      <w:r>
+        <w:t>Least-privilege administration.</w:t>
+      </w:r>
+    </w:p>
+    <w:p>
+      <w:pPr>
+        <w:numPr>
+          <w:ilvl w:val="0"/>
+          <w:numId w:val="16"/>
+        </w:numPr>
+      </w:pPr>
+      <w:r>
+        <w:t>Timely patching.</w:t>
+      </w:r>
+    </w:p>
+    <w:p>
+      <w:pPr>
+        <w:numPr>
+          <w:ilvl w:val="0"/>
+          <w:numId w:val="16"/>
+        </w:numPr>
+      </w:pPr>
+      <w:r>
+        <w:t>Package management.</w:t>
+      </w:r>
+    </w:p>
+    <w:p>
+      <w:pPr>
+        <w:numPr>
+          <w:ilvl w:val="0"/>
+          <w:numId w:val="16"/>
+        </w:numPr>
+      </w:pPr>
+      <w:r>
+        <w:t>Secure authentication.</w:t>
+      </w:r>
+    </w:p>
+    <w:p>
+      <w:pPr>
+        <w:numPr>
+          <w:ilvl w:val="0"/>
+          <w:numId w:val="16"/>
+        </w:numPr>
+      </w:pPr>
+      <w:r>
+        <w:t>Logging and monitoring.</w:t>
+      </w:r>
+    </w:p>
+    <w:p>
+      <w:pPr>
+        <w:numPr>
+          <w:ilvl w:val="0"/>
+          <w:numId w:val="16"/>
+        </w:numPr>
+      </w:pPr>
+      <w:r>
+        <w:t>Configuration standards.</w:t>
+      </w:r>
+    </w:p>
+    <w:p>
+      <w:pPr>
+        <w:numPr>
+          <w:ilvl w:val="0"/>
+          <w:numId w:val="16"/>
+        </w:numPr>
+      </w:pPr>
+      <w:r>
+        <w:t>Vulnerability response.</w:t>
+      </w:r>
+    </w:p>
+    <w:p>
+      <w:r>
+        <w:t>RHEL provides the security mechanisms and supported platform; Northwind remains responsible for implementing and operating those mechanisms appropriately.</w:t>
+      </w:r>
+    </w:p>
+    <w:p>
+      <w:pPr>
+        <w:rPr>
+          <w:b/>
+          <w:bCs/>
+        </w:rPr>
+      </w:pPr>
+      <w:r>
+        <w:rPr>
+          <w:b/>
+          <w:bCs/>
+        </w:rPr>
+        <w:t>4.1 Role-Specific Security Considerations</w:t>
+      </w:r>
+    </w:p>
+    <w:p>
+      <w:r>
+        <w:lastRenderedPageBreak/>
+        <w:t>Although all six initial virtual machines will share the same operating-system baseline, their security configurations will not necessarily be identical.</w:t>
+      </w:r>
+    </w:p>
+    <w:p>
+      <w:r>
+        <w:t>For example:</w:t>
+      </w:r>
+    </w:p>
+    <w:p>
+      <w:r>
+        <w:t>FW01 will require network forwarding, routing and firewall capabilities that are not generally required by other Northwind servers.</w:t>
+      </w:r>
+    </w:p>
+    <w:p>
+      <w:r>
+        <w:t>JUMP01 will require additional administrative access controls because it provides the controlled entry point for infrastructure management.</w:t>
+      </w:r>
+    </w:p>
+    <w:p>
+      <w:r>
+        <w:t>FILE01 will require appropriate file permissions, access controls and service-specific security configuration to protect business data.</w:t>
+      </w:r>
+    </w:p>
+    <w:p>
+      <w:r>
+        <w:t>BACKUP01 will require additional controls to protect backup repositories and recovery operations.</w:t>
+      </w:r>
+    </w:p>
+    <w:p>
+      <w:r>
+        <w:t>These differences will be addressed through role-specific configuration standards and detailed service designs.</w:t>
+      </w:r>
+    </w:p>
+    <w:p>
+      <w:r>
+        <w:t>The common RHEL baseline should therefore be understood as a standard operating-system foundation, not a requirement for every server to have identical configurations.</w:t>
+      </w:r>
+    </w:p>
+    <w:p>
+      <w:pPr>
+        <w:rPr>
+          <w:b/>
+          <w:bCs/>
+        </w:rPr>
+      </w:pPr>
+      <w:r>
+        <w:rPr>
+          <w:b/>
+          <w:bCs/>
+        </w:rPr>
+        <w:t>5. Standardisation Principle</w:t>
+      </w:r>
+    </w:p>
+    <w:p>
+      <w:r>
+        <w:t>Northwind will avoid unnecessary Linux distribution diversity.</w:t>
+      </w:r>
+    </w:p>
+    <w:p>
+      <w:r>
+        <w:t>The following principle will therefore apply:</w:t>
+      </w:r>
+    </w:p>
+    <w:p>
+      <w:r>
+        <w:t>RHEL 10 is the default Linux server platform. Alternative Linux distributions require a documented business, technical, compatibility or vendor-support justification.</w:t>
+      </w:r>
+    </w:p>
+    <w:p>
+      <w:r>
+        <w:t>This supports infrastructure standardisation by reducing unnecessary differences in:</w:t>
+      </w:r>
+    </w:p>
+    <w:p>
+      <w:pPr>
+        <w:numPr>
+          <w:ilvl w:val="0"/>
+          <w:numId w:val="17"/>
+        </w:numPr>
+      </w:pPr>
+      <w:r>
+        <w:t>Package management.</w:t>
+      </w:r>
+    </w:p>
+    <w:p>
+      <w:pPr>
+        <w:numPr>
+          <w:ilvl w:val="0"/>
+          <w:numId w:val="17"/>
+        </w:numPr>
+      </w:pPr>
+      <w:r>
+        <w:t>Patching.</w:t>
+      </w:r>
+    </w:p>
+    <w:p>
+      <w:pPr>
+        <w:numPr>
+          <w:ilvl w:val="0"/>
+          <w:numId w:val="17"/>
+        </w:numPr>
+      </w:pPr>
+      <w:r>
+        <w:t>Configuration.</w:t>
+      </w:r>
+    </w:p>
+    <w:p>
+      <w:pPr>
+        <w:numPr>
+          <w:ilvl w:val="0"/>
+          <w:numId w:val="17"/>
+        </w:numPr>
+      </w:pPr>
+      <w:r>
+        <w:t>Filesystem conventions.</w:t>
+      </w:r>
+    </w:p>
+    <w:p>
+      <w:pPr>
+        <w:numPr>
+          <w:ilvl w:val="0"/>
+          <w:numId w:val="17"/>
+        </w:numPr>
+      </w:pPr>
+      <w:r>
+        <w:t>Security tooling.</w:t>
+      </w:r>
+    </w:p>
+    <w:p>
+      <w:pPr>
+        <w:numPr>
+          <w:ilvl w:val="0"/>
+          <w:numId w:val="17"/>
+        </w:numPr>
+      </w:pPr>
+      <w:r>
+        <w:t>Troubleshooting.</w:t>
+      </w:r>
+    </w:p>
+    <w:p>
+      <w:pPr>
+        <w:numPr>
+          <w:ilvl w:val="0"/>
+          <w:numId w:val="17"/>
+        </w:numPr>
+      </w:pPr>
+      <w:r>
+        <w:t>Documentation.</w:t>
+      </w:r>
+    </w:p>
+    <w:p>
+      <w:pPr>
+        <w:numPr>
+          <w:ilvl w:val="0"/>
+          <w:numId w:val="17"/>
+        </w:numPr>
+      </w:pPr>
+      <w:r>
+        <w:t>Administrator training.</w:t>
+      </w:r>
+    </w:p>
+    <w:p>
+      <w:pPr>
+        <w:numPr>
+          <w:ilvl w:val="0"/>
+          <w:numId w:val="17"/>
+        </w:numPr>
+      </w:pPr>
+      <w:r>
+        <w:t>Build procedures.</w:t>
+      </w:r>
+    </w:p>
+    <w:p>
+      <w:pPr>
+        <w:numPr>
+          <w:ilvl w:val="0"/>
+          <w:numId w:val="17"/>
+        </w:numPr>
+      </w:pPr>
+      <w:r>
+        <w:t>Operational support.</w:t>
+      </w:r>
+    </w:p>
+    <w:p>
+      <w:r>
+        <w:t>A homogeneous server baseline should allow Northwind to develop reusable build procedures, troubleshooting knowledge and operating procedures.</w:t>
+      </w:r>
+    </w:p>
+    <w:p>
+      <w:pPr>
+        <w:rPr>
+          <w:b/>
+          <w:bCs/>
+        </w:rPr>
+      </w:pPr>
+      <w:r>
+        <w:rPr>
+          <w:b/>
+          <w:bCs/>
+        </w:rPr>
+        <w:t>5.1 Platform Boundaries</w:t>
+      </w:r>
+    </w:p>
+    <w:p>
+      <w:r>
+        <w:t>The standardisation principle applies specifically to the Northwind Linux server estate.</w:t>
+      </w:r>
+    </w:p>
+    <w:p>
+      <w:r>
+        <w:lastRenderedPageBreak/>
+        <w:t>It does not require every infrastructure component to use RHEL.</w:t>
+      </w:r>
+    </w:p>
+    <w:p>
+      <w:r>
+        <w:t>The initial environment includes:</w:t>
+      </w:r>
+    </w:p>
+    <w:tbl>
+      <w:tblPr>
+        <w:tblW w:w="0" w:type="auto"/>
+        <w:tblCellSpacing w:w="15" w:type="dxa"/>
+        <w:tblCellMar>
+          <w:top w:w="15" w:type="dxa"/>
+          <w:left w:w="15" w:type="dxa"/>
+          <w:bottom w:w="15" w:type="dxa"/>
+          <w:right w:w="15" w:type="dxa"/>
+        </w:tblCellMar>
+        <w:tblLook w:val="04A0" w:firstRow="1" w:lastRow="0" w:firstColumn="1" w:lastColumn="0" w:noHBand="0" w:noVBand="1"/>
+      </w:tblPr>
+      <w:tblGrid>
+        <w:gridCol w:w="2672"/>
+        <w:gridCol w:w="1182"/>
+        <w:gridCol w:w="5218"/>
+      </w:tblGrid>
+      <w:tr>
+        <w:trPr>
+          <w:tblCellSpacing w:w="15" w:type="dxa"/>
+        </w:trPr>
+        <w:tc>
+          <w:tcPr>
+            <w:tcW w:w="0" w:type="auto"/>
+            <w:vAlign w:val="center"/>
+            <w:hideMark/>
+          </w:tcPr>
+          <w:p>
+            <w:pPr>
+              <w:rPr>
+                <w:b/>
+                <w:bCs/>
+              </w:rPr>
+            </w:pPr>
+            <w:r>
+              <w:rPr>
+                <w:b/>
+                <w:bCs/>
+              </w:rPr>
+              <w:t>Infrastructure component</w:t>
+            </w:r>
+          </w:p>
+        </w:tc>
+        <w:tc>
+          <w:tcPr>
+            <w:tcW w:w="0" w:type="auto"/>
+            <w:vAlign w:val="center"/>
+            <w:hideMark/>
+          </w:tcPr>
+          <w:p>
+            <w:pPr>
+              <w:rPr>
+                <w:b/>
+                <w:bCs/>
+              </w:rPr>
+            </w:pPr>
+            <w:r>
+              <w:rPr>
+                <w:b/>
+                <w:bCs/>
+              </w:rPr>
+              <w:t>Platform</w:t>
+            </w:r>
+          </w:p>
+        </w:tc>
+        <w:tc>
+          <w:tcPr>
+            <w:tcW w:w="0" w:type="auto"/>
+            <w:vAlign w:val="center"/>
+            <w:hideMark/>
+          </w:tcPr>
+          <w:p>
+            <w:pPr>
+              <w:rPr>
+                <w:b/>
+                <w:bCs/>
+              </w:rPr>
+            </w:pPr>
+            <w:r>
+              <w:rPr>
+                <w:b/>
+                <w:bCs/>
+              </w:rPr>
+              <w:t>Governance</w:t>
+            </w:r>
+          </w:p>
+        </w:tc>
+      </w:tr>
+      <w:tr>
+        <w:trPr>
+          <w:tblCellSpacing w:w="15" w:type="dxa"/>
+        </w:trPr>
+        <w:tc>
+          <w:tcPr>
+            <w:tcW w:w="0" w:type="auto"/>
+            <w:vAlign w:val="center"/>
+            <w:hideMark/>
+          </w:tcPr>
+          <w:p>
+            <w:r>
+              <w:t>Physical virtualisation host</w:t>
+            </w:r>
+          </w:p>
+        </w:tc>
+        <w:tc>
+          <w:tcPr>
+            <w:tcW w:w="0" w:type="auto"/>
+            <w:vAlign w:val="center"/>
+            <w:hideMark/>
+          </w:tcPr>
+          <w:p>
+            <w:r>
+              <w:t>Proxmox VE</w:t>
+            </w:r>
+          </w:p>
+        </w:tc>
+        <w:tc>
+          <w:tcPr>
+            <w:tcW w:w="0" w:type="auto"/>
+            <w:vAlign w:val="center"/>
+            <w:hideMark/>
+          </w:tcPr>
+          <w:p>
+            <w:r>
+              <w:t>Proxmox host configuration and operational standards</w:t>
+            </w:r>
+          </w:p>
+        </w:tc>
+      </w:tr>
+      <w:tr>
+        <w:trPr>
+          <w:tblCellSpacing w:w="15" w:type="dxa"/>
+        </w:trPr>
+        <w:tc>
+          <w:tcPr>
+            <w:tcW w:w="0" w:type="auto"/>
+            <w:vAlign w:val="center"/>
+            <w:hideMark/>
+          </w:tcPr>
+          <w:p>
+            <w:r>
+              <w:t>FW01</w:t>
+            </w:r>
+          </w:p>
+        </w:tc>
+        <w:tc>
+          <w:tcPr>
+            <w:tcW w:w="0" w:type="auto"/>
+            <w:vAlign w:val="center"/>
+            <w:hideMark/>
+          </w:tcPr>
+          <w:p>
+            <w:r>
+              <w:t>RHEL 10</w:t>
+            </w:r>
+          </w:p>
+        </w:tc>
+        <w:tc>
+          <w:tcPr>
+            <w:tcW w:w="0" w:type="auto"/>
+            <w:vAlign w:val="center"/>
+            <w:hideMark/>
+          </w:tcPr>
+          <w:p>
+            <w:r>
+              <w:t>Northwind RHEL Server Build Standard</w:t>
+            </w:r>
+          </w:p>
+        </w:tc>
+      </w:tr>
+      <w:tr>
+        <w:trPr>
+          <w:tblCellSpacing w:w="15" w:type="dxa"/>
+        </w:trPr>
+        <w:tc>
+          <w:tcPr>
+            <w:tcW w:w="0" w:type="auto"/>
+            <w:vAlign w:val="center"/>
+            <w:hideMark/>
+          </w:tcPr>
+          <w:p>
+            <w:r>
+              <w:t>JUMP01</w:t>
+            </w:r>
+          </w:p>
+        </w:tc>
+        <w:tc>
+          <w:tcPr>
+            <w:tcW w:w="0" w:type="auto"/>
+            <w:vAlign w:val="center"/>
+            <w:hideMark/>
+          </w:tcPr>
+          <w:p>
+            <w:r>
+              <w:t>RHEL 10</w:t>
+            </w:r>
+          </w:p>
+        </w:tc>
+        <w:tc>
+          <w:tcPr>
+            <w:tcW w:w="0" w:type="auto"/>
+            <w:vAlign w:val="center"/>
+            <w:hideMark/>
+          </w:tcPr>
+          <w:p>
+            <w:r>
+              <w:t>Northwind RHEL Server Build Standard</w:t>
+            </w:r>
+          </w:p>
+        </w:tc>
+      </w:tr>
+      <w:tr>
+        <w:trPr>
+          <w:tblCellSpacing w:w="15" w:type="dxa"/>
+        </w:trPr>
+        <w:tc>
+          <w:tcPr>
+            <w:tcW w:w="0" w:type="auto"/>
+            <w:vAlign w:val="center"/>
+            <w:hideMark/>
+          </w:tcPr>
+          <w:p>
+            <w:r>
+              <w:t>CORE01</w:t>
+            </w:r>
+          </w:p>
+        </w:tc>
+        <w:tc>
+          <w:tcPr>
+            <w:tcW w:w="0" w:type="auto"/>
+            <w:vAlign w:val="center"/>
+            <w:hideMark/>
+          </w:tcPr>
+          <w:p>
+            <w:r>
+              <w:t>RHEL 10</w:t>
+            </w:r>
+          </w:p>
+        </w:tc>
+        <w:tc>
+          <w:tcPr>
+            <w:tcW w:w="0" w:type="auto"/>
+            <w:vAlign w:val="center"/>
+            <w:hideMark/>
+          </w:tcPr>
+          <w:p>
+            <w:r>
+              <w:t>Northwind RHEL Server Build Standard</w:t>
+            </w:r>
+          </w:p>
+        </w:tc>
+      </w:tr>
+      <w:tr>
+        <w:trPr>
+          <w:tblCellSpacing w:w="15" w:type="dxa"/>
+        </w:trPr>
+        <w:tc>
+          <w:tcPr>
+            <w:tcW w:w="0" w:type="auto"/>
+            <w:vAlign w:val="center"/>
+            <w:hideMark/>
+          </w:tcPr>
+          <w:p>
+            <w:r>
+              <w:t>OPS01</w:t>
+            </w:r>
+          </w:p>
+        </w:tc>
+        <w:tc>
+          <w:tcPr>
+            <w:tcW w:w="0" w:type="auto"/>
+            <w:vAlign w:val="center"/>
+            <w:hideMark/>
+          </w:tcPr>
+          <w:p>
+            <w:r>
+              <w:t>RHEL 10</w:t>
+            </w:r>
+          </w:p>
+        </w:tc>
+        <w:tc>
+          <w:tcPr>
+            <w:tcW w:w="0" w:type="auto"/>
+            <w:vAlign w:val="center"/>
+            <w:hideMark/>
+          </w:tcPr>
+          <w:p>
+            <w:r>
+              <w:t>Northwind RHEL Server Build Standard</w:t>
+            </w:r>
+          </w:p>
+        </w:tc>
+      </w:tr>
+      <w:tr>
+        <w:trPr>
+          <w:tblCellSpacing w:w="15" w:type="dxa"/>
+        </w:trPr>
+        <w:tc>
+          <w:tcPr>
+            <w:tcW w:w="0" w:type="auto"/>
+            <w:vAlign w:val="center"/>
+            <w:hideMark/>
+          </w:tcPr>
+          <w:p>
+            <w:r>
+              <w:t>BACKUP01</w:t>
+            </w:r>
+          </w:p>
+        </w:tc>
+        <w:tc>
+          <w:tcPr>
+            <w:tcW w:w="0" w:type="auto"/>
+            <w:vAlign w:val="center"/>
+            <w:hideMark/>
+          </w:tcPr>
+          <w:p>
+            <w:r>
+              <w:t>RHEL 10</w:t>
+            </w:r>
+          </w:p>
+        </w:tc>
+        <w:tc>
+          <w:tcPr>
+            <w:tcW w:w="0" w:type="auto"/>
+            <w:vAlign w:val="center"/>
+            <w:hideMark/>
+          </w:tcPr>
+          <w:p>
+            <w:r>
+              <w:t>Northwind RHEL Server Build Standard</w:t>
+            </w:r>
+          </w:p>
+        </w:tc>
+      </w:tr>
+      <w:tr>
+        <w:trPr>
+          <w:tblCellSpacing w:w="15" w:type="dxa"/>
+        </w:trPr>
+        <w:tc>
+          <w:tcPr>
+            <w:tcW w:w="0" w:type="auto"/>
+            <w:vAlign w:val="center"/>
+            <w:hideMark/>
+          </w:tcPr>
+          <w:p>
+            <w:r>
+              <w:t>FILE01</w:t>
+            </w:r>
+          </w:p>
+        </w:tc>
+        <w:tc>
+          <w:tcPr>
+            <w:tcW w:w="0" w:type="auto"/>
+            <w:vAlign w:val="center"/>
+            <w:hideMark/>
+          </w:tcPr>
+          <w:p>
+            <w:r>
+              <w:t>RHEL 10</w:t>
+            </w:r>
+          </w:p>
+        </w:tc>
+        <w:tc>
+          <w:tcPr>
+            <w:tcW w:w="0" w:type="auto"/>
+            <w:vAlign w:val="center"/>
+            <w:hideMark/>
+          </w:tcPr>
+          <w:p>
+            <w:r>
+              <w:t>Northwind RHEL Server Build Standard</w:t>
+            </w:r>
+          </w:p>
+        </w:tc>
+      </w:tr>
+    </w:tbl>
+    <w:p>
+      <w:r>
+        <w:t>The distinction ensures that Northwind can standardise its server operating systems without imposing inappropriate requirements on the underlying virtualisation platform.</w:t>
+      </w:r>
+    </w:p>
+    <w:p>
+      <w:pPr>
+        <w:rPr>
+          <w:b/>
+          <w:bCs/>
+        </w:rPr>
+      </w:pPr>
+      <w:r>
+        <w:rPr>
+          <w:b/>
+          <w:bCs/>
+        </w:rPr>
+        <w:t>6. Version Governance</w:t>
+      </w:r>
+    </w:p>
+    <w:p>
+      <w:r>
+        <w:t>Northwind will standardise on the RHEL 10 major release, rather than permanently fixing the infrastructure to a specific RHEL 10 minor release.</w:t>
+      </w:r>
+    </w:p>
+    <w:p>
+      <w:r>
+        <w:t>This distinction is important.</w:t>
+      </w:r>
+    </w:p>
+    <w:p>
+      <w:r>
+        <w:t>The baseline should therefore be expressed as:</w:t>
+      </w:r>
+    </w:p>
+    <w:p>
+      <w:r>
+        <w:t>Approved platform: Red Hat Enterprise Linux 10</w:t>
+      </w:r>
+    </w:p>
+    <w:p>
+      <w:r>
+        <w:t>Approved minor release: Defined by the current Northwind Server Build Standard.</w:t>
+      </w:r>
+    </w:p>
+    <w:p>
+      <w:r>
+        <w:t>Minor-release updates within RHEL 10 will be managed through established software-update and change-management processes.</w:t>
+      </w:r>
+    </w:p>
+    <w:p>
+      <w:r>
+        <w:t>Administrators should not independently select different RHEL minor releases without operational justification.</w:t>
+      </w:r>
+    </w:p>
+    <w:p>
+      <w:r>
+        <w:t>Migration from RHEL 10 to a future major release such as RHEL 11 will require explicit lifecycle planning.</w:t>
+      </w:r>
+    </w:p>
+    <w:p>
+      <w:r>
+        <w:t>Such a migration should include:</w:t>
+      </w:r>
+    </w:p>
+    <w:p>
+      <w:pPr>
+        <w:numPr>
+          <w:ilvl w:val="0"/>
+          <w:numId w:val="18"/>
+        </w:numPr>
+      </w:pPr>
+      <w:r>
+        <w:t>Application compatibility assessment.</w:t>
+      </w:r>
+    </w:p>
+    <w:p>
+      <w:pPr>
+        <w:numPr>
+          <w:ilvl w:val="0"/>
+          <w:numId w:val="18"/>
+        </w:numPr>
+      </w:pPr>
+      <w:r>
+        <w:t>Infrastructure compatibility assessment.</w:t>
+      </w:r>
+    </w:p>
+    <w:p>
+      <w:pPr>
+        <w:numPr>
+          <w:ilvl w:val="0"/>
+          <w:numId w:val="18"/>
+        </w:numPr>
+      </w:pPr>
+      <w:r>
+        <w:t>Testing within the sandbox environment.</w:t>
+      </w:r>
+    </w:p>
+    <w:p>
+      <w:pPr>
+        <w:numPr>
+          <w:ilvl w:val="0"/>
+          <w:numId w:val="18"/>
+        </w:numPr>
+      </w:pPr>
+      <w:r>
+        <w:t>Security assessment.</w:t>
+      </w:r>
+    </w:p>
+    <w:p>
+      <w:pPr>
+        <w:numPr>
+          <w:ilvl w:val="0"/>
+          <w:numId w:val="18"/>
+        </w:numPr>
+      </w:pPr>
+      <w:r>
+        <w:t>Documentation updates.</w:t>
+      </w:r>
+    </w:p>
+    <w:p>
+      <w:pPr>
+        <w:numPr>
+          <w:ilvl w:val="0"/>
+          <w:numId w:val="18"/>
+        </w:numPr>
+      </w:pPr>
+      <w:r>
+        <w:lastRenderedPageBreak/>
+        <w:t>Operational readiness review.</w:t>
+      </w:r>
+    </w:p>
+    <w:p>
+      <w:pPr>
+        <w:numPr>
+          <w:ilvl w:val="0"/>
+          <w:numId w:val="18"/>
+        </w:numPr>
+      </w:pPr>
+      <w:r>
+        <w:t>Approved change.</w:t>
+      </w:r>
+    </w:p>
+    <w:p>
+      <w:pPr>
+        <w:numPr>
+          <w:ilvl w:val="0"/>
+          <w:numId w:val="18"/>
+        </w:numPr>
+      </w:pPr>
+      <w:r>
+        <w:t>Phased migration where appropriate.</w:t>
+      </w:r>
+    </w:p>
+    <w:p>
+      <w:r>
+        <w:t>This prevents uncontrolled operating-system variation while allowing Northwind to remain appropriately patched and supported throughout the RHEL 10 lifecycle.</w:t>
+      </w:r>
+    </w:p>
+    <w:p>
+      <w:pPr>
+        <w:rPr>
+          <w:b/>
+          <w:bCs/>
+        </w:rPr>
+      </w:pPr>
+      <w:r>
+        <w:rPr>
+          <w:b/>
+          <w:bCs/>
+        </w:rPr>
+        <w:t>6.1 Initial Deployment Consistency</w:t>
+      </w:r>
+    </w:p>
+    <w:p>
+      <w:r>
+        <w:t>The six initial RHEL virtual machines should be deployed using the same approved RHEL 10 minor-release baseline unless a documented technical requirement justifies a difference.</w:t>
+      </w:r>
+    </w:p>
+    <w:p>
+      <w:r>
+        <w:t>Any permitted differences must be recorded in the server asset register and relevant build documentation.</w:t>
+      </w:r>
+    </w:p>
+    <w:p>
+      <w:r>
+        <w:t>This provides a consistent starting point for future patching, maintenance and troubleshooting activities.</w:t>
+      </w:r>
+    </w:p>
+    <w:p>
+      <w:pPr>
+        <w:rPr>
+          <w:b/>
+          <w:bCs/>
+        </w:rPr>
+      </w:pPr>
+      <w:r>
+        <w:rPr>
+          <w:b/>
+          <w:bCs/>
+        </w:rPr>
+        <w:t>7. Server Build Standard</w:t>
+      </w:r>
+    </w:p>
+    <w:p>
+      <w:r>
+        <w:t>Selection of RHEL 10 establishes the operating-system platform but does not by itself establish a complete server baseline.</w:t>
+      </w:r>
+    </w:p>
+    <w:p>
+      <w:r>
+        <w:t>A subsequent Northwind RHEL Server Build Standard should define the expected configuration of newly deployed Linux servers.</w:t>
+      </w:r>
+    </w:p>
+    <w:p>
+      <w:r>
+        <w:t>The standard should eventually cover areas including:</w:t>
+      </w:r>
+    </w:p>
+    <w:p>
+      <w:pPr>
+        <w:numPr>
+          <w:ilvl w:val="0"/>
+          <w:numId w:val="19"/>
+        </w:numPr>
+      </w:pPr>
+      <w:r>
+        <w:t>Approved RHEL release.</w:t>
+      </w:r>
+    </w:p>
+    <w:p>
+      <w:pPr>
+        <w:numPr>
+          <w:ilvl w:val="0"/>
+          <w:numId w:val="19"/>
+        </w:numPr>
+      </w:pPr>
+      <w:r>
+        <w:t>Installation profile.</w:t>
+      </w:r>
+    </w:p>
+    <w:p>
+      <w:pPr>
+        <w:numPr>
+          <w:ilvl w:val="0"/>
+          <w:numId w:val="19"/>
+        </w:numPr>
+      </w:pPr>
+      <w:r>
+        <w:t>Package baseline.</w:t>
+      </w:r>
+    </w:p>
+    <w:p>
+      <w:pPr>
+        <w:numPr>
+          <w:ilvl w:val="0"/>
+          <w:numId w:val="19"/>
+        </w:numPr>
+      </w:pPr>
+      <w:r>
+        <w:t>Hostname convention.</w:t>
+      </w:r>
+    </w:p>
+    <w:p>
+      <w:pPr>
+        <w:numPr>
+          <w:ilvl w:val="0"/>
+          <w:numId w:val="19"/>
+        </w:numPr>
+      </w:pPr>
+      <w:r>
+        <w:t>Network configuration.</w:t>
+      </w:r>
+    </w:p>
+    <w:p>
+      <w:pPr>
+        <w:numPr>
+          <w:ilvl w:val="0"/>
+          <w:numId w:val="19"/>
+        </w:numPr>
+      </w:pPr>
+      <w:r>
+        <w:t>Storage and LVM standards.</w:t>
+      </w:r>
+    </w:p>
+    <w:p>
+      <w:pPr>
+        <w:numPr>
+          <w:ilvl w:val="0"/>
+          <w:numId w:val="19"/>
+        </w:numPr>
+      </w:pPr>
+      <w:r>
+        <w:t>Filesystem standards.</w:t>
+      </w:r>
+    </w:p>
+    <w:p>
+      <w:pPr>
+        <w:numPr>
+          <w:ilvl w:val="0"/>
+          <w:numId w:val="19"/>
+        </w:numPr>
+      </w:pPr>
+      <w:r>
+        <w:t>Mount configuration.</w:t>
+      </w:r>
+    </w:p>
+    <w:p>
+      <w:pPr>
+        <w:numPr>
+          <w:ilvl w:val="0"/>
+          <w:numId w:val="19"/>
+        </w:numPr>
+      </w:pPr>
+      <w:r>
+        <w:t>Repository configuration.</w:t>
+      </w:r>
+    </w:p>
+    <w:p>
+      <w:pPr>
+        <w:numPr>
+          <w:ilvl w:val="0"/>
+          <w:numId w:val="19"/>
+        </w:numPr>
+      </w:pPr>
+      <w:r>
+        <w:t>Patch/update configuration.</w:t>
+      </w:r>
+    </w:p>
+    <w:p>
+      <w:pPr>
+        <w:numPr>
+          <w:ilvl w:val="0"/>
+          <w:numId w:val="19"/>
+        </w:numPr>
+      </w:pPr>
+      <w:r>
+        <w:t>SELinux state.</w:t>
+      </w:r>
+    </w:p>
+    <w:p>
+      <w:pPr>
+        <w:numPr>
+          <w:ilvl w:val="0"/>
+          <w:numId w:val="19"/>
+        </w:numPr>
+      </w:pPr>
+      <w:r>
+        <w:t>firewalld baseline.</w:t>
+      </w:r>
+    </w:p>
+    <w:p>
+      <w:pPr>
+        <w:numPr>
+          <w:ilvl w:val="0"/>
+          <w:numId w:val="19"/>
+        </w:numPr>
+      </w:pPr>
+      <w:r>
+        <w:t>SSH configuration.</w:t>
+      </w:r>
+    </w:p>
+    <w:p>
+      <w:pPr>
+        <w:numPr>
+          <w:ilvl w:val="0"/>
+          <w:numId w:val="19"/>
+        </w:numPr>
+      </w:pPr>
+      <w:r>
+        <w:t>Administrative accounts/groups.</w:t>
+      </w:r>
+    </w:p>
+    <w:p>
+      <w:pPr>
+        <w:numPr>
+          <w:ilvl w:val="0"/>
+          <w:numId w:val="19"/>
+        </w:numPr>
+      </w:pPr>
+      <w:r>
+        <w:t>sudo configuration.</w:t>
+      </w:r>
+    </w:p>
+    <w:p>
+      <w:pPr>
+        <w:numPr>
+          <w:ilvl w:val="0"/>
+          <w:numId w:val="19"/>
+        </w:numPr>
+      </w:pPr>
+      <w:r>
+        <w:t>Time synchronisation.</w:t>
+      </w:r>
+    </w:p>
+    <w:p>
+      <w:pPr>
+        <w:numPr>
+          <w:ilvl w:val="0"/>
+          <w:numId w:val="19"/>
+        </w:numPr>
+      </w:pPr>
+      <w:r>
+        <w:lastRenderedPageBreak/>
+        <w:t>Logging configuration.</w:t>
+      </w:r>
+    </w:p>
+    <w:p>
+      <w:pPr>
+        <w:numPr>
+          <w:ilvl w:val="0"/>
+          <w:numId w:val="19"/>
+        </w:numPr>
+      </w:pPr>
+      <w:r>
+        <w:t>Monitoring integration.</w:t>
+      </w:r>
+    </w:p>
+    <w:p>
+      <w:pPr>
+        <w:numPr>
+          <w:ilvl w:val="0"/>
+          <w:numId w:val="19"/>
+        </w:numPr>
+      </w:pPr>
+      <w:r>
+        <w:t>Backup integration.</w:t>
+      </w:r>
+    </w:p>
+    <w:p>
+      <w:pPr>
+        <w:numPr>
+          <w:ilvl w:val="0"/>
+          <w:numId w:val="19"/>
+        </w:numPr>
+      </w:pPr>
+      <w:r>
+        <w:t>Security configuration.</w:t>
+      </w:r>
+    </w:p>
+    <w:p>
+      <w:pPr>
+        <w:numPr>
+          <w:ilvl w:val="0"/>
+          <w:numId w:val="19"/>
+        </w:numPr>
+      </w:pPr>
+      <w:r>
+        <w:t>System documentation requirements.</w:t>
+      </w:r>
+    </w:p>
+    <w:p>
+      <w:r>
+        <w:t>The objective is that two administrators deploying equivalent Northwind servers should produce substantially consistent systems rather than making independent configuration decisions during every installation.</w:t>
+      </w:r>
+    </w:p>
+    <w:p>
+      <w:pPr>
+        <w:rPr>
+          <w:b/>
+          <w:bCs/>
+        </w:rPr>
+      </w:pPr>
+      <w:r>
+        <w:rPr>
+          <w:b/>
+          <w:bCs/>
+        </w:rPr>
+        <w:t>7.1 Common Baseline and Role-Specific Configuration</w:t>
+      </w:r>
+    </w:p>
+    <w:p>
+      <w:r>
+        <w:t>The Server Build Standard should distinguish between:</w:t>
+      </w:r>
+    </w:p>
+    <w:p>
+      <w:r>
+        <w:t>Common configuration: Settings expected on all Northwind RHEL servers.</w:t>
+      </w:r>
+    </w:p>
+    <w:p>
+      <w:r>
+        <w:t>Role-specific configuration: Settings required only by particular server roles.</w:t>
+      </w:r>
+    </w:p>
+    <w:p>
+      <w:r>
+        <w:t>For example, common configuration may include:</w:t>
+      </w:r>
+    </w:p>
+    <w:p>
+      <w:pPr>
+        <w:numPr>
+          <w:ilvl w:val="0"/>
+          <w:numId w:val="20"/>
+        </w:numPr>
+      </w:pPr>
+      <w:r>
+        <w:t>Standard administrative accounts.</w:t>
+      </w:r>
+    </w:p>
+    <w:p>
+      <w:pPr>
+        <w:numPr>
+          <w:ilvl w:val="0"/>
+          <w:numId w:val="20"/>
+        </w:numPr>
+      </w:pPr>
+      <w:r>
+        <w:t>SSH configuration.</w:t>
+      </w:r>
+    </w:p>
+    <w:p>
+      <w:pPr>
+        <w:numPr>
+          <w:ilvl w:val="0"/>
+          <w:numId w:val="20"/>
+        </w:numPr>
+      </w:pPr>
+      <w:r>
+        <w:t>Time synchronisation.</w:t>
+      </w:r>
+    </w:p>
+    <w:p>
+      <w:pPr>
+        <w:numPr>
+          <w:ilvl w:val="0"/>
+          <w:numId w:val="20"/>
+        </w:numPr>
+      </w:pPr>
+      <w:r>
+        <w:t>Logging.</w:t>
+      </w:r>
+    </w:p>
+    <w:p>
+      <w:pPr>
+        <w:numPr>
+          <w:ilvl w:val="0"/>
+          <w:numId w:val="20"/>
+        </w:numPr>
+      </w:pPr>
+      <w:r>
+        <w:t>SELinux enforcement.</w:t>
+      </w:r>
+    </w:p>
+    <w:p>
+      <w:pPr>
+        <w:numPr>
+          <w:ilvl w:val="0"/>
+          <w:numId w:val="20"/>
+        </w:numPr>
+      </w:pPr>
+      <w:r>
+        <w:t>Package repository configuration.</w:t>
+      </w:r>
+    </w:p>
+    <w:p>
+      <w:pPr>
+        <w:numPr>
+          <w:ilvl w:val="0"/>
+          <w:numId w:val="20"/>
+        </w:numPr>
+      </w:pPr>
+      <w:r>
+        <w:t>Baseline security settings.</w:t>
+      </w:r>
+    </w:p>
+    <w:p>
+      <w:r>
+        <w:t>Role-specific configuration may include:</w:t>
+      </w:r>
+    </w:p>
+    <w:p>
+      <w:pPr>
+        <w:numPr>
+          <w:ilvl w:val="0"/>
+          <w:numId w:val="21"/>
+        </w:numPr>
+      </w:pPr>
+      <w:r>
+        <w:t>Routing and packet forwarding on FW01.</w:t>
+      </w:r>
+    </w:p>
+    <w:p>
+      <w:pPr>
+        <w:numPr>
+          <w:ilvl w:val="0"/>
+          <w:numId w:val="21"/>
+        </w:numPr>
+      </w:pPr>
+      <w:r>
+        <w:t>Administrative access restrictions on JUMP01.</w:t>
+      </w:r>
+    </w:p>
+    <w:p>
+      <w:pPr>
+        <w:numPr>
+          <w:ilvl w:val="0"/>
+          <w:numId w:val="21"/>
+        </w:numPr>
+      </w:pPr>
+      <w:r>
+        <w:t>Infrastructure services on CORE01.</w:t>
+      </w:r>
+    </w:p>
+    <w:p>
+      <w:pPr>
+        <w:numPr>
+          <w:ilvl w:val="0"/>
+          <w:numId w:val="21"/>
+        </w:numPr>
+      </w:pPr>
+      <w:r>
+        <w:t>Monitoring and logging services on OPS01.</w:t>
+      </w:r>
+    </w:p>
+    <w:p>
+      <w:pPr>
+        <w:numPr>
+          <w:ilvl w:val="0"/>
+          <w:numId w:val="21"/>
+        </w:numPr>
+      </w:pPr>
+      <w:r>
+        <w:t>Backup software and storage integration on BACKUP01.</w:t>
+      </w:r>
+    </w:p>
+    <w:p>
+      <w:pPr>
+        <w:numPr>
+          <w:ilvl w:val="0"/>
+          <w:numId w:val="21"/>
+        </w:numPr>
+      </w:pPr>
+      <w:r>
+        <w:t>File-sharing services and data access controls on FILE01.</w:t>
+      </w:r>
+    </w:p>
+    <w:p>
+      <w:r>
+        <w:t>This approach supports consistency without preventing individual servers from fulfilling their intended functions.</w:t>
+      </w:r>
+    </w:p>
+    <w:p>
+      <w:pPr>
+        <w:rPr>
+          <w:b/>
+          <w:bCs/>
+        </w:rPr>
+      </w:pPr>
+      <w:r>
+        <w:rPr>
+          <w:b/>
+          <w:bCs/>
+        </w:rPr>
+        <w:t>7.2 Repeatable Deployment</w:t>
+      </w:r>
+    </w:p>
+    <w:p>
+      <w:r>
+        <w:t>The Northwind RHEL Server Build Standard should be accompanied by documented installation and validation procedures.</w:t>
+      </w:r>
+    </w:p>
+    <w:p>
+      <w:r>
+        <w:t>These procedures should allow administrators to:</w:t>
+      </w:r>
+    </w:p>
+    <w:p>
+      <w:pPr>
+        <w:numPr>
+          <w:ilvl w:val="0"/>
+          <w:numId w:val="22"/>
+        </w:numPr>
+      </w:pPr>
+      <w:r>
+        <w:lastRenderedPageBreak/>
+        <w:t>Deploy a new RHEL virtual machine.</w:t>
+      </w:r>
+    </w:p>
+    <w:p>
+      <w:pPr>
+        <w:numPr>
+          <w:ilvl w:val="0"/>
+          <w:numId w:val="22"/>
+        </w:numPr>
+      </w:pPr>
+      <w:r>
+        <w:t>Apply the approved operating-system baseline.</w:t>
+      </w:r>
+    </w:p>
+    <w:p>
+      <w:pPr>
+        <w:numPr>
+          <w:ilvl w:val="0"/>
+          <w:numId w:val="22"/>
+        </w:numPr>
+      </w:pPr>
+      <w:r>
+        <w:t>Configure the required server role.</w:t>
+      </w:r>
+    </w:p>
+    <w:p>
+      <w:pPr>
+        <w:numPr>
+          <w:ilvl w:val="0"/>
+          <w:numId w:val="22"/>
+        </w:numPr>
+      </w:pPr>
+      <w:r>
+        <w:t>Validate the resulting configuration.</w:t>
+      </w:r>
+    </w:p>
+    <w:p>
+      <w:pPr>
+        <w:numPr>
+          <w:ilvl w:val="0"/>
+          <w:numId w:val="22"/>
+        </w:numPr>
+      </w:pPr>
+      <w:r>
+        <w:t>Record the deployed system in the asset register.</w:t>
+      </w:r>
+    </w:p>
+    <w:p>
+      <w:r>
+        <w:t>The procedures should support both initial implementation and future recovery or replacement activities.</w:t>
+      </w:r>
+    </w:p>
+    <w:p>
+      <w:pPr>
+        <w:rPr>
+          <w:b/>
+          <w:bCs/>
+        </w:rPr>
+      </w:pPr>
+      <w:r>
+        <w:rPr>
+          <w:b/>
+          <w:bCs/>
+        </w:rPr>
+        <w:t>8. Alternative Distributions Considered</w:t>
+      </w:r>
+    </w:p>
+    <w:p>
+      <w:pPr>
+        <w:rPr>
+          <w:b/>
+          <w:bCs/>
+        </w:rPr>
+      </w:pPr>
+      <w:r>
+        <w:rPr>
+          <w:b/>
+          <w:bCs/>
+        </w:rPr>
+        <w:t>8.1 SUSE Linux Enterprise Server</w:t>
+      </w:r>
+    </w:p>
+    <w:p>
+      <w:r>
+        <w:t>SUSE Linux Enterprise Server (SLES) is recognised as a viable enterprise Linux platform and may be appropriate where future applications or vendor-support requirements specifically favour or require the SUSE ecosystem.</w:t>
+      </w:r>
+    </w:p>
+    <w:p>
+      <w:r>
+        <w:t>However, Northwind currently has no business or technical requirement requiring SLES.</w:t>
+      </w:r>
+    </w:p>
+    <w:p>
+      <w:r>
+        <w:t>Introducing SLES during v1 would create an additional operating-system baseline and increase operational variation without providing a currently identified benefit.</w:t>
+      </w:r>
+    </w:p>
+    <w:p>
+      <w:r>
+        <w:t>SLES is therefore not selected for the Northwind v1 standard server platform.</w:t>
+      </w:r>
+    </w:p>
+    <w:p>
+      <w:r>
+        <w:t>It remains a valid future exception where a specific application, vendor certification, integration or other business requirement justifies its introduction.</w:t>
+      </w:r>
+    </w:p>
+    <w:p>
+      <w:r>
+        <w:t>Geographical expansion alone should not automatically trigger deployment of a different Linux distribution.</w:t>
+      </w:r>
+    </w:p>
+    <w:p>
+      <w:pPr>
+        <w:rPr>
+          <w:b/>
+          <w:bCs/>
+        </w:rPr>
+      </w:pPr>
+      <w:r>
+        <w:rPr>
+          <w:b/>
+          <w:bCs/>
+        </w:rPr>
+        <w:t>8.2 Ubuntu Server</w:t>
+      </w:r>
+    </w:p>
+    <w:p>
+      <w:r>
+        <w:t>Ubuntu Server is also recognised as a viable enterprise Linux platform with a large software ecosystem and commercial support options.</w:t>
+      </w:r>
+    </w:p>
+    <w:p>
+      <w:r>
+        <w:t>However, Ubuntu belongs to the Debian family and introduces different administration and package-management conventions from the selected RHEL baseline.</w:t>
+      </w:r>
+    </w:p>
+    <w:p>
+      <w:r>
+        <w:t>Introducing Ubuntu without a defined requirement would increase Northwind's operational variation in areas including:</w:t>
+      </w:r>
+    </w:p>
+    <w:p>
+      <w:pPr>
+        <w:numPr>
+          <w:ilvl w:val="0"/>
+          <w:numId w:val="23"/>
+        </w:numPr>
+      </w:pPr>
+      <w:r>
+        <w:t>Package management.</w:t>
+      </w:r>
+    </w:p>
+    <w:p>
+      <w:pPr>
+        <w:numPr>
+          <w:ilvl w:val="0"/>
+          <w:numId w:val="23"/>
+        </w:numPr>
+      </w:pPr>
+      <w:r>
+        <w:t>Repository management.</w:t>
+      </w:r>
+    </w:p>
+    <w:p>
+      <w:pPr>
+        <w:numPr>
+          <w:ilvl w:val="0"/>
+          <w:numId w:val="23"/>
+        </w:numPr>
+      </w:pPr>
+      <w:r>
+        <w:t>System configuration.</w:t>
+      </w:r>
+    </w:p>
+    <w:p>
+      <w:pPr>
+        <w:numPr>
+          <w:ilvl w:val="0"/>
+          <w:numId w:val="23"/>
+        </w:numPr>
+      </w:pPr>
+      <w:r>
+        <w:t>Patch procedures.</w:t>
+      </w:r>
+    </w:p>
+    <w:p>
+      <w:pPr>
+        <w:numPr>
+          <w:ilvl w:val="0"/>
+          <w:numId w:val="23"/>
+        </w:numPr>
+      </w:pPr>
+      <w:r>
+        <w:t>Troubleshooting.</w:t>
+      </w:r>
+    </w:p>
+    <w:p>
+      <w:pPr>
+        <w:numPr>
+          <w:ilvl w:val="0"/>
+          <w:numId w:val="23"/>
+        </w:numPr>
+      </w:pPr>
+      <w:r>
+        <w:t>Documentation.</w:t>
+      </w:r>
+    </w:p>
+    <w:p>
+      <w:pPr>
+        <w:numPr>
+          <w:ilvl w:val="0"/>
+          <w:numId w:val="23"/>
+        </w:numPr>
+      </w:pPr>
+      <w:r>
+        <w:t>Administrator knowledge requirements.</w:t>
+      </w:r>
+    </w:p>
+    <w:p>
+      <w:r>
+        <w:lastRenderedPageBreak/>
+        <w:t>Ubuntu Server is therefore not selected for the v1 server baseline, but remains available as a future exception where application compatibility, vendor support or another defined requirement justifies it.</w:t>
+      </w:r>
+    </w:p>
+    <w:p>
+      <w:pPr>
+        <w:rPr>
+          <w:b/>
+          <w:bCs/>
+        </w:rPr>
+      </w:pPr>
+      <w:r>
+        <w:rPr>
+          <w:b/>
+          <w:bCs/>
+        </w:rPr>
+        <w:t>8.3 RHEL-Compatible Alternatives</w:t>
+      </w:r>
+    </w:p>
+    <w:p>
+      <w:r>
+        <w:t>RHEL-compatible distributions may provide technically similar environments without the same commercial subscription model.</w:t>
+      </w:r>
+    </w:p>
+    <w:p>
+      <w:r>
+        <w:t>These could be considered if future commercial or licensing requirements make them advantageous.</w:t>
+      </w:r>
+    </w:p>
+    <w:p>
+      <w:r>
+        <w:t>For the current design, Northwind prefers RHEL itself because the platform provides a clearly defined vendor lifecycle, security-maintenance model, documentation ecosystem and commercial support path.</w:t>
+      </w:r>
+    </w:p>
+    <w:p>
+      <w:r>
+        <w:t>Cost and subscription requirements should nevertheless be validated before production implementation.</w:t>
+      </w:r>
+    </w:p>
+    <w:p>
+      <w:pPr>
+        <w:rPr>
+          <w:b/>
+          <w:bCs/>
+        </w:rPr>
+      </w:pPr>
+      <w:r>
+        <w:rPr>
+          <w:b/>
+          <w:bCs/>
+        </w:rPr>
+        <w:t>8.4 Proxmox VE</w:t>
+      </w:r>
+    </w:p>
+    <w:p>
+      <w:r>
+        <w:t>Proxmox VE is not considered a competing candidate for the Northwind RHEL server baseline.</w:t>
+      </w:r>
+    </w:p>
+    <w:p>
+      <w:r>
+        <w:t>It fulfils a different infrastructure requirement: providing the virtualisation platform upon which the Northwind server estate will operate.</w:t>
+      </w:r>
+    </w:p>
+    <w:p>
+      <w:r>
+        <w:t>Proxmox VE is therefore an approved infrastructure platform rather than an alternative general-purpose server operating system.</w:t>
+      </w:r>
+    </w:p>
+    <w:p>
+      <w:r>
+        <w:t>Its selection is governed by the physical and virtual infrastructure design.</w:t>
+      </w:r>
+    </w:p>
+    <w:p>
+      <w:pPr>
+        <w:rPr>
+          <w:b/>
+          <w:bCs/>
+        </w:rPr>
+      </w:pPr>
+      <w:r>
+        <w:rPr>
+          <w:b/>
+          <w:bCs/>
+        </w:rPr>
+        <w:t>9. Distribution Exception Process</w:t>
+      </w:r>
+    </w:p>
+    <w:p>
+      <w:r>
+        <w:t>The RHEL 10 standard is not intended to prevent Northwind from adopting another Linux distribution where doing so provides genuine business value.</w:t>
+      </w:r>
+    </w:p>
+    <w:p>
+      <w:r>
+        <w:t>For example, a future vendor may state that a required business application is supported only on a particular Linux distribution.</w:t>
+      </w:r>
+    </w:p>
+    <w:p>
+      <w:r>
+        <w:t>In such circumstances, the appropriate response is not to reject the application automatically or deploy the alternative distribution informally.</w:t>
+      </w:r>
+    </w:p>
+    <w:p>
+      <w:r>
+        <w:t>Instead, the deviation should be documented.</w:t>
+      </w:r>
+    </w:p>
+    <w:p>
+      <w:r>
+        <w:t>The assessment should consider:</w:t>
+      </w:r>
+    </w:p>
+    <w:p>
+      <w:pPr>
+        <w:numPr>
+          <w:ilvl w:val="0"/>
+          <w:numId w:val="24"/>
+        </w:numPr>
+      </w:pPr>
+      <w:r>
+        <w:t>Business justification.</w:t>
+      </w:r>
+    </w:p>
+    <w:p>
+      <w:pPr>
+        <w:numPr>
+          <w:ilvl w:val="0"/>
+          <w:numId w:val="24"/>
+        </w:numPr>
+      </w:pPr>
+      <w:r>
+        <w:t>Vendor support requirements.</w:t>
+      </w:r>
+    </w:p>
+    <w:p>
+      <w:pPr>
+        <w:numPr>
+          <w:ilvl w:val="0"/>
+          <w:numId w:val="24"/>
+        </w:numPr>
+      </w:pPr>
+      <w:r>
+        <w:t>Application compatibility.</w:t>
+      </w:r>
+    </w:p>
+    <w:p>
+      <w:pPr>
+        <w:numPr>
+          <w:ilvl w:val="0"/>
+          <w:numId w:val="24"/>
+        </w:numPr>
+      </w:pPr>
+      <w:r>
+        <w:t>Security implications.</w:t>
+      </w:r>
+    </w:p>
+    <w:p>
+      <w:pPr>
+        <w:numPr>
+          <w:ilvl w:val="0"/>
+          <w:numId w:val="24"/>
+        </w:numPr>
+      </w:pPr>
+      <w:r>
+        <w:t>Patch-management requirements.</w:t>
+      </w:r>
+    </w:p>
+    <w:p>
+      <w:pPr>
+        <w:numPr>
+          <w:ilvl w:val="0"/>
+          <w:numId w:val="24"/>
+        </w:numPr>
+      </w:pPr>
+      <w:r>
+        <w:t>Backup compatibility.</w:t>
+      </w:r>
+    </w:p>
+    <w:p>
+      <w:pPr>
+        <w:numPr>
+          <w:ilvl w:val="0"/>
+          <w:numId w:val="24"/>
+        </w:numPr>
+      </w:pPr>
+      <w:r>
+        <w:t>Monitoring compatibility.</w:t>
+      </w:r>
+    </w:p>
+    <w:p>
+      <w:pPr>
+        <w:numPr>
+          <w:ilvl w:val="0"/>
+          <w:numId w:val="24"/>
+        </w:numPr>
+      </w:pPr>
+      <w:r>
+        <w:lastRenderedPageBreak/>
+        <w:t>Administrator skills.</w:t>
+      </w:r>
+    </w:p>
+    <w:p>
+      <w:pPr>
+        <w:numPr>
+          <w:ilvl w:val="0"/>
+          <w:numId w:val="24"/>
+        </w:numPr>
+      </w:pPr>
+      <w:r>
+        <w:t>Operational documentation.</w:t>
+      </w:r>
+    </w:p>
+    <w:p>
+      <w:pPr>
+        <w:numPr>
+          <w:ilvl w:val="0"/>
+          <w:numId w:val="24"/>
+        </w:numPr>
+      </w:pPr>
+      <w:r>
+        <w:t>Lifecycle/support period.</w:t>
+      </w:r>
+    </w:p>
+    <w:p>
+      <w:pPr>
+        <w:numPr>
+          <w:ilvl w:val="0"/>
+          <w:numId w:val="24"/>
+        </w:numPr>
+      </w:pPr>
+      <w:r>
+        <w:t>Additional management overhead.</w:t>
+      </w:r>
+    </w:p>
+    <w:p>
+      <w:r>
+        <w:t>If approved, the alternative distribution becomes a documented exception to the Northwind Linux standard.</w:t>
+      </w:r>
+    </w:p>
+    <w:p>
+      <w:r>
+        <w:t>The exception should be recorded in the relevant design documentation and asset register.</w:t>
+      </w:r>
+    </w:p>
+    <w:p>
+      <w:r>
+        <w:t>It should also identify any additional operational procedures required to support the alternative platform.</w:t>
+      </w:r>
+    </w:p>
+    <w:p>
+      <w:pPr>
+        <w:rPr>
+          <w:b/>
+          <w:bCs/>
+        </w:rPr>
+      </w:pPr>
+      <w:r>
+        <w:rPr>
+          <w:b/>
+          <w:bCs/>
+        </w:rPr>
+        <w:t>10. Project and Skills Alignment</w:t>
+      </w:r>
+    </w:p>
+    <w:p>
+      <w:r>
+        <w:t>RHEL 10 provides an additional benefit to the Redstone implementation project because it directly aligns the practical Northwind environment with the RHEL administration skills being developed through the project.</w:t>
+      </w:r>
+    </w:p>
+    <w:p>
+      <w:r>
+        <w:t>The Northwind implementation will provide practical experience with areas including:</w:t>
+      </w:r>
+    </w:p>
+    <w:p>
+      <w:pPr>
+        <w:numPr>
+          <w:ilvl w:val="0"/>
+          <w:numId w:val="25"/>
+        </w:numPr>
+      </w:pPr>
+      <w:r>
+        <w:t>Installation and server provisioning.</w:t>
+      </w:r>
+    </w:p>
+    <w:p>
+      <w:pPr>
+        <w:numPr>
+          <w:ilvl w:val="0"/>
+          <w:numId w:val="25"/>
+        </w:numPr>
+      </w:pPr>
+      <w:r>
+        <w:t>RPM/DNF package management.</w:t>
+      </w:r>
+    </w:p>
+    <w:p>
+      <w:pPr>
+        <w:numPr>
+          <w:ilvl w:val="0"/>
+          <w:numId w:val="25"/>
+        </w:numPr>
+      </w:pPr>
+      <w:r>
+        <w:t>Repository management.</w:t>
+      </w:r>
+    </w:p>
+    <w:p>
+      <w:pPr>
+        <w:numPr>
+          <w:ilvl w:val="0"/>
+          <w:numId w:val="25"/>
+        </w:numPr>
+      </w:pPr>
+      <w:r>
+        <w:t>systemd.</w:t>
+      </w:r>
+    </w:p>
+    <w:p>
+      <w:pPr>
+        <w:numPr>
+          <w:ilvl w:val="0"/>
+          <w:numId w:val="25"/>
+        </w:numPr>
+      </w:pPr>
+      <w:r>
+        <w:t>SELinux.</w:t>
+      </w:r>
+    </w:p>
+    <w:p>
+      <w:pPr>
+        <w:numPr>
+          <w:ilvl w:val="0"/>
+          <w:numId w:val="25"/>
+        </w:numPr>
+      </w:pPr>
+      <w:r>
+        <w:t>firewalld.</w:t>
+      </w:r>
+    </w:p>
+    <w:p>
+      <w:pPr>
+        <w:numPr>
+          <w:ilvl w:val="0"/>
+          <w:numId w:val="25"/>
+        </w:numPr>
+      </w:pPr>
+      <w:r>
+        <w:t>SSH.</w:t>
+      </w:r>
+    </w:p>
+    <w:p>
+      <w:pPr>
+        <w:numPr>
+          <w:ilvl w:val="0"/>
+          <w:numId w:val="25"/>
+        </w:numPr>
+      </w:pPr>
+      <w:r>
+        <w:t>Users and groups.</w:t>
+      </w:r>
+    </w:p>
+    <w:p>
+      <w:pPr>
+        <w:numPr>
+          <w:ilvl w:val="0"/>
+          <w:numId w:val="25"/>
+        </w:numPr>
+      </w:pPr>
+      <w:r>
+        <w:t>sudo.</w:t>
+      </w:r>
+    </w:p>
+    <w:p>
+      <w:pPr>
+        <w:numPr>
+          <w:ilvl w:val="0"/>
+          <w:numId w:val="25"/>
+        </w:numPr>
+      </w:pPr>
+      <w:r>
+        <w:t>Permissions and ACLs.</w:t>
+      </w:r>
+    </w:p>
+    <w:p>
+      <w:pPr>
+        <w:numPr>
+          <w:ilvl w:val="0"/>
+          <w:numId w:val="25"/>
+        </w:numPr>
+      </w:pPr>
+      <w:r>
+        <w:t>LVM.</w:t>
+      </w:r>
+    </w:p>
+    <w:p>
+      <w:pPr>
+        <w:numPr>
+          <w:ilvl w:val="0"/>
+          <w:numId w:val="25"/>
+        </w:numPr>
+      </w:pPr>
+      <w:r>
+        <w:t>XFS.</w:t>
+      </w:r>
+    </w:p>
+    <w:p>
+      <w:pPr>
+        <w:numPr>
+          <w:ilvl w:val="0"/>
+          <w:numId w:val="25"/>
+        </w:numPr>
+      </w:pPr>
+      <w:r>
+        <w:t>Persistent mounts.</w:t>
+      </w:r>
+    </w:p>
+    <w:p>
+      <w:pPr>
+        <w:numPr>
+          <w:ilvl w:val="0"/>
+          <w:numId w:val="25"/>
+        </w:numPr>
+      </w:pPr>
+      <w:r>
+        <w:t>Networking.</w:t>
+      </w:r>
+    </w:p>
+    <w:p>
+      <w:pPr>
+        <w:numPr>
+          <w:ilvl w:val="0"/>
+          <w:numId w:val="25"/>
+        </w:numPr>
+      </w:pPr>
+      <w:r>
+        <w:t>Logging and journalctl.</w:t>
+      </w:r>
+    </w:p>
+    <w:p>
+      <w:pPr>
+        <w:numPr>
+          <w:ilvl w:val="0"/>
+          <w:numId w:val="25"/>
+        </w:numPr>
+      </w:pPr>
+      <w:r>
+        <w:t>Process management.</w:t>
+      </w:r>
+    </w:p>
+    <w:p>
+      <w:pPr>
+        <w:numPr>
+          <w:ilvl w:val="0"/>
+          <w:numId w:val="25"/>
+        </w:numPr>
+      </w:pPr>
+      <w:r>
+        <w:t>Scheduled operations.</w:t>
+      </w:r>
+    </w:p>
+    <w:p>
+      <w:pPr>
+        <w:numPr>
+          <w:ilvl w:val="0"/>
+          <w:numId w:val="25"/>
+        </w:numPr>
+      </w:pPr>
+      <w:r>
+        <w:t>Troubleshooting.</w:t>
+      </w:r>
+    </w:p>
+    <w:p>
+      <w:r>
+        <w:lastRenderedPageBreak/>
+        <w:t>The six-server architecture will allow these administration skills to be applied to different infrastructure roles rather than isolated training exercises.</w:t>
+      </w:r>
+    </w:p>
+    <w:p>
+      <w:r>
+        <w:t>For example:</w:t>
+      </w:r>
+    </w:p>
+    <w:p>
+      <w:pPr>
+        <w:numPr>
+          <w:ilvl w:val="0"/>
+          <w:numId w:val="26"/>
+        </w:numPr>
+      </w:pPr>
+      <w:r>
+        <w:t>FW01 will provide practical experience with Linux networking, routing and firewall administration.</w:t>
+      </w:r>
+    </w:p>
+    <w:p>
+      <w:pPr>
+        <w:numPr>
+          <w:ilvl w:val="0"/>
+          <w:numId w:val="26"/>
+        </w:numPr>
+      </w:pPr>
+      <w:r>
+        <w:t>JUMP01 will provide experience with SSH, authentication and administrative access controls.</w:t>
+      </w:r>
+    </w:p>
+    <w:p>
+      <w:pPr>
+        <w:numPr>
+          <w:ilvl w:val="0"/>
+          <w:numId w:val="26"/>
+        </w:numPr>
+      </w:pPr>
+      <w:r>
+        <w:t>CORE01 will provide experience administering shared infrastructure services.</w:t>
+      </w:r>
+    </w:p>
+    <w:p>
+      <w:pPr>
+        <w:numPr>
+          <w:ilvl w:val="0"/>
+          <w:numId w:val="26"/>
+        </w:numPr>
+      </w:pPr>
+      <w:r>
+        <w:t>OPS01 will provide experience with service management, logging and operational monitoring.</w:t>
+      </w:r>
+    </w:p>
+    <w:p>
+      <w:pPr>
+        <w:numPr>
+          <w:ilvl w:val="0"/>
+          <w:numId w:val="26"/>
+        </w:numPr>
+      </w:pPr>
+      <w:r>
+        <w:t>BACKUP01 will provide experience with storage, scheduled operations and recovery.</w:t>
+      </w:r>
+    </w:p>
+    <w:p>
+      <w:pPr>
+        <w:numPr>
+          <w:ilvl w:val="0"/>
+          <w:numId w:val="26"/>
+        </w:numPr>
+      </w:pPr>
+      <w:r>
+        <w:t>FILE01 will provide experience with filesystems, permissions, ACLs and file services.</w:t>
+      </w:r>
+    </w:p>
+    <w:p>
+      <w:r>
+        <w:t>This is a secondary project benefit rather than Northwind's business justification for selecting the platform.</w:t>
+      </w:r>
+    </w:p>
+    <w:p>
+      <w:r>
+        <w:t>The operating-system decision must remain defensible based upon Northwind's infrastructure requirements independently of the training objectives of the Redstone project.</w:t>
+      </w:r>
+    </w:p>
+    <w:p>
+      <w:pPr>
+        <w:rPr>
+          <w:b/>
+          <w:bCs/>
+        </w:rPr>
+      </w:pPr>
+      <w:r>
+        <w:rPr>
+          <w:b/>
+          <w:bCs/>
+        </w:rPr>
+        <w:t>11. Risks and Mitigations</w:t>
+      </w:r>
+    </w:p>
+    <w:tbl>
+      <w:tblPr>
+        <w:tblW w:w="0" w:type="auto"/>
+        <w:tblCellSpacing w:w="15" w:type="dxa"/>
+        <w:tblCellMar>
+          <w:top w:w="15" w:type="dxa"/>
+          <w:left w:w="15" w:type="dxa"/>
+          <w:bottom w:w="15" w:type="dxa"/>
+          <w:right w:w="15" w:type="dxa"/>
+        </w:tblCellMar>
+        <w:tblLook w:val="04A0" w:firstRow="1" w:lastRow="0" w:firstColumn="1" w:lastColumn="0" w:noHBand="0" w:noVBand="1"/>
+      </w:tblPr>
+      <w:tblGrid>
+        <w:gridCol w:w="3954"/>
+        <w:gridCol w:w="5118"/>
       </w:tblGrid>
       <w:tr>
         <w:trPr>
@@ -2236,15 +3425,7 @@
           </w:tcPr>
           <w:p>
             <w:r>
-              <w:t xml:space="preserve">Define explicit security baseline covering </w:t>
-            </w:r>
-            <w:proofErr w:type="spellStart"/>
-            <w:r>
-              <w:t>SELinux</w:t>
-            </w:r>
-            <w:proofErr w:type="spellEnd"/>
-            <w:r>
-              <w:t>, firewalling, SSH, patching and privilege management</w:t>
+              <w:t>Define explicit security baseline covering SELinux, firewalling, SSH, patching and privilege management</w:t>
             </w:r>
           </w:p>
         </w:tc>
@@ -2261,7 +3442,6 @@
           </w:tcPr>
           <w:p>
             <w:r>
-              <w:lastRenderedPageBreak/>
               <w:t>Minor releases diverge between servers</w:t>
             </w:r>
           </w:p>
@@ -2378,6 +3558,7 @@
           </w:tcPr>
           <w:p>
             <w:r>
+              <w:lastRenderedPageBreak/>
               <w:t>Vendor dependency becomes undesirable</w:t>
             </w:r>
           </w:p>
@@ -2395,14 +3576,94 @@
           </w:p>
         </w:tc>
       </w:tr>
+      <w:tr>
+        <w:trPr>
+          <w:tblCellSpacing w:w="15" w:type="dxa"/>
+        </w:trPr>
+        <w:tc>
+          <w:tcPr>
+            <w:tcW w:w="0" w:type="auto"/>
+            <w:vAlign w:val="center"/>
+            <w:hideMark/>
+          </w:tcPr>
+          <w:p>
+            <w:r>
+              <w:t>Hypervisor and guest operating-system responsibilities become confused</w:t>
+            </w:r>
+          </w:p>
+        </w:tc>
+        <w:tc>
+          <w:tcPr>
+            <w:tcW w:w="0" w:type="auto"/>
+            <w:vAlign w:val="center"/>
+            <w:hideMark/>
+          </w:tcPr>
+          <w:p>
+            <w:r>
+              <w:t>Maintain separate Proxmox VE and RHEL operating-system standards</w:t>
+            </w:r>
+          </w:p>
+        </w:tc>
+      </w:tr>
+      <w:tr>
+        <w:trPr>
+          <w:tblCellSpacing w:w="15" w:type="dxa"/>
+        </w:trPr>
+        <w:tc>
+          <w:tcPr>
+            <w:tcW w:w="0" w:type="auto"/>
+            <w:vAlign w:val="center"/>
+            <w:hideMark/>
+          </w:tcPr>
+          <w:p>
+            <w:r>
+              <w:t>Common baseline is applied without considering server roles</w:t>
+            </w:r>
+          </w:p>
+        </w:tc>
+        <w:tc>
+          <w:tcPr>
+            <w:tcW w:w="0" w:type="auto"/>
+            <w:vAlign w:val="center"/>
+            <w:hideMark/>
+          </w:tcPr>
+          <w:p>
+            <w:r>
+              <w:t>Establish common and role-specific configuration standards</w:t>
+            </w:r>
+          </w:p>
+        </w:tc>
+      </w:tr>
+      <w:tr>
+        <w:trPr>
+          <w:tblCellSpacing w:w="15" w:type="dxa"/>
+        </w:trPr>
+        <w:tc>
+          <w:tcPr>
+            <w:tcW w:w="0" w:type="auto"/>
+            <w:vAlign w:val="center"/>
+            <w:hideMark/>
+          </w:tcPr>
+          <w:p>
+            <w:r>
+              <w:t>Consolidated server roles increase configuration complexity</w:t>
+            </w:r>
+          </w:p>
+        </w:tc>
+        <w:tc>
+          <w:tcPr>
+            <w:tcW w:w="0" w:type="auto"/>
+            <w:vAlign w:val="center"/>
+            <w:hideMark/>
+          </w:tcPr>
+          <w:p>
+            <w:r>
+              <w:t>Document service dependencies and maintain repeatable deployment and recovery procedures</w:t>
+            </w:r>
+          </w:p>
+        </w:tc>
+      </w:tr>
     </w:tbl>
-    <w:p>
-      <w:r>
-        <w:pict w14:anchorId="0AFB56FD">
-          <v:rect id="_x0000_i1141" style="width:0;height:1.5pt" o:hralign="center" o:hrstd="t" o:hr="t" fillcolor="#a0a0a0" stroked="f"/>
-        </w:pict>
-      </w:r>
-    </w:p>
     <w:p>
       <w:pPr>
         <w:rPr>
@@ -2427,192 +3688,198 @@
       <w:pPr>
         <w:numPr>
           <w:ilvl w:val="0"/>
-          <w:numId w:val="11"/>
-        </w:numPr>
-      </w:pPr>
-      <w:r>
-        <w:t>exact RHEL subscription model;</w:t>
-      </w:r>
-    </w:p>
-    <w:p>
-      <w:pPr>
-        <w:numPr>
-          <w:ilvl w:val="0"/>
-          <w:numId w:val="11"/>
-        </w:numPr>
-      </w:pPr>
-      <w:r>
-        <w:t>production licensing quantities;</w:t>
-      </w:r>
-    </w:p>
-    <w:p>
-      <w:pPr>
-        <w:numPr>
-          <w:ilvl w:val="0"/>
-          <w:numId w:val="11"/>
-        </w:numPr>
-      </w:pPr>
-      <w:r>
-        <w:t>Red Hat account/subscription architecture;</w:t>
-      </w:r>
-    </w:p>
-    <w:p>
-      <w:pPr>
-        <w:numPr>
-          <w:ilvl w:val="0"/>
-          <w:numId w:val="11"/>
-        </w:numPr>
-      </w:pPr>
-      <w:r>
-        <w:t>repository/mirror architecture;</w:t>
-      </w:r>
-    </w:p>
-    <w:p>
-      <w:pPr>
-        <w:numPr>
-          <w:ilvl w:val="0"/>
-          <w:numId w:val="11"/>
-        </w:numPr>
-      </w:pPr>
-      <w:r>
-        <w:t>exact package baseline;</w:t>
-      </w:r>
-    </w:p>
-    <w:p>
-      <w:pPr>
-        <w:numPr>
-          <w:ilvl w:val="0"/>
-          <w:numId w:val="11"/>
-        </w:numPr>
-      </w:pPr>
-      <w:r>
-        <w:t>RHEL installation profile;</w:t>
-      </w:r>
-    </w:p>
-    <w:p>
-      <w:pPr>
-        <w:numPr>
-          <w:ilvl w:val="0"/>
-          <w:numId w:val="11"/>
-        </w:numPr>
-      </w:pPr>
-      <w:r>
-        <w:t>partitioning and filesystem layout;</w:t>
-      </w:r>
-    </w:p>
-    <w:p>
-      <w:pPr>
-        <w:numPr>
-          <w:ilvl w:val="0"/>
-          <w:numId w:val="11"/>
-        </w:numPr>
-      </w:pPr>
-      <w:r>
-        <w:t>LVM configuration;</w:t>
-      </w:r>
-    </w:p>
-    <w:p>
-      <w:pPr>
-        <w:numPr>
-          <w:ilvl w:val="0"/>
-          <w:numId w:val="11"/>
-        </w:numPr>
-      </w:pPr>
-      <w:r>
-        <w:t xml:space="preserve">detailed </w:t>
-      </w:r>
-      <w:proofErr w:type="spellStart"/>
-      <w:r>
-        <w:t>SELinux</w:t>
-      </w:r>
-      <w:proofErr w:type="spellEnd"/>
-      <w:r>
-        <w:t xml:space="preserve"> configuration;</w:t>
-      </w:r>
-    </w:p>
-    <w:p>
-      <w:pPr>
-        <w:numPr>
-          <w:ilvl w:val="0"/>
-          <w:numId w:val="11"/>
-        </w:numPr>
-      </w:pPr>
-      <w:r>
-        <w:t xml:space="preserve">detailed </w:t>
-      </w:r>
-      <w:proofErr w:type="spellStart"/>
-      <w:r>
-        <w:t>firewalld</w:t>
-      </w:r>
-      <w:proofErr w:type="spellEnd"/>
-      <w:r>
-        <w:t xml:space="preserve"> policy;</w:t>
-      </w:r>
-    </w:p>
-    <w:p>
-      <w:pPr>
-        <w:numPr>
-          <w:ilvl w:val="0"/>
-          <w:numId w:val="11"/>
-        </w:numPr>
-      </w:pPr>
-      <w:r>
-        <w:t>SSH hardening standard;</w:t>
-      </w:r>
-    </w:p>
-    <w:p>
-      <w:pPr>
-        <w:numPr>
-          <w:ilvl w:val="0"/>
-          <w:numId w:val="11"/>
-        </w:numPr>
-      </w:pPr>
-      <w:r>
-        <w:t>patch cadence;</w:t>
-      </w:r>
-    </w:p>
-    <w:p>
-      <w:pPr>
-        <w:numPr>
-          <w:ilvl w:val="0"/>
-          <w:numId w:val="11"/>
-        </w:numPr>
-      </w:pPr>
-      <w:r>
-        <w:t>automated patch deployment;</w:t>
-      </w:r>
-    </w:p>
-    <w:p>
-      <w:pPr>
-        <w:numPr>
-          <w:ilvl w:val="0"/>
-          <w:numId w:val="11"/>
-        </w:numPr>
-      </w:pPr>
-      <w:r>
-        <w:t>configuration-management tooling;</w:t>
-      </w:r>
-    </w:p>
-    <w:p>
-      <w:pPr>
-        <w:numPr>
-          <w:ilvl w:val="0"/>
-          <w:numId w:val="11"/>
-        </w:numPr>
-      </w:pPr>
-      <w:r>
-        <w:t>golden images/templates;</w:t>
-      </w:r>
-    </w:p>
-    <w:p>
-      <w:pPr>
-        <w:numPr>
-          <w:ilvl w:val="0"/>
-          <w:numId w:val="11"/>
-        </w:numPr>
-      </w:pPr>
-      <w:r>
-        <w:t>automated provisioning.</w:t>
+          <w:numId w:val="27"/>
+        </w:numPr>
+      </w:pPr>
+      <w:r>
+        <w:t>Exact RHEL subscription model.</w:t>
+      </w:r>
+    </w:p>
+    <w:p>
+      <w:pPr>
+        <w:numPr>
+          <w:ilvl w:val="0"/>
+          <w:numId w:val="27"/>
+        </w:numPr>
+      </w:pPr>
+      <w:r>
+        <w:t>Production licensing quantities.</w:t>
+      </w:r>
+    </w:p>
+    <w:p>
+      <w:pPr>
+        <w:numPr>
+          <w:ilvl w:val="0"/>
+          <w:numId w:val="27"/>
+        </w:numPr>
+      </w:pPr>
+      <w:r>
+        <w:t>Red Hat account/subscription architecture.</w:t>
+      </w:r>
+    </w:p>
+    <w:p>
+      <w:pPr>
+        <w:numPr>
+          <w:ilvl w:val="0"/>
+          <w:numId w:val="27"/>
+        </w:numPr>
+      </w:pPr>
+      <w:r>
+        <w:t>Repository/mirror architecture.</w:t>
+      </w:r>
+    </w:p>
+    <w:p>
+      <w:pPr>
+        <w:numPr>
+          <w:ilvl w:val="0"/>
+          <w:numId w:val="27"/>
+        </w:numPr>
+      </w:pPr>
+      <w:r>
+        <w:t>Exact package baseline.</w:t>
+      </w:r>
+    </w:p>
+    <w:p>
+      <w:pPr>
+        <w:numPr>
+          <w:ilvl w:val="0"/>
+          <w:numId w:val="27"/>
+        </w:numPr>
+      </w:pPr>
+      <w:r>
+        <w:t>RHEL installation profile.</w:t>
+      </w:r>
+    </w:p>
+    <w:p>
+      <w:pPr>
+        <w:numPr>
+          <w:ilvl w:val="0"/>
+          <w:numId w:val="27"/>
+        </w:numPr>
+      </w:pPr>
+      <w:r>
+        <w:t>Partitioning and filesystem layout.</w:t>
+      </w:r>
+    </w:p>
+    <w:p>
+      <w:pPr>
+        <w:numPr>
+          <w:ilvl w:val="0"/>
+          <w:numId w:val="27"/>
+        </w:numPr>
+      </w:pPr>
+      <w:r>
+        <w:t>LVM configuration.</w:t>
+      </w:r>
+    </w:p>
+    <w:p>
+      <w:pPr>
+        <w:numPr>
+          <w:ilvl w:val="0"/>
+          <w:numId w:val="27"/>
+        </w:numPr>
+      </w:pPr>
+      <w:r>
+        <w:t>Detailed SELinux configuration.</w:t>
+      </w:r>
+    </w:p>
+    <w:p>
+      <w:pPr>
+        <w:numPr>
+          <w:ilvl w:val="0"/>
+          <w:numId w:val="27"/>
+        </w:numPr>
+      </w:pPr>
+      <w:r>
+        <w:t>Detailed firewalld policy.</w:t>
+      </w:r>
+    </w:p>
+    <w:p>
+      <w:pPr>
+        <w:numPr>
+          <w:ilvl w:val="0"/>
+          <w:numId w:val="27"/>
+        </w:numPr>
+      </w:pPr>
+      <w:r>
+        <w:t>SSH hardening standard.</w:t>
+      </w:r>
+    </w:p>
+    <w:p>
+      <w:pPr>
+        <w:numPr>
+          <w:ilvl w:val="0"/>
+          <w:numId w:val="27"/>
+        </w:numPr>
+      </w:pPr>
+      <w:r>
+        <w:t>Patch cadence.</w:t>
+      </w:r>
+    </w:p>
+    <w:p>
+      <w:pPr>
+        <w:numPr>
+          <w:ilvl w:val="0"/>
+          <w:numId w:val="27"/>
+        </w:numPr>
+      </w:pPr>
+      <w:r>
+        <w:t>Automated patch deployment.</w:t>
+      </w:r>
+    </w:p>
+    <w:p>
+      <w:pPr>
+        <w:numPr>
+          <w:ilvl w:val="0"/>
+          <w:numId w:val="27"/>
+        </w:numPr>
+      </w:pPr>
+      <w:r>
+        <w:t>Configuration-management tooling.</w:t>
+      </w:r>
+    </w:p>
+    <w:p>
+      <w:pPr>
+        <w:numPr>
+          <w:ilvl w:val="0"/>
+          <w:numId w:val="27"/>
+        </w:numPr>
+      </w:pPr>
+      <w:r>
+        <w:t>Golden images/templates.</w:t>
+      </w:r>
+    </w:p>
+    <w:p>
+      <w:pPr>
+        <w:numPr>
+          <w:ilvl w:val="0"/>
+          <w:numId w:val="27"/>
+        </w:numPr>
+      </w:pPr>
+      <w:r>
+        <w:t>Automated provisioning.</w:t>
+      </w:r>
+    </w:p>
+    <w:p>
+      <w:pPr>
+        <w:numPr>
+          <w:ilvl w:val="0"/>
+          <w:numId w:val="27"/>
+        </w:numPr>
+      </w:pPr>
+      <w:r>
+        <w:t>Role-specific operating-system configuration.</w:t>
+      </w:r>
+    </w:p>
+    <w:p>
+      <w:pPr>
+        <w:numPr>
+          <w:ilvl w:val="0"/>
+          <w:numId w:val="27"/>
+        </w:numPr>
+      </w:pPr>
+      <w:r>
+        <w:t>Detailed server build validation procedures.</w:t>
       </w:r>
     </w:p>
     <w:p>
@@ -2622,9 +3889,7 @@
     </w:p>
     <w:p>
       <w:r>
-        <w:pict w14:anchorId="6744EA12">
-          <v:rect id="_x0000_i1142" style="width:0;height:1.5pt" o:hralign="center" o:hrstd="t" o:hr="t" fillcolor="#a0a0a0" stroked="f"/>
-        </w:pict>
+        <w:t>The approved RHEL 10 platform decision does not imply that these implementation details have already been finalised.</w:t>
       </w:r>
     </w:p>
     <w:p>
@@ -2645,69 +3910,668 @@
     <w:p>
       <w:r>
         <w:lastRenderedPageBreak/>
-        <w:t xml:space="preserve">All Linux server roles identified during subsequent LLD-01 activities should assume </w:t>
-      </w:r>
-      <w:r>
+        <w:t>All six Linux server virtual machines identified in the revised Northwind v1 infrastructure design will use RHEL 10.</w:t>
+      </w:r>
+    </w:p>
+    <w:p>
+      <w:r>
+        <w:t>The approved initial mapping is:</w:t>
+      </w:r>
+    </w:p>
+    <w:tbl>
+      <w:tblPr>
+        <w:tblW w:w="0" w:type="auto"/>
+        <w:tblCellSpacing w:w="15" w:type="dxa"/>
+        <w:tblCellMar>
+          <w:top w:w="15" w:type="dxa"/>
+          <w:left w:w="15" w:type="dxa"/>
+          <w:bottom w:w="15" w:type="dxa"/>
+          <w:right w:w="15" w:type="dxa"/>
+        </w:tblCellMar>
+        <w:tblLook w:val="04A0" w:firstRow="1" w:lastRow="0" w:firstColumn="1" w:lastColumn="0" w:noHBand="0" w:noVBand="1"/>
+      </w:tblPr>
+      <w:tblGrid>
+        <w:gridCol w:w="1127"/>
+        <w:gridCol w:w="1830"/>
+        <w:gridCol w:w="4244"/>
+      </w:tblGrid>
+      <w:tr>
+        <w:trPr>
+          <w:tblCellSpacing w:w="15" w:type="dxa"/>
+        </w:trPr>
+        <w:tc>
+          <w:tcPr>
+            <w:tcW w:w="0" w:type="auto"/>
+            <w:vAlign w:val="center"/>
+            <w:hideMark/>
+          </w:tcPr>
+          <w:p>
+            <w:pPr>
+              <w:rPr>
+                <w:b/>
+                <w:bCs/>
+              </w:rPr>
+            </w:pPr>
+            <w:r>
+              <w:rPr>
+                <w:b/>
+                <w:bCs/>
+              </w:rPr>
+              <w:t>Server</w:t>
+            </w:r>
+          </w:p>
+        </w:tc>
+        <w:tc>
+          <w:tcPr>
+            <w:tcW w:w="0" w:type="auto"/>
+            <w:vAlign w:val="center"/>
+            <w:hideMark/>
+          </w:tcPr>
+          <w:p>
+            <w:pPr>
+              <w:rPr>
+                <w:b/>
+                <w:bCs/>
+              </w:rPr>
+            </w:pPr>
+            <w:r>
+              <w:rPr>
+                <w:b/>
+                <w:bCs/>
+              </w:rPr>
+              <w:t>Operating system</w:t>
+            </w:r>
+          </w:p>
+        </w:tc>
+        <w:tc>
+          <w:tcPr>
+            <w:tcW w:w="0" w:type="auto"/>
+            <w:vAlign w:val="center"/>
+            <w:hideMark/>
+          </w:tcPr>
+          <w:p>
+            <w:pPr>
+              <w:rPr>
+                <w:b/>
+                <w:bCs/>
+              </w:rPr>
+            </w:pPr>
+            <w:r>
+              <w:rPr>
+                <w:b/>
+                <w:bCs/>
+              </w:rPr>
+              <w:t>Function</w:t>
+            </w:r>
+          </w:p>
+        </w:tc>
+      </w:tr>
+      <w:tr>
+        <w:trPr>
+          <w:tblCellSpacing w:w="15" w:type="dxa"/>
+        </w:trPr>
+        <w:tc>
+          <w:tcPr>
+            <w:tcW w:w="0" w:type="auto"/>
+            <w:vAlign w:val="center"/>
+            <w:hideMark/>
+          </w:tcPr>
+          <w:p>
+            <w:r>
+              <w:t>FW01</w:t>
+            </w:r>
+          </w:p>
+        </w:tc>
+        <w:tc>
+          <w:tcPr>
+            <w:tcW w:w="0" w:type="auto"/>
+            <w:vAlign w:val="center"/>
+            <w:hideMark/>
+          </w:tcPr>
+          <w:p>
+            <w:r>
+              <w:t>RHEL 10</w:t>
+            </w:r>
+          </w:p>
+        </w:tc>
+        <w:tc>
+          <w:tcPr>
+            <w:tcW w:w="0" w:type="auto"/>
+            <w:vAlign w:val="center"/>
+            <w:hideMark/>
+          </w:tcPr>
+          <w:p>
+            <w:r>
+              <w:t>Network routing and firewall services</w:t>
+            </w:r>
+          </w:p>
+        </w:tc>
+      </w:tr>
+      <w:tr>
+        <w:trPr>
+          <w:tblCellSpacing w:w="15" w:type="dxa"/>
+        </w:trPr>
+        <w:tc>
+          <w:tcPr>
+            <w:tcW w:w="0" w:type="auto"/>
+            <w:vAlign w:val="center"/>
+            <w:hideMark/>
+          </w:tcPr>
+          <w:p>
+            <w:r>
+              <w:t>JUMP01</w:t>
+            </w:r>
+          </w:p>
+        </w:tc>
+        <w:tc>
+          <w:tcPr>
+            <w:tcW w:w="0" w:type="auto"/>
+            <w:vAlign w:val="center"/>
+            <w:hideMark/>
+          </w:tcPr>
+          <w:p>
+            <w:r>
+              <w:t>RHEL 10</w:t>
+            </w:r>
+          </w:p>
+        </w:tc>
+        <w:tc>
+          <w:tcPr>
+            <w:tcW w:w="0" w:type="auto"/>
+            <w:vAlign w:val="center"/>
+            <w:hideMark/>
+          </w:tcPr>
+          <w:p>
+            <w:r>
+              <w:t>Controlled administrative access</w:t>
+            </w:r>
+          </w:p>
+        </w:tc>
+      </w:tr>
+      <w:tr>
+        <w:trPr>
+          <w:tblCellSpacing w:w="15" w:type="dxa"/>
+        </w:trPr>
+        <w:tc>
+          <w:tcPr>
+            <w:tcW w:w="0" w:type="auto"/>
+            <w:vAlign w:val="center"/>
+            <w:hideMark/>
+          </w:tcPr>
+          <w:p>
+            <w:r>
+              <w:t>CORE01</w:t>
+            </w:r>
+          </w:p>
+        </w:tc>
+        <w:tc>
+          <w:tcPr>
+            <w:tcW w:w="0" w:type="auto"/>
+            <w:vAlign w:val="center"/>
+            <w:hideMark/>
+          </w:tcPr>
+          <w:p>
+            <w:r>
+              <w:t>RHEL 10</w:t>
+            </w:r>
+          </w:p>
+        </w:tc>
+        <w:tc>
+          <w:tcPr>
+            <w:tcW w:w="0" w:type="auto"/>
+            <w:vAlign w:val="center"/>
+            <w:hideMark/>
+          </w:tcPr>
+          <w:p>
+            <w:r>
+              <w:t>Core infrastructure services</w:t>
+            </w:r>
+          </w:p>
+        </w:tc>
+      </w:tr>
+      <w:tr>
+        <w:trPr>
+          <w:tblCellSpacing w:w="15" w:type="dxa"/>
+        </w:trPr>
+        <w:tc>
+          <w:tcPr>
+            <w:tcW w:w="0" w:type="auto"/>
+            <w:vAlign w:val="center"/>
+            <w:hideMark/>
+          </w:tcPr>
+          <w:p>
+            <w:r>
+              <w:t>OPS01</w:t>
+            </w:r>
+          </w:p>
+        </w:tc>
+        <w:tc>
+          <w:tcPr>
+            <w:tcW w:w="0" w:type="auto"/>
+            <w:vAlign w:val="center"/>
+            <w:hideMark/>
+          </w:tcPr>
+          <w:p>
+            <w:r>
+              <w:t>RHEL 10</w:t>
+            </w:r>
+          </w:p>
+        </w:tc>
+        <w:tc>
+          <w:tcPr>
+            <w:tcW w:w="0" w:type="auto"/>
+            <w:vAlign w:val="center"/>
+            <w:hideMark/>
+          </w:tcPr>
+          <w:p>
+            <w:r>
+              <w:t>Monitoring, logging and operational services</w:t>
+            </w:r>
+          </w:p>
+        </w:tc>
+      </w:tr>
+      <w:tr>
+        <w:trPr>
+          <w:tblCellSpacing w:w="15" w:type="dxa"/>
+        </w:trPr>
+        <w:tc>
+          <w:tcPr>
+            <w:tcW w:w="0" w:type="auto"/>
+            <w:vAlign w:val="center"/>
+            <w:hideMark/>
+          </w:tcPr>
+          <w:p>
+            <w:r>
+              <w:t>BACKUP01</w:t>
+            </w:r>
+          </w:p>
+        </w:tc>
+        <w:tc>
+          <w:tcPr>
+            <w:tcW w:w="0" w:type="auto"/>
+            <w:vAlign w:val="center"/>
+            <w:hideMark/>
+          </w:tcPr>
+          <w:p>
+            <w:r>
+              <w:t>RHEL 10</w:t>
+            </w:r>
+          </w:p>
+        </w:tc>
+        <w:tc>
+          <w:tcPr>
+            <w:tcW w:w="0" w:type="auto"/>
+            <w:vAlign w:val="center"/>
+            <w:hideMark/>
+          </w:tcPr>
+          <w:p>
+            <w:r>
+              <w:t>Backup and recovery</w:t>
+            </w:r>
+          </w:p>
+        </w:tc>
+      </w:tr>
+      <w:tr>
+        <w:trPr>
+          <w:tblCellSpacing w:w="15" w:type="dxa"/>
+        </w:trPr>
+        <w:tc>
+          <w:tcPr>
+            <w:tcW w:w="0" w:type="auto"/>
+            <w:vAlign w:val="center"/>
+            <w:hideMark/>
+          </w:tcPr>
+          <w:p>
+            <w:r>
+              <w:t>FILE01</w:t>
+            </w:r>
+          </w:p>
+        </w:tc>
+        <w:tc>
+          <w:tcPr>
+            <w:tcW w:w="0" w:type="auto"/>
+            <w:vAlign w:val="center"/>
+            <w:hideMark/>
+          </w:tcPr>
+          <w:p>
+            <w:r>
+              <w:t>RHEL 10</w:t>
+            </w:r>
+          </w:p>
+        </w:tc>
+        <w:tc>
+          <w:tcPr>
+            <w:tcW w:w="0" w:type="auto"/>
+            <w:vAlign w:val="center"/>
+            <w:hideMark/>
+          </w:tcPr>
+          <w:p>
+            <w:r>
+              <w:t>Business file services</w:t>
+            </w:r>
+          </w:p>
+        </w:tc>
+      </w:tr>
+    </w:tbl>
+    <w:p>
+      <w:r>
+        <w:t>The Proxmox VE hypervisor remains outside the RHEL server baseline.</w:t>
+      </w:r>
+    </w:p>
+    <w:p>
+      <w:pPr>
         <w:rPr>
           <w:b/>
           <w:bCs/>
         </w:rPr>
-        <w:t>RHEL 10 by default</w:t>
-      </w:r>
-      <w:r>
-        <w:t>.</w:t>
-      </w:r>
-    </w:p>
-    <w:p>
-      <w:r>
-        <w:t>This means that when the initial VM/server estate is designed, individual server roles do not require separate distribution-selection exercises unless a genuine compatibility requirement is discovered.</w:t>
-      </w:r>
-    </w:p>
-    <w:p>
-      <w:r>
-        <w:t>For example:</w:t>
-      </w:r>
-    </w:p>
-    <w:p>
-      <w:r>
-        <w:t>DNS01     → RHEL 10</w:t>
-      </w:r>
-    </w:p>
-    <w:p>
-      <w:r>
-        <w:t>FILE01    → RHEL 10</w:t>
-      </w:r>
-    </w:p>
-    <w:p>
-      <w:r>
-        <w:t>LOG01     → RHEL 10</w:t>
-      </w:r>
-    </w:p>
-    <w:p>
-      <w:r>
-        <w:t>JUMP01    → RHEL 10</w:t>
-      </w:r>
-    </w:p>
-    <w:p>
-      <w:r>
-        <w:t>MON01     → RHEL 10</w:t>
-      </w:r>
-    </w:p>
-    <w:p>
-      <w:r>
-        <w:t>APP01     → RHEL 10</w:t>
-      </w:r>
-    </w:p>
-    <w:p>
-      <w:r>
-        <w:t>The exact server estate remains subject to LLD-01-Q04 and the subsequent service-specific designs.</w:t>
-      </w:r>
-    </w:p>
-    <w:p>
-      <w:r>
-        <w:pict w14:anchorId="59D49D4A">
-          <v:rect id="_x0000_i1143" style="width:0;height:1.5pt" o:hralign="center" o:hrstd="t" o:hr="t" fillcolor="#a0a0a0" stroked="f"/>
-        </w:pict>
+      </w:pPr>
+      <w:r>
+        <w:rPr>
+          <w:b/>
+          <w:bCs/>
+        </w:rPr>
+        <w:t>13.1 Superseded Server References</w:t>
+      </w:r>
+    </w:p>
+    <w:p>
+      <w:r>
+        <w:t>Earlier LLD-01 documentation included examples of separate server roles such as:</w:t>
+      </w:r>
+    </w:p>
+    <w:p>
+      <w:pPr>
+        <w:numPr>
+          <w:ilvl w:val="0"/>
+          <w:numId w:val="28"/>
+        </w:numPr>
+      </w:pPr>
+      <w:r>
+        <w:t>DNS01.</w:t>
+      </w:r>
+    </w:p>
+    <w:p>
+      <w:pPr>
+        <w:numPr>
+          <w:ilvl w:val="0"/>
+          <w:numId w:val="28"/>
+        </w:numPr>
+      </w:pPr>
+      <w:r>
+        <w:t>LOG01.</w:t>
+      </w:r>
+    </w:p>
+    <w:p>
+      <w:pPr>
+        <w:numPr>
+          <w:ilvl w:val="0"/>
+          <w:numId w:val="28"/>
+        </w:numPr>
+      </w:pPr>
+      <w:r>
+        <w:t>MON01.</w:t>
+      </w:r>
+    </w:p>
+    <w:p>
+      <w:pPr>
+        <w:numPr>
+          <w:ilvl w:val="0"/>
+          <w:numId w:val="28"/>
+        </w:numPr>
+      </w:pPr>
+      <w:r>
+        <w:t>APP01.</w:t>
+      </w:r>
+    </w:p>
+    <w:p>
+      <w:r>
+        <w:t>These references no longer represent the approved initial Northwind v1 server estate.</w:t>
+      </w:r>
+    </w:p>
+    <w:p>
+      <w:r>
+        <w:t>The revised architecture consolidates infrastructure capabilities into the six approved virtual machines.</w:t>
+      </w:r>
+    </w:p>
+    <w:p>
+      <w:r>
+        <w:t>In particular:</w:t>
+      </w:r>
+    </w:p>
+    <w:p>
+      <w:pPr>
+        <w:numPr>
+          <w:ilvl w:val="0"/>
+          <w:numId w:val="29"/>
+        </w:numPr>
+      </w:pPr>
+      <w:r>
+        <w:t>Core infrastructure services are allocated through CORE01.</w:t>
+      </w:r>
+    </w:p>
+    <w:p>
+      <w:pPr>
+        <w:numPr>
+          <w:ilvl w:val="0"/>
+          <w:numId w:val="29"/>
+        </w:numPr>
+      </w:pPr>
+      <w:r>
+        <w:t>Monitoring and logging capabilities are allocated through OPS01.</w:t>
+      </w:r>
+    </w:p>
+    <w:p>
+      <w:pPr>
+        <w:numPr>
+          <w:ilvl w:val="0"/>
+          <w:numId w:val="29"/>
+        </w:numPr>
+      </w:pPr>
+      <w:r>
+        <w:t>A dedicated APP01 is not included in the initial implementation.</w:t>
+      </w:r>
+    </w:p>
+    <w:p>
+      <w:r>
+        <w:t>Future requirements may justify introducing additional virtual machines or separating consolidated services.</w:t>
+      </w:r>
+    </w:p>
+    <w:p>
+      <w:r>
+        <w:t>Such changes should be supported by documented business requirements and approved through the normal design and change-management processes.</w:t>
+      </w:r>
+    </w:p>
+    <w:p>
+      <w:pPr>
+        <w:rPr>
+          <w:b/>
+          <w:bCs/>
+        </w:rPr>
+      </w:pPr>
+      <w:r>
+        <w:rPr>
+          <w:b/>
+          <w:bCs/>
+        </w:rPr>
+        <w:t>13.2 Initial Server Deployment</w:t>
+      </w:r>
+    </w:p>
+    <w:p>
+      <w:r>
+        <w:t>When the initial Northwind virtual machines are deployed:</w:t>
+      </w:r>
+    </w:p>
+    <w:p>
+      <w:pPr>
+        <w:numPr>
+          <w:ilvl w:val="0"/>
+          <w:numId w:val="30"/>
+        </w:numPr>
+      </w:pPr>
+      <w:r>
+        <w:t>The approved RHEL 10 installation media should be used.</w:t>
+      </w:r>
+    </w:p>
+    <w:p>
+      <w:pPr>
+        <w:numPr>
+          <w:ilvl w:val="0"/>
+          <w:numId w:val="30"/>
+        </w:numPr>
+      </w:pPr>
+      <w:r>
+        <w:t>The currently approved minor release should be recorded.</w:t>
+      </w:r>
+    </w:p>
+    <w:p>
+      <w:pPr>
+        <w:numPr>
+          <w:ilvl w:val="0"/>
+          <w:numId w:val="30"/>
+        </w:numPr>
+      </w:pPr>
+      <w:r>
+        <w:lastRenderedPageBreak/>
+        <w:t>The common RHEL server baseline should be applied.</w:t>
+      </w:r>
+    </w:p>
+    <w:p>
+      <w:pPr>
+        <w:numPr>
+          <w:ilvl w:val="0"/>
+          <w:numId w:val="30"/>
+        </w:numPr>
+      </w:pPr>
+      <w:r>
+        <w:t>Role-specific configuration should be implemented.</w:t>
+      </w:r>
+    </w:p>
+    <w:p>
+      <w:pPr>
+        <w:numPr>
+          <w:ilvl w:val="0"/>
+          <w:numId w:val="30"/>
+        </w:numPr>
+      </w:pPr>
+      <w:r>
+        <w:t>Operating-system configuration should be validated.</w:t>
+      </w:r>
+    </w:p>
+    <w:p>
+      <w:pPr>
+        <w:numPr>
+          <w:ilvl w:val="0"/>
+          <w:numId w:val="30"/>
+        </w:numPr>
+      </w:pPr>
+      <w:r>
+        <w:t>Server details should be recorded in the asset register.</w:t>
+      </w:r>
+    </w:p>
+    <w:p>
+      <w:pPr>
+        <w:numPr>
+          <w:ilvl w:val="0"/>
+          <w:numId w:val="30"/>
+        </w:numPr>
+      </w:pPr>
+      <w:r>
+        <w:t>Build and configuration documentation should be retained for future recovery and maintenance.</w:t>
+      </w:r>
+    </w:p>
+    <w:p>
+      <w:r>
+        <w:t>This establishes a consistent starting point for the Northwind Linux server estate.</w:t>
+      </w:r>
+    </w:p>
+    <w:p>
+      <w:pPr>
+        <w:rPr>
+          <w:b/>
+          <w:bCs/>
+        </w:rPr>
+      </w:pPr>
+      <w:r>
+        <w:rPr>
+          <w:b/>
+          <w:bCs/>
+        </w:rPr>
+        <w:t>13.3 Relationship to Other Design Documents</w:t>
+      </w:r>
+    </w:p>
+    <w:p>
+      <w:r>
+        <w:t>This decision must remain consistent with:</w:t>
+      </w:r>
+    </w:p>
+    <w:p>
+      <w:pPr>
+        <w:numPr>
+          <w:ilvl w:val="0"/>
+          <w:numId w:val="31"/>
+        </w:numPr>
+      </w:pPr>
+      <w:r>
+        <w:t>LLD-01-001: Physical and virtual infrastructure components.</w:t>
+      </w:r>
+    </w:p>
+    <w:p>
+      <w:pPr>
+        <w:numPr>
+          <w:ilvl w:val="0"/>
+          <w:numId w:val="31"/>
+        </w:numPr>
+      </w:pPr>
+      <w:r>
+        <w:t>LLD-01-002: Network segmentation and connectivity.</w:t>
+      </w:r>
+    </w:p>
+    <w:p>
+      <w:pPr>
+        <w:numPr>
+          <w:ilvl w:val="0"/>
+          <w:numId w:val="31"/>
+        </w:numPr>
+      </w:pPr>
+      <w:r>
+        <w:t>Subsequent LLD-01 documents defining virtual machine resources, storage allocation and deployment requirements.</w:t>
+      </w:r>
+    </w:p>
+    <w:p>
+      <w:pPr>
+        <w:numPr>
+          <w:ilvl w:val="0"/>
+          <w:numId w:val="31"/>
+        </w:numPr>
+      </w:pPr>
+      <w:r>
+        <w:t>Service-specific detailed designs governing the capabilities hosted by each virtual machine.</w:t>
+      </w:r>
+    </w:p>
+    <w:p>
+      <w:pPr>
+        <w:numPr>
+          <w:ilvl w:val="0"/>
+          <w:numId w:val="31"/>
+        </w:numPr>
+      </w:pPr>
+      <w:r>
+        <w:t>The Northwind RHEL Server Build Standard.</w:t>
+      </w:r>
+    </w:p>
+    <w:p>
+      <w:pPr>
+        <w:numPr>
+          <w:ilvl w:val="0"/>
+          <w:numId w:val="31"/>
+        </w:numPr>
+      </w:pPr>
+      <w:r>
+        <w:t>The Northwind asset register and implementation documentation.</w:t>
+      </w:r>
+    </w:p>
+    <w:p>
+      <w:r>
+        <w:t>Changes to the approved server estate should trigger a review of this document where they affect operating-system selection or platform governance.</w:t>
       </w:r>
     </w:p>
     <w:p>
@@ -2727,11 +4591,7 @@
     </w:p>
     <w:p>
       <w:r>
-        <w:rPr>
-          <w:b/>
-          <w:bCs/>
-        </w:rPr>
-        <w:t>Accepted for Northwind v1.</w:t>
+        <w:t>Accepted for Northwind v1 — Revised during Sprint 2 Design Reconciliation.</w:t>
       </w:r>
     </w:p>
     <w:p>
@@ -2741,20 +4601,88 @@
     </w:p>
     <w:p>
       <w:r>
-        <w:rPr>
-          <w:b/>
-          <w:bCs/>
-        </w:rPr>
         <w:t>Red Hat Enterprise Linux 10</w:t>
       </w:r>
     </w:p>
     <w:p>
       <w:r>
-        <w:t>RHEL 10 will provide the common Linux operating-system baseline for Northwind v1.</w:t>
-      </w:r>
-    </w:p>
-    <w:p>
-      <w:r>
+        <w:t>RHEL 10 will provide the common Linux operating-system baseline for the six approved Northwind v1 virtual machines:</w:t>
+      </w:r>
+    </w:p>
+    <w:p>
+      <w:pPr>
+        <w:numPr>
+          <w:ilvl w:val="0"/>
+          <w:numId w:val="32"/>
+        </w:numPr>
+      </w:pPr>
+      <w:r>
+        <w:t>FW01.</w:t>
+      </w:r>
+    </w:p>
+    <w:p>
+      <w:pPr>
+        <w:numPr>
+          <w:ilvl w:val="0"/>
+          <w:numId w:val="32"/>
+        </w:numPr>
+      </w:pPr>
+      <w:r>
+        <w:t>JUMP01.</w:t>
+      </w:r>
+    </w:p>
+    <w:p>
+      <w:pPr>
+        <w:numPr>
+          <w:ilvl w:val="0"/>
+          <w:numId w:val="32"/>
+        </w:numPr>
+      </w:pPr>
+      <w:r>
+        <w:t>CORE01.</w:t>
+      </w:r>
+    </w:p>
+    <w:p>
+      <w:pPr>
+        <w:numPr>
+          <w:ilvl w:val="0"/>
+          <w:numId w:val="32"/>
+        </w:numPr>
+      </w:pPr>
+      <w:r>
+        <w:t>OPS01.</w:t>
+      </w:r>
+    </w:p>
+    <w:p>
+      <w:pPr>
+        <w:numPr>
+          <w:ilvl w:val="0"/>
+          <w:numId w:val="32"/>
+        </w:numPr>
+      </w:pPr>
+      <w:r>
+        <w:t>BACKUP01.</w:t>
+      </w:r>
+    </w:p>
+    <w:p>
+      <w:pPr>
+        <w:numPr>
+          <w:ilvl w:val="0"/>
+          <w:numId w:val="32"/>
+        </w:numPr>
+      </w:pPr>
+      <w:r>
+        <w:t>FILE01.</w:t>
+      </w:r>
+    </w:p>
+    <w:p>
+      <w:r>
+        <w:t>The physical virtualisation host will continue to use Proxmox VE, governed through separate platform-specific standards.</w:t>
+      </w:r>
+    </w:p>
+    <w:p>
+      <w:r>
+        <w:lastRenderedPageBreak/>
         <w:t>The current approved RHEL 10 minor release will be controlled through the Northwind Server Build Standard and normal software-update governance rather than allowing administrators to independently select operating-system versions.</w:t>
       </w:r>
     </w:p>
@@ -2765,9 +4693,15 @@
     </w:p>
     <w:p>
       <w:r>
-        <w:t>This decision establishes a stable and supportable Linux platform while reducing unnecessary operational variation across the Northwind server estate.</w:t>
-      </w:r>
-    </w:p>
+        <w:t>The revised six-server architecture supersedes earlier examples referencing standalone DNS01, LOG01, MON01 and APP01 servers for the initial implementation.</w:t>
+      </w:r>
+    </w:p>
+    <w:p>
+      <w:r>
+        <w:t>This decision establishes a stable and supportable Linux platform while reducing unnecessary operational variation</w:t>
+      </w:r>
+    </w:p>
+    <w:p/>
     <w:sectPr>
       <w:pgSz w:w="11906" w:h="16838"/>
       <w:pgMar w:top="1417" w:right="1417" w:bottom="1134" w:left="1417" w:header="708" w:footer="708" w:gutter="0"/>
@@ -2930,6 +4864,155 @@
     </w:lvl>
   </w:abstractNum>
   <w:abstractNum w:abstractNumId="1" w15:restartNumberingAfterBreak="0">
+    <w:nsid w:val="0F2813A3"/>
+    <w:multiLevelType w:val="multilevel"/>
+    <w:tmpl w:val="136C7E3C"/>
+    <w:lvl w:ilvl="0">
+      <w:start w:val="1"/>
+      <w:numFmt w:val="bullet"/>
+      <w:lvlText w:val=""/>
+      <w:lvlJc w:val="left"/>
+      <w:pPr>
+        <w:tabs>
+          <w:tab w:val="num" w:pos="720"/>
+        </w:tabs>
+        <w:ind w:left="720" w:hanging="360"/>
+      </w:pPr>
+      <w:rPr>
+        <w:rFonts w:ascii="Symbol" w:hAnsi="Symbol" w:hint="default"/>
+        <w:sz w:val="20"/>
+      </w:rPr>
+    </w:lvl>
+    <w:lvl w:ilvl="1" w:tentative="1">
+      <w:start w:val="1"/>
+      <w:numFmt w:val="bullet"/>
+      <w:lvlText w:val="o"/>
+      <w:lvlJc w:val="left"/>
+      <w:pPr>
+        <w:tabs>
+          <w:tab w:val="num" w:pos="1440"/>
+        </w:tabs>
+        <w:ind w:left="1440" w:hanging="360"/>
+      </w:pPr>
+      <w:rPr>
+        <w:rFonts w:ascii="Courier New" w:hAnsi="Courier New" w:hint="default"/>
+        <w:sz w:val="20"/>
+      </w:rPr>
+    </w:lvl>
+    <w:lvl w:ilvl="2" w:tentative="1">
+      <w:start w:val="1"/>
+      <w:numFmt w:val="bullet"/>
+      <w:lvlText w:val=""/>
+      <w:lvlJc w:val="left"/>
+      <w:pPr>
+        <w:tabs>
+          <w:tab w:val="num" w:pos="2160"/>
+        </w:tabs>
+        <w:ind w:left="2160" w:hanging="360"/>
+      </w:pPr>
+      <w:rPr>
+        <w:rFonts w:ascii="Wingdings" w:hAnsi="Wingdings" w:hint="default"/>
+        <w:sz w:val="20"/>
+      </w:rPr>
+    </w:lvl>
+    <w:lvl w:ilvl="3" w:tentative="1">
+      <w:start w:val="1"/>
+      <w:numFmt w:val="bullet"/>
+      <w:lvlText w:val=""/>
+      <w:lvlJc w:val="left"/>
+      <w:pPr>
+        <w:tabs>
+          <w:tab w:val="num" w:pos="2880"/>
+        </w:tabs>
+        <w:ind w:left="2880" w:hanging="360"/>
+      </w:pPr>
+      <w:rPr>
+        <w:rFonts w:ascii="Wingdings" w:hAnsi="Wingdings" w:hint="default"/>
+        <w:sz w:val="20"/>
+      </w:rPr>
+    </w:lvl>
+    <w:lvl w:ilvl="4" w:tentative="1">
+      <w:start w:val="1"/>
+      <w:numFmt w:val="bullet"/>
+      <w:lvlText w:val=""/>
+      <w:lvlJc w:val="left"/>
+      <w:pPr>
+        <w:tabs>
+          <w:tab w:val="num" w:pos="3600"/>
+        </w:tabs>
+        <w:ind w:left="3600" w:hanging="360"/>
+      </w:pPr>
+      <w:rPr>
+        <w:rFonts w:ascii="Wingdings" w:hAnsi="Wingdings" w:hint="default"/>
+        <w:sz w:val="20"/>
+      </w:rPr>
+    </w:lvl>
+    <w:lvl w:ilvl="5" w:tentative="1">
+      <w:start w:val="1"/>
+      <w:numFmt w:val="bullet"/>
+      <w:lvlText w:val=""/>
+      <w:lvlJc w:val="left"/>
+      <w:pPr>
+        <w:tabs>
+          <w:tab w:val="num" w:pos="4320"/>
+        </w:tabs>
+        <w:ind w:left="4320" w:hanging="360"/>
+      </w:pPr>
+      <w:rPr>
+        <w:rFonts w:ascii="Wingdings" w:hAnsi="Wingdings" w:hint="default"/>
+        <w:sz w:val="20"/>
+      </w:rPr>
+    </w:lvl>
+    <w:lvl w:ilvl="6" w:tentative="1">
+      <w:start w:val="1"/>
+      <w:numFmt w:val="bullet"/>
+      <w:lvlText w:val=""/>
+      <w:lvlJc w:val="left"/>
+      <w:pPr>
+        <w:tabs>
+          <w:tab w:val="num" w:pos="5040"/>
+        </w:tabs>
+        <w:ind w:left="5040" w:hanging="360"/>
+      </w:pPr>
+      <w:rPr>
+        <w:rFonts w:ascii="Wingdings" w:hAnsi="Wingdings" w:hint="default"/>
+        <w:sz w:val="20"/>
+      </w:rPr>
+    </w:lvl>
+    <w:lvl w:ilvl="7" w:tentative="1">
+      <w:start w:val="1"/>
+      <w:numFmt w:val="bullet"/>
+      <w:lvlText w:val=""/>
+      <w:lvlJc w:val="left"/>
+      <w:pPr>
+        <w:tabs>
+          <w:tab w:val="num" w:pos="5760"/>
+        </w:tabs>
+        <w:ind w:left="5760" w:hanging="360"/>
+      </w:pPr>
+      <w:rPr>
+        <w:rFonts w:ascii="Wingdings" w:hAnsi="Wingdings" w:hint="default"/>
+        <w:sz w:val="20"/>
+      </w:rPr>
+    </w:lvl>
+    <w:lvl w:ilvl="8" w:tentative="1">
+      <w:start w:val="1"/>
+      <w:numFmt w:val="bullet"/>
+      <w:lvlText w:val=""/>
+      <w:lvlJc w:val="left"/>
+      <w:pPr>
+        <w:tabs>
+          <w:tab w:val="num" w:pos="6480"/>
+        </w:tabs>
+        <w:ind w:left="6480" w:hanging="360"/>
+      </w:pPr>
+      <w:rPr>
+        <w:rFonts w:ascii="Wingdings" w:hAnsi="Wingdings" w:hint="default"/>
+        <w:sz w:val="20"/>
+      </w:rPr>
+    </w:lvl>
+  </w:abstractNum>
+  <w:abstractNum w:abstractNumId="2" w15:restartNumberingAfterBreak="0">
     <w:nsid w:val="0F8516E7"/>
     <w:multiLevelType w:val="multilevel"/>
     <w:tmpl w:val="B73E3748"/>
@@ -3078,7 +5161,156 @@
       </w:rPr>
     </w:lvl>
   </w:abstractNum>
-  <w:abstractNum w:abstractNumId="2" w15:restartNumberingAfterBreak="0">
+  <w:abstractNum w:abstractNumId="3" w15:restartNumberingAfterBreak="0">
+    <w:nsid w:val="12F44D30"/>
+    <w:multiLevelType w:val="multilevel"/>
+    <w:tmpl w:val="D86AD46C"/>
+    <w:lvl w:ilvl="0">
+      <w:start w:val="1"/>
+      <w:numFmt w:val="bullet"/>
+      <w:lvlText w:val=""/>
+      <w:lvlJc w:val="left"/>
+      <w:pPr>
+        <w:tabs>
+          <w:tab w:val="num" w:pos="720"/>
+        </w:tabs>
+        <w:ind w:left="720" w:hanging="360"/>
+      </w:pPr>
+      <w:rPr>
+        <w:rFonts w:ascii="Symbol" w:hAnsi="Symbol" w:hint="default"/>
+        <w:sz w:val="20"/>
+      </w:rPr>
+    </w:lvl>
+    <w:lvl w:ilvl="1" w:tentative="1">
+      <w:start w:val="1"/>
+      <w:numFmt w:val="bullet"/>
+      <w:lvlText w:val="o"/>
+      <w:lvlJc w:val="left"/>
+      <w:pPr>
+        <w:tabs>
+          <w:tab w:val="num" w:pos="1440"/>
+        </w:tabs>
+        <w:ind w:left="1440" w:hanging="360"/>
+      </w:pPr>
+      <w:rPr>
+        <w:rFonts w:ascii="Courier New" w:hAnsi="Courier New" w:hint="default"/>
+        <w:sz w:val="20"/>
+      </w:rPr>
+    </w:lvl>
+    <w:lvl w:ilvl="2" w:tentative="1">
+      <w:start w:val="1"/>
+      <w:numFmt w:val="bullet"/>
+      <w:lvlText w:val=""/>
+      <w:lvlJc w:val="left"/>
+      <w:pPr>
+        <w:tabs>
+          <w:tab w:val="num" w:pos="2160"/>
+        </w:tabs>
+        <w:ind w:left="2160" w:hanging="360"/>
+      </w:pPr>
+      <w:rPr>
+        <w:rFonts w:ascii="Wingdings" w:hAnsi="Wingdings" w:hint="default"/>
+        <w:sz w:val="20"/>
+      </w:rPr>
+    </w:lvl>
+    <w:lvl w:ilvl="3" w:tentative="1">
+      <w:start w:val="1"/>
+      <w:numFmt w:val="bullet"/>
+      <w:lvlText w:val=""/>
+      <w:lvlJc w:val="left"/>
+      <w:pPr>
+        <w:tabs>
+          <w:tab w:val="num" w:pos="2880"/>
+        </w:tabs>
+        <w:ind w:left="2880" w:hanging="360"/>
+      </w:pPr>
+      <w:rPr>
+        <w:rFonts w:ascii="Wingdings" w:hAnsi="Wingdings" w:hint="default"/>
+        <w:sz w:val="20"/>
+      </w:rPr>
+    </w:lvl>
+    <w:lvl w:ilvl="4" w:tentative="1">
+      <w:start w:val="1"/>
+      <w:numFmt w:val="bullet"/>
+      <w:lvlText w:val=""/>
+      <w:lvlJc w:val="left"/>
+      <w:pPr>
+        <w:tabs>
+          <w:tab w:val="num" w:pos="3600"/>
+        </w:tabs>
+        <w:ind w:left="3600" w:hanging="360"/>
+      </w:pPr>
+      <w:rPr>
+        <w:rFonts w:ascii="Wingdings" w:hAnsi="Wingdings" w:hint="default"/>
+        <w:sz w:val="20"/>
+      </w:rPr>
+    </w:lvl>
+    <w:lvl w:ilvl="5" w:tentative="1">
+      <w:start w:val="1"/>
+      <w:numFmt w:val="bullet"/>
+      <w:lvlText w:val=""/>
+      <w:lvlJc w:val="left"/>
+      <w:pPr>
+        <w:tabs>
+          <w:tab w:val="num" w:pos="4320"/>
+        </w:tabs>
+        <w:ind w:left="4320" w:hanging="360"/>
+      </w:pPr>
+      <w:rPr>
+        <w:rFonts w:ascii="Wingdings" w:hAnsi="Wingdings" w:hint="default"/>
+        <w:sz w:val="20"/>
+      </w:rPr>
+    </w:lvl>
+    <w:lvl w:ilvl="6" w:tentative="1">
+      <w:start w:val="1"/>
+      <w:numFmt w:val="bullet"/>
+      <w:lvlText w:val=""/>
+      <w:lvlJc w:val="left"/>
+      <w:pPr>
+        <w:tabs>
+          <w:tab w:val="num" w:pos="5040"/>
+        </w:tabs>
+        <w:ind w:left="5040" w:hanging="360"/>
+      </w:pPr>
+      <w:rPr>
+        <w:rFonts w:ascii="Wingdings" w:hAnsi="Wingdings" w:hint="default"/>
+        <w:sz w:val="20"/>
+      </w:rPr>
+    </w:lvl>
+    <w:lvl w:ilvl="7" w:tentative="1">
+      <w:start w:val="1"/>
+      <w:numFmt w:val="bullet"/>
+      <w:lvlText w:val=""/>
+      <w:lvlJc w:val="left"/>
+      <w:pPr>
+        <w:tabs>
+          <w:tab w:val="num" w:pos="5760"/>
+        </w:tabs>
+        <w:ind w:left="5760" w:hanging="360"/>
+      </w:pPr>
+      <w:rPr>
+        <w:rFonts w:ascii="Wingdings" w:hAnsi="Wingdings" w:hint="default"/>
+        <w:sz w:val="20"/>
+      </w:rPr>
+    </w:lvl>
+    <w:lvl w:ilvl="8" w:tentative="1">
+      <w:start w:val="1"/>
+      <w:numFmt w:val="bullet"/>
+      <w:lvlText w:val=""/>
+      <w:lvlJc w:val="left"/>
+      <w:pPr>
+        <w:tabs>
+          <w:tab w:val="num" w:pos="6480"/>
+        </w:tabs>
+        <w:ind w:left="6480" w:hanging="360"/>
+      </w:pPr>
+      <w:rPr>
+        <w:rFonts w:ascii="Wingdings" w:hAnsi="Wingdings" w:hint="default"/>
+        <w:sz w:val="20"/>
+      </w:rPr>
+    </w:lvl>
+  </w:abstractNum>
+  <w:abstractNum w:abstractNumId="4" w15:restartNumberingAfterBreak="0">
     <w:nsid w:val="183B4945"/>
     <w:multiLevelType w:val="multilevel"/>
     <w:tmpl w:val="300E10BE"/>
@@ -3227,7 +5459,156 @@
       </w:rPr>
     </w:lvl>
   </w:abstractNum>
-  <w:abstractNum w:abstractNumId="3" w15:restartNumberingAfterBreak="0">
+  <w:abstractNum w:abstractNumId="5" w15:restartNumberingAfterBreak="0">
+    <w:nsid w:val="278A23DD"/>
+    <w:multiLevelType w:val="multilevel"/>
+    <w:tmpl w:val="302A0436"/>
+    <w:lvl w:ilvl="0">
+      <w:start w:val="1"/>
+      <w:numFmt w:val="bullet"/>
+      <w:lvlText w:val=""/>
+      <w:lvlJc w:val="left"/>
+      <w:pPr>
+        <w:tabs>
+          <w:tab w:val="num" w:pos="720"/>
+        </w:tabs>
+        <w:ind w:left="720" w:hanging="360"/>
+      </w:pPr>
+      <w:rPr>
+        <w:rFonts w:ascii="Symbol" w:hAnsi="Symbol" w:hint="default"/>
+        <w:sz w:val="20"/>
+      </w:rPr>
+    </w:lvl>
+    <w:lvl w:ilvl="1" w:tentative="1">
+      <w:start w:val="1"/>
+      <w:numFmt w:val="bullet"/>
+      <w:lvlText w:val="o"/>
+      <w:lvlJc w:val="left"/>
+      <w:pPr>
+        <w:tabs>
+          <w:tab w:val="num" w:pos="1440"/>
+        </w:tabs>
+        <w:ind w:left="1440" w:hanging="360"/>
+      </w:pPr>
+      <w:rPr>
+        <w:rFonts w:ascii="Courier New" w:hAnsi="Courier New" w:hint="default"/>
+        <w:sz w:val="20"/>
+      </w:rPr>
+    </w:lvl>
+    <w:lvl w:ilvl="2" w:tentative="1">
+      <w:start w:val="1"/>
+      <w:numFmt w:val="bullet"/>
+      <w:lvlText w:val=""/>
+      <w:lvlJc w:val="left"/>
+      <w:pPr>
+        <w:tabs>
+          <w:tab w:val="num" w:pos="2160"/>
+        </w:tabs>
+        <w:ind w:left="2160" w:hanging="360"/>
+      </w:pPr>
+      <w:rPr>
+        <w:rFonts w:ascii="Wingdings" w:hAnsi="Wingdings" w:hint="default"/>
+        <w:sz w:val="20"/>
+      </w:rPr>
+    </w:lvl>
+    <w:lvl w:ilvl="3" w:tentative="1">
+      <w:start w:val="1"/>
+      <w:numFmt w:val="bullet"/>
+      <w:lvlText w:val=""/>
+      <w:lvlJc w:val="left"/>
+      <w:pPr>
+        <w:tabs>
+          <w:tab w:val="num" w:pos="2880"/>
+        </w:tabs>
+        <w:ind w:left="2880" w:hanging="360"/>
+      </w:pPr>
+      <w:rPr>
+        <w:rFonts w:ascii="Wingdings" w:hAnsi="Wingdings" w:hint="default"/>
+        <w:sz w:val="20"/>
+      </w:rPr>
+    </w:lvl>
+    <w:lvl w:ilvl="4" w:tentative="1">
+      <w:start w:val="1"/>
+      <w:numFmt w:val="bullet"/>
+      <w:lvlText w:val=""/>
+      <w:lvlJc w:val="left"/>
+      <w:pPr>
+        <w:tabs>
+          <w:tab w:val="num" w:pos="3600"/>
+        </w:tabs>
+        <w:ind w:left="3600" w:hanging="360"/>
+      </w:pPr>
+      <w:rPr>
+        <w:rFonts w:ascii="Wingdings" w:hAnsi="Wingdings" w:hint="default"/>
+        <w:sz w:val="20"/>
+      </w:rPr>
+    </w:lvl>
+    <w:lvl w:ilvl="5" w:tentative="1">
+      <w:start w:val="1"/>
+      <w:numFmt w:val="bullet"/>
+      <w:lvlText w:val=""/>
+      <w:lvlJc w:val="left"/>
+      <w:pPr>
+        <w:tabs>
+          <w:tab w:val="num" w:pos="4320"/>
+        </w:tabs>
+        <w:ind w:left="4320" w:hanging="360"/>
+      </w:pPr>
+      <w:rPr>
+        <w:rFonts w:ascii="Wingdings" w:hAnsi="Wingdings" w:hint="default"/>
+        <w:sz w:val="20"/>
+      </w:rPr>
+    </w:lvl>
+    <w:lvl w:ilvl="6" w:tentative="1">
+      <w:start w:val="1"/>
+      <w:numFmt w:val="bullet"/>
+      <w:lvlText w:val=""/>
+      <w:lvlJc w:val="left"/>
+      <w:pPr>
+        <w:tabs>
+          <w:tab w:val="num" w:pos="5040"/>
+        </w:tabs>
+        <w:ind w:left="5040" w:hanging="360"/>
+      </w:pPr>
+      <w:rPr>
+        <w:rFonts w:ascii="Wingdings" w:hAnsi="Wingdings" w:hint="default"/>
+        <w:sz w:val="20"/>
+      </w:rPr>
+    </w:lvl>
+    <w:lvl w:ilvl="7" w:tentative="1">
+      <w:start w:val="1"/>
+      <w:numFmt w:val="bullet"/>
+      <w:lvlText w:val=""/>
+      <w:lvlJc w:val="left"/>
+      <w:pPr>
+        <w:tabs>
+          <w:tab w:val="num" w:pos="5760"/>
+        </w:tabs>
+        <w:ind w:left="5760" w:hanging="360"/>
+      </w:pPr>
+      <w:rPr>
+        <w:rFonts w:ascii="Wingdings" w:hAnsi="Wingdings" w:hint="default"/>
+        <w:sz w:val="20"/>
+      </w:rPr>
+    </w:lvl>
+    <w:lvl w:ilvl="8" w:tentative="1">
+      <w:start w:val="1"/>
+      <w:numFmt w:val="bullet"/>
+      <w:lvlText w:val=""/>
+      <w:lvlJc w:val="left"/>
+      <w:pPr>
+        <w:tabs>
+          <w:tab w:val="num" w:pos="6480"/>
+        </w:tabs>
+        <w:ind w:left="6480" w:hanging="360"/>
+      </w:pPr>
+      <w:rPr>
+        <w:rFonts w:ascii="Wingdings" w:hAnsi="Wingdings" w:hint="default"/>
+        <w:sz w:val="20"/>
+      </w:rPr>
+    </w:lvl>
+  </w:abstractNum>
+  <w:abstractNum w:abstractNumId="6" w15:restartNumberingAfterBreak="0">
     <w:nsid w:val="2DC64718"/>
     <w:multiLevelType w:val="multilevel"/>
     <w:tmpl w:val="651C815A"/>
@@ -3376,7 +5757,305 @@
       </w:rPr>
     </w:lvl>
   </w:abstractNum>
-  <w:abstractNum w:abstractNumId="4" w15:restartNumberingAfterBreak="0">
+  <w:abstractNum w:abstractNumId="7" w15:restartNumberingAfterBreak="0">
+    <w:nsid w:val="2E077F8D"/>
+    <w:multiLevelType w:val="multilevel"/>
+    <w:tmpl w:val="54CC8818"/>
+    <w:lvl w:ilvl="0">
+      <w:start w:val="1"/>
+      <w:numFmt w:val="bullet"/>
+      <w:lvlText w:val=""/>
+      <w:lvlJc w:val="left"/>
+      <w:pPr>
+        <w:tabs>
+          <w:tab w:val="num" w:pos="720"/>
+        </w:tabs>
+        <w:ind w:left="720" w:hanging="360"/>
+      </w:pPr>
+      <w:rPr>
+        <w:rFonts w:ascii="Symbol" w:hAnsi="Symbol" w:hint="default"/>
+        <w:sz w:val="20"/>
+      </w:rPr>
+    </w:lvl>
+    <w:lvl w:ilvl="1" w:tentative="1">
+      <w:start w:val="1"/>
+      <w:numFmt w:val="bullet"/>
+      <w:lvlText w:val="o"/>
+      <w:lvlJc w:val="left"/>
+      <w:pPr>
+        <w:tabs>
+          <w:tab w:val="num" w:pos="1440"/>
+        </w:tabs>
+        <w:ind w:left="1440" w:hanging="360"/>
+      </w:pPr>
+      <w:rPr>
+        <w:rFonts w:ascii="Courier New" w:hAnsi="Courier New" w:hint="default"/>
+        <w:sz w:val="20"/>
+      </w:rPr>
+    </w:lvl>
+    <w:lvl w:ilvl="2" w:tentative="1">
+      <w:start w:val="1"/>
+      <w:numFmt w:val="bullet"/>
+      <w:lvlText w:val=""/>
+      <w:lvlJc w:val="left"/>
+      <w:pPr>
+        <w:tabs>
+          <w:tab w:val="num" w:pos="2160"/>
+        </w:tabs>
+        <w:ind w:left="2160" w:hanging="360"/>
+      </w:pPr>
+      <w:rPr>
+        <w:rFonts w:ascii="Wingdings" w:hAnsi="Wingdings" w:hint="default"/>
+        <w:sz w:val="20"/>
+      </w:rPr>
+    </w:lvl>
+    <w:lvl w:ilvl="3" w:tentative="1">
+      <w:start w:val="1"/>
+      <w:numFmt w:val="bullet"/>
+      <w:lvlText w:val=""/>
+      <w:lvlJc w:val="left"/>
+      <w:pPr>
+        <w:tabs>
+          <w:tab w:val="num" w:pos="2880"/>
+        </w:tabs>
+        <w:ind w:left="2880" w:hanging="360"/>
+      </w:pPr>
+      <w:rPr>
+        <w:rFonts w:ascii="Wingdings" w:hAnsi="Wingdings" w:hint="default"/>
+        <w:sz w:val="20"/>
+      </w:rPr>
+    </w:lvl>
+    <w:lvl w:ilvl="4" w:tentative="1">
+      <w:start w:val="1"/>
+      <w:numFmt w:val="bullet"/>
+      <w:lvlText w:val=""/>
+      <w:lvlJc w:val="left"/>
+      <w:pPr>
+        <w:tabs>
+          <w:tab w:val="num" w:pos="3600"/>
+        </w:tabs>
+        <w:ind w:left="3600" w:hanging="360"/>
+      </w:pPr>
+      <w:rPr>
+        <w:rFonts w:ascii="Wingdings" w:hAnsi="Wingdings" w:hint="default"/>
+        <w:sz w:val="20"/>
+      </w:rPr>
+    </w:lvl>
+    <w:lvl w:ilvl="5" w:tentative="1">
+      <w:start w:val="1"/>
+      <w:numFmt w:val="bullet"/>
+      <w:lvlText w:val=""/>
+      <w:lvlJc w:val="left"/>
+      <w:pPr>
+        <w:tabs>
+          <w:tab w:val="num" w:pos="4320"/>
+        </w:tabs>
+        <w:ind w:left="4320" w:hanging="360"/>
+      </w:pPr>
+      <w:rPr>
+        <w:rFonts w:ascii="Wingdings" w:hAnsi="Wingdings" w:hint="default"/>
+        <w:sz w:val="20"/>
+      </w:rPr>
+    </w:lvl>
+    <w:lvl w:ilvl="6" w:tentative="1">
+      <w:start w:val="1"/>
+      <w:numFmt w:val="bullet"/>
+      <w:lvlText w:val=""/>
+      <w:lvlJc w:val="left"/>
+      <w:pPr>
+        <w:tabs>
+          <w:tab w:val="num" w:pos="5040"/>
+        </w:tabs>
+        <w:ind w:left="5040" w:hanging="360"/>
+      </w:pPr>
+      <w:rPr>
+        <w:rFonts w:ascii="Wingdings" w:hAnsi="Wingdings" w:hint="default"/>
+        <w:sz w:val="20"/>
+      </w:rPr>
+    </w:lvl>
+    <w:lvl w:ilvl="7" w:tentative="1">
+      <w:start w:val="1"/>
+      <w:numFmt w:val="bullet"/>
+      <w:lvlText w:val=""/>
+      <w:lvlJc w:val="left"/>
+      <w:pPr>
+        <w:tabs>
+          <w:tab w:val="num" w:pos="5760"/>
+        </w:tabs>
+        <w:ind w:left="5760" w:hanging="360"/>
+      </w:pPr>
+      <w:rPr>
+        <w:rFonts w:ascii="Wingdings" w:hAnsi="Wingdings" w:hint="default"/>
+        <w:sz w:val="20"/>
+      </w:rPr>
+    </w:lvl>
+    <w:lvl w:ilvl="8" w:tentative="1">
+      <w:start w:val="1"/>
+      <w:numFmt w:val="bullet"/>
+      <w:lvlText w:val=""/>
+      <w:lvlJc w:val="left"/>
+      <w:pPr>
+        <w:tabs>
+          <w:tab w:val="num" w:pos="6480"/>
+        </w:tabs>
+        <w:ind w:left="6480" w:hanging="360"/>
+      </w:pPr>
+      <w:rPr>
+        <w:rFonts w:ascii="Wingdings" w:hAnsi="Wingdings" w:hint="default"/>
+        <w:sz w:val="20"/>
+      </w:rPr>
+    </w:lvl>
+  </w:abstractNum>
+  <w:abstractNum w:abstractNumId="8" w15:restartNumberingAfterBreak="0">
+    <w:nsid w:val="2F9F1174"/>
+    <w:multiLevelType w:val="multilevel"/>
+    <w:tmpl w:val="81948A94"/>
+    <w:lvl w:ilvl="0">
+      <w:start w:val="1"/>
+      <w:numFmt w:val="bullet"/>
+      <w:lvlText w:val=""/>
+      <w:lvlJc w:val="left"/>
+      <w:pPr>
+        <w:tabs>
+          <w:tab w:val="num" w:pos="720"/>
+        </w:tabs>
+        <w:ind w:left="720" w:hanging="360"/>
+      </w:pPr>
+      <w:rPr>
+        <w:rFonts w:ascii="Symbol" w:hAnsi="Symbol" w:hint="default"/>
+        <w:sz w:val="20"/>
+      </w:rPr>
+    </w:lvl>
+    <w:lvl w:ilvl="1" w:tentative="1">
+      <w:start w:val="1"/>
+      <w:numFmt w:val="bullet"/>
+      <w:lvlText w:val="o"/>
+      <w:lvlJc w:val="left"/>
+      <w:pPr>
+        <w:tabs>
+          <w:tab w:val="num" w:pos="1440"/>
+        </w:tabs>
+        <w:ind w:left="1440" w:hanging="360"/>
+      </w:pPr>
+      <w:rPr>
+        <w:rFonts w:ascii="Courier New" w:hAnsi="Courier New" w:hint="default"/>
+        <w:sz w:val="20"/>
+      </w:rPr>
+    </w:lvl>
+    <w:lvl w:ilvl="2" w:tentative="1">
+      <w:start w:val="1"/>
+      <w:numFmt w:val="bullet"/>
+      <w:lvlText w:val=""/>
+      <w:lvlJc w:val="left"/>
+      <w:pPr>
+        <w:tabs>
+          <w:tab w:val="num" w:pos="2160"/>
+        </w:tabs>
+        <w:ind w:left="2160" w:hanging="360"/>
+      </w:pPr>
+      <w:rPr>
+        <w:rFonts w:ascii="Wingdings" w:hAnsi="Wingdings" w:hint="default"/>
+        <w:sz w:val="20"/>
+      </w:rPr>
+    </w:lvl>
+    <w:lvl w:ilvl="3" w:tentative="1">
+      <w:start w:val="1"/>
+      <w:numFmt w:val="bullet"/>
+      <w:lvlText w:val=""/>
+      <w:lvlJc w:val="left"/>
+      <w:pPr>
+        <w:tabs>
+          <w:tab w:val="num" w:pos="2880"/>
+        </w:tabs>
+        <w:ind w:left="2880" w:hanging="360"/>
+      </w:pPr>
+      <w:rPr>
+        <w:rFonts w:ascii="Wingdings" w:hAnsi="Wingdings" w:hint="default"/>
+        <w:sz w:val="20"/>
+      </w:rPr>
+    </w:lvl>
+    <w:lvl w:ilvl="4" w:tentative="1">
+      <w:start w:val="1"/>
+      <w:numFmt w:val="bullet"/>
+      <w:lvlText w:val=""/>
+      <w:lvlJc w:val="left"/>
+      <w:pPr>
+        <w:tabs>
+          <w:tab w:val="num" w:pos="3600"/>
+        </w:tabs>
+        <w:ind w:left="3600" w:hanging="360"/>
+      </w:pPr>
+      <w:rPr>
+        <w:rFonts w:ascii="Wingdings" w:hAnsi="Wingdings" w:hint="default"/>
+        <w:sz w:val="20"/>
+      </w:rPr>
+    </w:lvl>
+    <w:lvl w:ilvl="5" w:tentative="1">
+      <w:start w:val="1"/>
+      <w:numFmt w:val="bullet"/>
+      <w:lvlText w:val=""/>
+      <w:lvlJc w:val="left"/>
+      <w:pPr>
+        <w:tabs>
+          <w:tab w:val="num" w:pos="4320"/>
+        </w:tabs>
+        <w:ind w:left="4320" w:hanging="360"/>
+      </w:pPr>
+      <w:rPr>
+        <w:rFonts w:ascii="Wingdings" w:hAnsi="Wingdings" w:hint="default"/>
+        <w:sz w:val="20"/>
+      </w:rPr>
+    </w:lvl>
+    <w:lvl w:ilvl="6" w:tentative="1">
+      <w:start w:val="1"/>
+      <w:numFmt w:val="bullet"/>
+      <w:lvlText w:val=""/>
+      <w:lvlJc w:val="left"/>
+      <w:pPr>
+        <w:tabs>
+          <w:tab w:val="num" w:pos="5040"/>
+        </w:tabs>
+        <w:ind w:left="5040" w:hanging="360"/>
+      </w:pPr>
+      <w:rPr>
+        <w:rFonts w:ascii="Wingdings" w:hAnsi="Wingdings" w:hint="default"/>
+        <w:sz w:val="20"/>
+      </w:rPr>
+    </w:lvl>
+    <w:lvl w:ilvl="7" w:tentative="1">
+      <w:start w:val="1"/>
+      <w:numFmt w:val="bullet"/>
+      <w:lvlText w:val=""/>
+      <w:lvlJc w:val="left"/>
+      <w:pPr>
+        <w:tabs>
+          <w:tab w:val="num" w:pos="5760"/>
+        </w:tabs>
+        <w:ind w:left="5760" w:hanging="360"/>
+      </w:pPr>
+      <w:rPr>
+        <w:rFonts w:ascii="Wingdings" w:hAnsi="Wingdings" w:hint="default"/>
+        <w:sz w:val="20"/>
+      </w:rPr>
+    </w:lvl>
+    <w:lvl w:ilvl="8" w:tentative="1">
+      <w:start w:val="1"/>
+      <w:numFmt w:val="bullet"/>
+      <w:lvlText w:val=""/>
+      <w:lvlJc w:val="left"/>
+      <w:pPr>
+        <w:tabs>
+          <w:tab w:val="num" w:pos="6480"/>
+        </w:tabs>
+        <w:ind w:left="6480" w:hanging="360"/>
+      </w:pPr>
+      <w:rPr>
+        <w:rFonts w:ascii="Wingdings" w:hAnsi="Wingdings" w:hint="default"/>
+        <w:sz w:val="20"/>
+      </w:rPr>
+    </w:lvl>
+  </w:abstractNum>
+  <w:abstractNum w:abstractNumId="9" w15:restartNumberingAfterBreak="0">
     <w:nsid w:val="305F66FE"/>
     <w:multiLevelType w:val="multilevel"/>
     <w:tmpl w:val="EBCCA61C"/>
@@ -3525,7 +6204,716 @@
       </w:rPr>
     </w:lvl>
   </w:abstractNum>
-  <w:abstractNum w:abstractNumId="5" w15:restartNumberingAfterBreak="0">
+  <w:abstractNum w:abstractNumId="10" w15:restartNumberingAfterBreak="0">
+    <w:nsid w:val="3288516F"/>
+    <w:multiLevelType w:val="multilevel"/>
+    <w:tmpl w:val="B7C48238"/>
+    <w:lvl w:ilvl="0">
+      <w:start w:val="1"/>
+      <w:numFmt w:val="bullet"/>
+      <w:lvlText w:val=""/>
+      <w:lvlJc w:val="left"/>
+      <w:pPr>
+        <w:tabs>
+          <w:tab w:val="num" w:pos="720"/>
+        </w:tabs>
+        <w:ind w:left="720" w:hanging="360"/>
+      </w:pPr>
+      <w:rPr>
+        <w:rFonts w:ascii="Symbol" w:hAnsi="Symbol" w:hint="default"/>
+        <w:sz w:val="20"/>
+      </w:rPr>
+    </w:lvl>
+    <w:lvl w:ilvl="1" w:tentative="1">
+      <w:start w:val="1"/>
+      <w:numFmt w:val="bullet"/>
+      <w:lvlText w:val="o"/>
+      <w:lvlJc w:val="left"/>
+      <w:pPr>
+        <w:tabs>
+          <w:tab w:val="num" w:pos="1440"/>
+        </w:tabs>
+        <w:ind w:left="1440" w:hanging="360"/>
+      </w:pPr>
+      <w:rPr>
+        <w:rFonts w:ascii="Courier New" w:hAnsi="Courier New" w:hint="default"/>
+        <w:sz w:val="20"/>
+      </w:rPr>
+    </w:lvl>
+    <w:lvl w:ilvl="2" w:tentative="1">
+      <w:start w:val="1"/>
+      <w:numFmt w:val="bullet"/>
+      <w:lvlText w:val=""/>
+      <w:lvlJc w:val="left"/>
+      <w:pPr>
+        <w:tabs>
+          <w:tab w:val="num" w:pos="2160"/>
+        </w:tabs>
+        <w:ind w:left="2160" w:hanging="360"/>
+      </w:pPr>
+      <w:rPr>
+        <w:rFonts w:ascii="Wingdings" w:hAnsi="Wingdings" w:hint="default"/>
+        <w:sz w:val="20"/>
+      </w:rPr>
+    </w:lvl>
+    <w:lvl w:ilvl="3" w:tentative="1">
+      <w:start w:val="1"/>
+      <w:numFmt w:val="bullet"/>
+      <w:lvlText w:val=""/>
+      <w:lvlJc w:val="left"/>
+      <w:pPr>
+        <w:tabs>
+          <w:tab w:val="num" w:pos="2880"/>
+        </w:tabs>
+        <w:ind w:left="2880" w:hanging="360"/>
+      </w:pPr>
+      <w:rPr>
+        <w:rFonts w:ascii="Wingdings" w:hAnsi="Wingdings" w:hint="default"/>
+        <w:sz w:val="20"/>
+      </w:rPr>
+    </w:lvl>
+    <w:lvl w:ilvl="4" w:tentative="1">
+      <w:start w:val="1"/>
+      <w:numFmt w:val="bullet"/>
+      <w:lvlText w:val=""/>
+      <w:lvlJc w:val="left"/>
+      <w:pPr>
+        <w:tabs>
+          <w:tab w:val="num" w:pos="3600"/>
+        </w:tabs>
+        <w:ind w:left="3600" w:hanging="360"/>
+      </w:pPr>
+      <w:rPr>
+        <w:rFonts w:ascii="Wingdings" w:hAnsi="Wingdings" w:hint="default"/>
+        <w:sz w:val="20"/>
+      </w:rPr>
+    </w:lvl>
+    <w:lvl w:ilvl="5" w:tentative="1">
+      <w:start w:val="1"/>
+      <w:numFmt w:val="bullet"/>
+      <w:lvlText w:val=""/>
+      <w:lvlJc w:val="left"/>
+      <w:pPr>
+        <w:tabs>
+          <w:tab w:val="num" w:pos="4320"/>
+        </w:tabs>
+        <w:ind w:left="4320" w:hanging="360"/>
+      </w:pPr>
+      <w:rPr>
+        <w:rFonts w:ascii="Wingdings" w:hAnsi="Wingdings" w:hint="default"/>
+        <w:sz w:val="20"/>
+      </w:rPr>
+    </w:lvl>
+    <w:lvl w:ilvl="6" w:tentative="1">
+      <w:start w:val="1"/>
+      <w:numFmt w:val="bullet"/>
+      <w:lvlText w:val=""/>
+      <w:lvlJc w:val="left"/>
+      <w:pPr>
+        <w:tabs>
+          <w:tab w:val="num" w:pos="5040"/>
+        </w:tabs>
+        <w:ind w:left="5040" w:hanging="360"/>
+      </w:pPr>
+      <w:rPr>
+        <w:rFonts w:ascii="Wingdings" w:hAnsi="Wingdings" w:hint="default"/>
+        <w:sz w:val="20"/>
+      </w:rPr>
+    </w:lvl>
+    <w:lvl w:ilvl="7" w:tentative="1">
+      <w:start w:val="1"/>
+      <w:numFmt w:val="bullet"/>
+      <w:lvlText w:val=""/>
+      <w:lvlJc w:val="left"/>
+      <w:pPr>
+        <w:tabs>
+          <w:tab w:val="num" w:pos="5760"/>
+        </w:tabs>
+        <w:ind w:left="5760" w:hanging="360"/>
+      </w:pPr>
+      <w:rPr>
+        <w:rFonts w:ascii="Wingdings" w:hAnsi="Wingdings" w:hint="default"/>
+        <w:sz w:val="20"/>
+      </w:rPr>
+    </w:lvl>
+    <w:lvl w:ilvl="8" w:tentative="1">
+      <w:start w:val="1"/>
+      <w:numFmt w:val="bullet"/>
+      <w:lvlText w:val=""/>
+      <w:lvlJc w:val="left"/>
+      <w:pPr>
+        <w:tabs>
+          <w:tab w:val="num" w:pos="6480"/>
+        </w:tabs>
+        <w:ind w:left="6480" w:hanging="360"/>
+      </w:pPr>
+      <w:rPr>
+        <w:rFonts w:ascii="Wingdings" w:hAnsi="Wingdings" w:hint="default"/>
+        <w:sz w:val="20"/>
+      </w:rPr>
+    </w:lvl>
+  </w:abstractNum>
+  <w:abstractNum w:abstractNumId="11" w15:restartNumberingAfterBreak="0">
+    <w:nsid w:val="329B2CDF"/>
+    <w:multiLevelType w:val="multilevel"/>
+    <w:tmpl w:val="38C2E258"/>
+    <w:lvl w:ilvl="0">
+      <w:start w:val="1"/>
+      <w:numFmt w:val="bullet"/>
+      <w:lvlText w:val=""/>
+      <w:lvlJc w:val="left"/>
+      <w:pPr>
+        <w:tabs>
+          <w:tab w:val="num" w:pos="720"/>
+        </w:tabs>
+        <w:ind w:left="720" w:hanging="360"/>
+      </w:pPr>
+      <w:rPr>
+        <w:rFonts w:ascii="Symbol" w:hAnsi="Symbol" w:hint="default"/>
+        <w:sz w:val="20"/>
+      </w:rPr>
+    </w:lvl>
+    <w:lvl w:ilvl="1" w:tentative="1">
+      <w:start w:val="1"/>
+      <w:numFmt w:val="bullet"/>
+      <w:lvlText w:val="o"/>
+      <w:lvlJc w:val="left"/>
+      <w:pPr>
+        <w:tabs>
+          <w:tab w:val="num" w:pos="1440"/>
+        </w:tabs>
+        <w:ind w:left="1440" w:hanging="360"/>
+      </w:pPr>
+      <w:rPr>
+        <w:rFonts w:ascii="Courier New" w:hAnsi="Courier New" w:hint="default"/>
+        <w:sz w:val="20"/>
+      </w:rPr>
+    </w:lvl>
+    <w:lvl w:ilvl="2" w:tentative="1">
+      <w:start w:val="1"/>
+      <w:numFmt w:val="bullet"/>
+      <w:lvlText w:val=""/>
+      <w:lvlJc w:val="left"/>
+      <w:pPr>
+        <w:tabs>
+          <w:tab w:val="num" w:pos="2160"/>
+        </w:tabs>
+        <w:ind w:left="2160" w:hanging="360"/>
+      </w:pPr>
+      <w:rPr>
+        <w:rFonts w:ascii="Wingdings" w:hAnsi="Wingdings" w:hint="default"/>
+        <w:sz w:val="20"/>
+      </w:rPr>
+    </w:lvl>
+    <w:lvl w:ilvl="3" w:tentative="1">
+      <w:start w:val="1"/>
+      <w:numFmt w:val="bullet"/>
+      <w:lvlText w:val=""/>
+      <w:lvlJc w:val="left"/>
+      <w:pPr>
+        <w:tabs>
+          <w:tab w:val="num" w:pos="2880"/>
+        </w:tabs>
+        <w:ind w:left="2880" w:hanging="360"/>
+      </w:pPr>
+      <w:rPr>
+        <w:rFonts w:ascii="Wingdings" w:hAnsi="Wingdings" w:hint="default"/>
+        <w:sz w:val="20"/>
+      </w:rPr>
+    </w:lvl>
+    <w:lvl w:ilvl="4" w:tentative="1">
+      <w:start w:val="1"/>
+      <w:numFmt w:val="bullet"/>
+      <w:lvlText w:val=""/>
+      <w:lvlJc w:val="left"/>
+      <w:pPr>
+        <w:tabs>
+          <w:tab w:val="num" w:pos="3600"/>
+        </w:tabs>
+        <w:ind w:left="3600" w:hanging="360"/>
+      </w:pPr>
+      <w:rPr>
+        <w:rFonts w:ascii="Wingdings" w:hAnsi="Wingdings" w:hint="default"/>
+        <w:sz w:val="20"/>
+      </w:rPr>
+    </w:lvl>
+    <w:lvl w:ilvl="5" w:tentative="1">
+      <w:start w:val="1"/>
+      <w:numFmt w:val="bullet"/>
+      <w:lvlText w:val=""/>
+      <w:lvlJc w:val="left"/>
+      <w:pPr>
+        <w:tabs>
+          <w:tab w:val="num" w:pos="4320"/>
+        </w:tabs>
+        <w:ind w:left="4320" w:hanging="360"/>
+      </w:pPr>
+      <w:rPr>
+        <w:rFonts w:ascii="Wingdings" w:hAnsi="Wingdings" w:hint="default"/>
+        <w:sz w:val="20"/>
+      </w:rPr>
+    </w:lvl>
+    <w:lvl w:ilvl="6" w:tentative="1">
+      <w:start w:val="1"/>
+      <w:numFmt w:val="bullet"/>
+      <w:lvlText w:val=""/>
+      <w:lvlJc w:val="left"/>
+      <w:pPr>
+        <w:tabs>
+          <w:tab w:val="num" w:pos="5040"/>
+        </w:tabs>
+        <w:ind w:left="5040" w:hanging="360"/>
+      </w:pPr>
+      <w:rPr>
+        <w:rFonts w:ascii="Wingdings" w:hAnsi="Wingdings" w:hint="default"/>
+        <w:sz w:val="20"/>
+      </w:rPr>
+    </w:lvl>
+    <w:lvl w:ilvl="7" w:tentative="1">
+      <w:start w:val="1"/>
+      <w:numFmt w:val="bullet"/>
+      <w:lvlText w:val=""/>
+      <w:lvlJc w:val="left"/>
+      <w:pPr>
+        <w:tabs>
+          <w:tab w:val="num" w:pos="5760"/>
+        </w:tabs>
+        <w:ind w:left="5760" w:hanging="360"/>
+      </w:pPr>
+      <w:rPr>
+        <w:rFonts w:ascii="Wingdings" w:hAnsi="Wingdings" w:hint="default"/>
+        <w:sz w:val="20"/>
+      </w:rPr>
+    </w:lvl>
+    <w:lvl w:ilvl="8" w:tentative="1">
+      <w:start w:val="1"/>
+      <w:numFmt w:val="bullet"/>
+      <w:lvlText w:val=""/>
+      <w:lvlJc w:val="left"/>
+      <w:pPr>
+        <w:tabs>
+          <w:tab w:val="num" w:pos="6480"/>
+        </w:tabs>
+        <w:ind w:left="6480" w:hanging="360"/>
+      </w:pPr>
+      <w:rPr>
+        <w:rFonts w:ascii="Wingdings" w:hAnsi="Wingdings" w:hint="default"/>
+        <w:sz w:val="20"/>
+      </w:rPr>
+    </w:lvl>
+  </w:abstractNum>
+  <w:abstractNum w:abstractNumId="12" w15:restartNumberingAfterBreak="0">
+    <w:nsid w:val="345D124F"/>
+    <w:multiLevelType w:val="multilevel"/>
+    <w:tmpl w:val="1BCE1FFA"/>
+    <w:lvl w:ilvl="0">
+      <w:start w:val="1"/>
+      <w:numFmt w:val="decimal"/>
+      <w:lvlText w:val="%1."/>
+      <w:lvlJc w:val="left"/>
+      <w:pPr>
+        <w:tabs>
+          <w:tab w:val="num" w:pos="720"/>
+        </w:tabs>
+        <w:ind w:left="720" w:hanging="360"/>
+      </w:pPr>
+    </w:lvl>
+    <w:lvl w:ilvl="1" w:tentative="1">
+      <w:start w:val="1"/>
+      <w:numFmt w:val="decimal"/>
+      <w:lvlText w:val="%2."/>
+      <w:lvlJc w:val="left"/>
+      <w:pPr>
+        <w:tabs>
+          <w:tab w:val="num" w:pos="1440"/>
+        </w:tabs>
+        <w:ind w:left="1440" w:hanging="360"/>
+      </w:pPr>
+    </w:lvl>
+    <w:lvl w:ilvl="2" w:tentative="1">
+      <w:start w:val="1"/>
+      <w:numFmt w:val="decimal"/>
+      <w:lvlText w:val="%3."/>
+      <w:lvlJc w:val="left"/>
+      <w:pPr>
+        <w:tabs>
+          <w:tab w:val="num" w:pos="2160"/>
+        </w:tabs>
+        <w:ind w:left="2160" w:hanging="360"/>
+      </w:pPr>
+    </w:lvl>
+    <w:lvl w:ilvl="3" w:tentative="1">
+      <w:start w:val="1"/>
+      <w:numFmt w:val="decimal"/>
+      <w:lvlText w:val="%4."/>
+      <w:lvlJc w:val="left"/>
+      <w:pPr>
+        <w:tabs>
+          <w:tab w:val="num" w:pos="2880"/>
+        </w:tabs>
+        <w:ind w:left="2880" w:hanging="360"/>
+      </w:pPr>
+    </w:lvl>
+    <w:lvl w:ilvl="4" w:tentative="1">
+      <w:start w:val="1"/>
+      <w:numFmt w:val="decimal"/>
+      <w:lvlText w:val="%5."/>
+      <w:lvlJc w:val="left"/>
+      <w:pPr>
+        <w:tabs>
+          <w:tab w:val="num" w:pos="3600"/>
+        </w:tabs>
+        <w:ind w:left="3600" w:hanging="360"/>
+      </w:pPr>
+    </w:lvl>
+    <w:lvl w:ilvl="5" w:tentative="1">
+      <w:start w:val="1"/>
+      <w:numFmt w:val="decimal"/>
+      <w:lvlText w:val="%6."/>
+      <w:lvlJc w:val="left"/>
+      <w:pPr>
+        <w:tabs>
+          <w:tab w:val="num" w:pos="4320"/>
+        </w:tabs>
+        <w:ind w:left="4320" w:hanging="360"/>
+      </w:pPr>
+    </w:lvl>
+    <w:lvl w:ilvl="6" w:tentative="1">
+      <w:start w:val="1"/>
+      <w:numFmt w:val="decimal"/>
+      <w:lvlText w:val="%7."/>
+      <w:lvlJc w:val="left"/>
+      <w:pPr>
+        <w:tabs>
+          <w:tab w:val="num" w:pos="5040"/>
+        </w:tabs>
+        <w:ind w:left="5040" w:hanging="360"/>
+      </w:pPr>
+    </w:lvl>
+    <w:lvl w:ilvl="7" w:tentative="1">
+      <w:start w:val="1"/>
+      <w:numFmt w:val="decimal"/>
+      <w:lvlText w:val="%8."/>
+      <w:lvlJc w:val="left"/>
+      <w:pPr>
+        <w:tabs>
+          <w:tab w:val="num" w:pos="5760"/>
+        </w:tabs>
+        <w:ind w:left="5760" w:hanging="360"/>
+      </w:pPr>
+    </w:lvl>
+    <w:lvl w:ilvl="8" w:tentative="1">
+      <w:start w:val="1"/>
+      <w:numFmt w:val="decimal"/>
+      <w:lvlText w:val="%9."/>
+      <w:lvlJc w:val="left"/>
+      <w:pPr>
+        <w:tabs>
+          <w:tab w:val="num" w:pos="6480"/>
+        </w:tabs>
+        <w:ind w:left="6480" w:hanging="360"/>
+      </w:pPr>
+    </w:lvl>
+  </w:abstractNum>
+  <w:abstractNum w:abstractNumId="13" w15:restartNumberingAfterBreak="0">
+    <w:nsid w:val="34A84A3F"/>
+    <w:multiLevelType w:val="multilevel"/>
+    <w:tmpl w:val="0E9276E8"/>
+    <w:lvl w:ilvl="0">
+      <w:start w:val="1"/>
+      <w:numFmt w:val="bullet"/>
+      <w:lvlText w:val=""/>
+      <w:lvlJc w:val="left"/>
+      <w:pPr>
+        <w:tabs>
+          <w:tab w:val="num" w:pos="720"/>
+        </w:tabs>
+        <w:ind w:left="720" w:hanging="360"/>
+      </w:pPr>
+      <w:rPr>
+        <w:rFonts w:ascii="Symbol" w:hAnsi="Symbol" w:hint="default"/>
+        <w:sz w:val="20"/>
+      </w:rPr>
+    </w:lvl>
+    <w:lvl w:ilvl="1" w:tentative="1">
+      <w:start w:val="1"/>
+      <w:numFmt w:val="bullet"/>
+      <w:lvlText w:val="o"/>
+      <w:lvlJc w:val="left"/>
+      <w:pPr>
+        <w:tabs>
+          <w:tab w:val="num" w:pos="1440"/>
+        </w:tabs>
+        <w:ind w:left="1440" w:hanging="360"/>
+      </w:pPr>
+      <w:rPr>
+        <w:rFonts w:ascii="Courier New" w:hAnsi="Courier New" w:hint="default"/>
+        <w:sz w:val="20"/>
+      </w:rPr>
+    </w:lvl>
+    <w:lvl w:ilvl="2" w:tentative="1">
+      <w:start w:val="1"/>
+      <w:numFmt w:val="bullet"/>
+      <w:lvlText w:val=""/>
+      <w:lvlJc w:val="left"/>
+      <w:pPr>
+        <w:tabs>
+          <w:tab w:val="num" w:pos="2160"/>
+        </w:tabs>
+        <w:ind w:left="2160" w:hanging="360"/>
+      </w:pPr>
+      <w:rPr>
+        <w:rFonts w:ascii="Wingdings" w:hAnsi="Wingdings" w:hint="default"/>
+        <w:sz w:val="20"/>
+      </w:rPr>
+    </w:lvl>
+    <w:lvl w:ilvl="3" w:tentative="1">
+      <w:start w:val="1"/>
+      <w:numFmt w:val="bullet"/>
+      <w:lvlText w:val=""/>
+      <w:lvlJc w:val="left"/>
+      <w:pPr>
+        <w:tabs>
+          <w:tab w:val="num" w:pos="2880"/>
+        </w:tabs>
+        <w:ind w:left="2880" w:hanging="360"/>
+      </w:pPr>
+      <w:rPr>
+        <w:rFonts w:ascii="Wingdings" w:hAnsi="Wingdings" w:hint="default"/>
+        <w:sz w:val="20"/>
+      </w:rPr>
+    </w:lvl>
+    <w:lvl w:ilvl="4" w:tentative="1">
+      <w:start w:val="1"/>
+      <w:numFmt w:val="bullet"/>
+      <w:lvlText w:val=""/>
+      <w:lvlJc w:val="left"/>
+      <w:pPr>
+        <w:tabs>
+          <w:tab w:val="num" w:pos="3600"/>
+        </w:tabs>
+        <w:ind w:left="3600" w:hanging="360"/>
+      </w:pPr>
+      <w:rPr>
+        <w:rFonts w:ascii="Wingdings" w:hAnsi="Wingdings" w:hint="default"/>
+        <w:sz w:val="20"/>
+      </w:rPr>
+    </w:lvl>
+    <w:lvl w:ilvl="5" w:tentative="1">
+      <w:start w:val="1"/>
+      <w:numFmt w:val="bullet"/>
+      <w:lvlText w:val=""/>
+      <w:lvlJc w:val="left"/>
+      <w:pPr>
+        <w:tabs>
+          <w:tab w:val="num" w:pos="4320"/>
+        </w:tabs>
+        <w:ind w:left="4320" w:hanging="360"/>
+      </w:pPr>
+      <w:rPr>
+        <w:rFonts w:ascii="Wingdings" w:hAnsi="Wingdings" w:hint="default"/>
+        <w:sz w:val="20"/>
+      </w:rPr>
+    </w:lvl>
+    <w:lvl w:ilvl="6" w:tentative="1">
+      <w:start w:val="1"/>
+      <w:numFmt w:val="bullet"/>
+      <w:lvlText w:val=""/>
+      <w:lvlJc w:val="left"/>
+      <w:pPr>
+        <w:tabs>
+          <w:tab w:val="num" w:pos="5040"/>
+        </w:tabs>
+        <w:ind w:left="5040" w:hanging="360"/>
+      </w:pPr>
+      <w:rPr>
+        <w:rFonts w:ascii="Wingdings" w:hAnsi="Wingdings" w:hint="default"/>
+        <w:sz w:val="20"/>
+      </w:rPr>
+    </w:lvl>
+    <w:lvl w:ilvl="7" w:tentative="1">
+      <w:start w:val="1"/>
+      <w:numFmt w:val="bullet"/>
+      <w:lvlText w:val=""/>
+      <w:lvlJc w:val="left"/>
+      <w:pPr>
+        <w:tabs>
+          <w:tab w:val="num" w:pos="5760"/>
+        </w:tabs>
+        <w:ind w:left="5760" w:hanging="360"/>
+      </w:pPr>
+      <w:rPr>
+        <w:rFonts w:ascii="Wingdings" w:hAnsi="Wingdings" w:hint="default"/>
+        <w:sz w:val="20"/>
+      </w:rPr>
+    </w:lvl>
+    <w:lvl w:ilvl="8" w:tentative="1">
+      <w:start w:val="1"/>
+      <w:numFmt w:val="bullet"/>
+      <w:lvlText w:val=""/>
+      <w:lvlJc w:val="left"/>
+      <w:pPr>
+        <w:tabs>
+          <w:tab w:val="num" w:pos="6480"/>
+        </w:tabs>
+        <w:ind w:left="6480" w:hanging="360"/>
+      </w:pPr>
+      <w:rPr>
+        <w:rFonts w:ascii="Wingdings" w:hAnsi="Wingdings" w:hint="default"/>
+        <w:sz w:val="20"/>
+      </w:rPr>
+    </w:lvl>
+  </w:abstractNum>
+  <w:abstractNum w:abstractNumId="14" w15:restartNumberingAfterBreak="0">
+    <w:nsid w:val="3AC963E5"/>
+    <w:multiLevelType w:val="multilevel"/>
+    <w:tmpl w:val="204A1320"/>
+    <w:lvl w:ilvl="0">
+      <w:start w:val="1"/>
+      <w:numFmt w:val="bullet"/>
+      <w:lvlText w:val=""/>
+      <w:lvlJc w:val="left"/>
+      <w:pPr>
+        <w:tabs>
+          <w:tab w:val="num" w:pos="720"/>
+        </w:tabs>
+        <w:ind w:left="720" w:hanging="360"/>
+      </w:pPr>
+      <w:rPr>
+        <w:rFonts w:ascii="Symbol" w:hAnsi="Symbol" w:hint="default"/>
+        <w:sz w:val="20"/>
+      </w:rPr>
+    </w:lvl>
+    <w:lvl w:ilvl="1" w:tentative="1">
+      <w:start w:val="1"/>
+      <w:numFmt w:val="bullet"/>
+      <w:lvlText w:val="o"/>
+      <w:lvlJc w:val="left"/>
+      <w:pPr>
+        <w:tabs>
+          <w:tab w:val="num" w:pos="1440"/>
+        </w:tabs>
+        <w:ind w:left="1440" w:hanging="360"/>
+      </w:pPr>
+      <w:rPr>
+        <w:rFonts w:ascii="Courier New" w:hAnsi="Courier New" w:hint="default"/>
+        <w:sz w:val="20"/>
+      </w:rPr>
+    </w:lvl>
+    <w:lvl w:ilvl="2" w:tentative="1">
+      <w:start w:val="1"/>
+      <w:numFmt w:val="bullet"/>
+      <w:lvlText w:val=""/>
+      <w:lvlJc w:val="left"/>
+      <w:pPr>
+        <w:tabs>
+          <w:tab w:val="num" w:pos="2160"/>
+        </w:tabs>
+        <w:ind w:left="2160" w:hanging="360"/>
+      </w:pPr>
+      <w:rPr>
+        <w:rFonts w:ascii="Wingdings" w:hAnsi="Wingdings" w:hint="default"/>
+        <w:sz w:val="20"/>
+      </w:rPr>
+    </w:lvl>
+    <w:lvl w:ilvl="3" w:tentative="1">
+      <w:start w:val="1"/>
+      <w:numFmt w:val="bullet"/>
+      <w:lvlText w:val=""/>
+      <w:lvlJc w:val="left"/>
+      <w:pPr>
+        <w:tabs>
+          <w:tab w:val="num" w:pos="2880"/>
+        </w:tabs>
+        <w:ind w:left="2880" w:hanging="360"/>
+      </w:pPr>
+      <w:rPr>
+        <w:rFonts w:ascii="Wingdings" w:hAnsi="Wingdings" w:hint="default"/>
+        <w:sz w:val="20"/>
+      </w:rPr>
+    </w:lvl>
+    <w:lvl w:ilvl="4" w:tentative="1">
+      <w:start w:val="1"/>
+      <w:numFmt w:val="bullet"/>
+      <w:lvlText w:val=""/>
+      <w:lvlJc w:val="left"/>
+      <w:pPr>
+        <w:tabs>
+          <w:tab w:val="num" w:pos="3600"/>
+        </w:tabs>
+        <w:ind w:left="3600" w:hanging="360"/>
+      </w:pPr>
+      <w:rPr>
+        <w:rFonts w:ascii="Wingdings" w:hAnsi="Wingdings" w:hint="default"/>
+        <w:sz w:val="20"/>
+      </w:rPr>
+    </w:lvl>
+    <w:lvl w:ilvl="5" w:tentative="1">
+      <w:start w:val="1"/>
+      <w:numFmt w:val="bullet"/>
+      <w:lvlText w:val=""/>
+      <w:lvlJc w:val="left"/>
+      <w:pPr>
+        <w:tabs>
+          <w:tab w:val="num" w:pos="4320"/>
+        </w:tabs>
+        <w:ind w:left="4320" w:hanging="360"/>
+      </w:pPr>
+      <w:rPr>
+        <w:rFonts w:ascii="Wingdings" w:hAnsi="Wingdings" w:hint="default"/>
+        <w:sz w:val="20"/>
+      </w:rPr>
+    </w:lvl>
+    <w:lvl w:ilvl="6" w:tentative="1">
+      <w:start w:val="1"/>
+      <w:numFmt w:val="bullet"/>
+      <w:lvlText w:val=""/>
+      <w:lvlJc w:val="left"/>
+      <w:pPr>
+        <w:tabs>
+          <w:tab w:val="num" w:pos="5040"/>
+        </w:tabs>
+        <w:ind w:left="5040" w:hanging="360"/>
+      </w:pPr>
+      <w:rPr>
+        <w:rFonts w:ascii="Wingdings" w:hAnsi="Wingdings" w:hint="default"/>
+        <w:sz w:val="20"/>
+      </w:rPr>
+    </w:lvl>
+    <w:lvl w:ilvl="7" w:tentative="1">
+      <w:start w:val="1"/>
+      <w:numFmt w:val="bullet"/>
+      <w:lvlText w:val=""/>
+      <w:lvlJc w:val="left"/>
+      <w:pPr>
+        <w:tabs>
+          <w:tab w:val="num" w:pos="5760"/>
+        </w:tabs>
+        <w:ind w:left="5760" w:hanging="360"/>
+      </w:pPr>
+      <w:rPr>
+        <w:rFonts w:ascii="Wingdings" w:hAnsi="Wingdings" w:hint="default"/>
+        <w:sz w:val="20"/>
+      </w:rPr>
+    </w:lvl>
+    <w:lvl w:ilvl="8" w:tentative="1">
+      <w:start w:val="1"/>
+      <w:numFmt w:val="bullet"/>
+      <w:lvlText w:val=""/>
+      <w:lvlJc w:val="left"/>
+      <w:pPr>
+        <w:tabs>
+          <w:tab w:val="num" w:pos="6480"/>
+        </w:tabs>
+        <w:ind w:left="6480" w:hanging="360"/>
+      </w:pPr>
+      <w:rPr>
+        <w:rFonts w:ascii="Wingdings" w:hAnsi="Wingdings" w:hint="default"/>
+        <w:sz w:val="20"/>
+      </w:rPr>
+    </w:lvl>
+  </w:abstractNum>
+  <w:abstractNum w:abstractNumId="15" w15:restartNumberingAfterBreak="0">
     <w:nsid w:val="3FD222B7"/>
     <w:multiLevelType w:val="multilevel"/>
     <w:tmpl w:val="0F463726"/>
@@ -3674,7 +7062,603 @@
       </w:rPr>
     </w:lvl>
   </w:abstractNum>
-  <w:abstractNum w:abstractNumId="6" w15:restartNumberingAfterBreak="0">
+  <w:abstractNum w:abstractNumId="16" w15:restartNumberingAfterBreak="0">
+    <w:nsid w:val="41E11543"/>
+    <w:multiLevelType w:val="multilevel"/>
+    <w:tmpl w:val="BF50ECB2"/>
+    <w:lvl w:ilvl="0">
+      <w:start w:val="1"/>
+      <w:numFmt w:val="bullet"/>
+      <w:lvlText w:val=""/>
+      <w:lvlJc w:val="left"/>
+      <w:pPr>
+        <w:tabs>
+          <w:tab w:val="num" w:pos="720"/>
+        </w:tabs>
+        <w:ind w:left="720" w:hanging="360"/>
+      </w:pPr>
+      <w:rPr>
+        <w:rFonts w:ascii="Symbol" w:hAnsi="Symbol" w:hint="default"/>
+        <w:sz w:val="20"/>
+      </w:rPr>
+    </w:lvl>
+    <w:lvl w:ilvl="1" w:tentative="1">
+      <w:start w:val="1"/>
+      <w:numFmt w:val="bullet"/>
+      <w:lvlText w:val="o"/>
+      <w:lvlJc w:val="left"/>
+      <w:pPr>
+        <w:tabs>
+          <w:tab w:val="num" w:pos="1440"/>
+        </w:tabs>
+        <w:ind w:left="1440" w:hanging="360"/>
+      </w:pPr>
+      <w:rPr>
+        <w:rFonts w:ascii="Courier New" w:hAnsi="Courier New" w:hint="default"/>
+        <w:sz w:val="20"/>
+      </w:rPr>
+    </w:lvl>
+    <w:lvl w:ilvl="2" w:tentative="1">
+      <w:start w:val="1"/>
+      <w:numFmt w:val="bullet"/>
+      <w:lvlText w:val=""/>
+      <w:lvlJc w:val="left"/>
+      <w:pPr>
+        <w:tabs>
+          <w:tab w:val="num" w:pos="2160"/>
+        </w:tabs>
+        <w:ind w:left="2160" w:hanging="360"/>
+      </w:pPr>
+      <w:rPr>
+        <w:rFonts w:ascii="Wingdings" w:hAnsi="Wingdings" w:hint="default"/>
+        <w:sz w:val="20"/>
+      </w:rPr>
+    </w:lvl>
+    <w:lvl w:ilvl="3" w:tentative="1">
+      <w:start w:val="1"/>
+      <w:numFmt w:val="bullet"/>
+      <w:lvlText w:val=""/>
+      <w:lvlJc w:val="left"/>
+      <w:pPr>
+        <w:tabs>
+          <w:tab w:val="num" w:pos="2880"/>
+        </w:tabs>
+        <w:ind w:left="2880" w:hanging="360"/>
+      </w:pPr>
+      <w:rPr>
+        <w:rFonts w:ascii="Wingdings" w:hAnsi="Wingdings" w:hint="default"/>
+        <w:sz w:val="20"/>
+      </w:rPr>
+    </w:lvl>
+    <w:lvl w:ilvl="4" w:tentative="1">
+      <w:start w:val="1"/>
+      <w:numFmt w:val="bullet"/>
+      <w:lvlText w:val=""/>
+      <w:lvlJc w:val="left"/>
+      <w:pPr>
+        <w:tabs>
+          <w:tab w:val="num" w:pos="3600"/>
+        </w:tabs>
+        <w:ind w:left="3600" w:hanging="360"/>
+      </w:pPr>
+      <w:rPr>
+        <w:rFonts w:ascii="Wingdings" w:hAnsi="Wingdings" w:hint="default"/>
+        <w:sz w:val="20"/>
+      </w:rPr>
+    </w:lvl>
+    <w:lvl w:ilvl="5" w:tentative="1">
+      <w:start w:val="1"/>
+      <w:numFmt w:val="bullet"/>
+      <w:lvlText w:val=""/>
+      <w:lvlJc w:val="left"/>
+      <w:pPr>
+        <w:tabs>
+          <w:tab w:val="num" w:pos="4320"/>
+        </w:tabs>
+        <w:ind w:left="4320" w:hanging="360"/>
+      </w:pPr>
+      <w:rPr>
+        <w:rFonts w:ascii="Wingdings" w:hAnsi="Wingdings" w:hint="default"/>
+        <w:sz w:val="20"/>
+      </w:rPr>
+    </w:lvl>
+    <w:lvl w:ilvl="6" w:tentative="1">
+      <w:start w:val="1"/>
+      <w:numFmt w:val="bullet"/>
+      <w:lvlText w:val=""/>
+      <w:lvlJc w:val="left"/>
+      <w:pPr>
+        <w:tabs>
+          <w:tab w:val="num" w:pos="5040"/>
+        </w:tabs>
+        <w:ind w:left="5040" w:hanging="360"/>
+      </w:pPr>
+      <w:rPr>
+        <w:rFonts w:ascii="Wingdings" w:hAnsi="Wingdings" w:hint="default"/>
+        <w:sz w:val="20"/>
+      </w:rPr>
+    </w:lvl>
+    <w:lvl w:ilvl="7" w:tentative="1">
+      <w:start w:val="1"/>
+      <w:numFmt w:val="bullet"/>
+      <w:lvlText w:val=""/>
+      <w:lvlJc w:val="left"/>
+      <w:pPr>
+        <w:tabs>
+          <w:tab w:val="num" w:pos="5760"/>
+        </w:tabs>
+        <w:ind w:left="5760" w:hanging="360"/>
+      </w:pPr>
+      <w:rPr>
+        <w:rFonts w:ascii="Wingdings" w:hAnsi="Wingdings" w:hint="default"/>
+        <w:sz w:val="20"/>
+      </w:rPr>
+    </w:lvl>
+    <w:lvl w:ilvl="8" w:tentative="1">
+      <w:start w:val="1"/>
+      <w:numFmt w:val="bullet"/>
+      <w:lvlText w:val=""/>
+      <w:lvlJc w:val="left"/>
+      <w:pPr>
+        <w:tabs>
+          <w:tab w:val="num" w:pos="6480"/>
+        </w:tabs>
+        <w:ind w:left="6480" w:hanging="360"/>
+      </w:pPr>
+      <w:rPr>
+        <w:rFonts w:ascii="Wingdings" w:hAnsi="Wingdings" w:hint="default"/>
+        <w:sz w:val="20"/>
+      </w:rPr>
+    </w:lvl>
+  </w:abstractNum>
+  <w:abstractNum w:abstractNumId="17" w15:restartNumberingAfterBreak="0">
+    <w:nsid w:val="44E8480B"/>
+    <w:multiLevelType w:val="multilevel"/>
+    <w:tmpl w:val="3A4E106E"/>
+    <w:lvl w:ilvl="0">
+      <w:start w:val="1"/>
+      <w:numFmt w:val="bullet"/>
+      <w:lvlText w:val=""/>
+      <w:lvlJc w:val="left"/>
+      <w:pPr>
+        <w:tabs>
+          <w:tab w:val="num" w:pos="720"/>
+        </w:tabs>
+        <w:ind w:left="720" w:hanging="360"/>
+      </w:pPr>
+      <w:rPr>
+        <w:rFonts w:ascii="Symbol" w:hAnsi="Symbol" w:hint="default"/>
+        <w:sz w:val="20"/>
+      </w:rPr>
+    </w:lvl>
+    <w:lvl w:ilvl="1" w:tentative="1">
+      <w:start w:val="1"/>
+      <w:numFmt w:val="bullet"/>
+      <w:lvlText w:val="o"/>
+      <w:lvlJc w:val="left"/>
+      <w:pPr>
+        <w:tabs>
+          <w:tab w:val="num" w:pos="1440"/>
+        </w:tabs>
+        <w:ind w:left="1440" w:hanging="360"/>
+      </w:pPr>
+      <w:rPr>
+        <w:rFonts w:ascii="Courier New" w:hAnsi="Courier New" w:hint="default"/>
+        <w:sz w:val="20"/>
+      </w:rPr>
+    </w:lvl>
+    <w:lvl w:ilvl="2" w:tentative="1">
+      <w:start w:val="1"/>
+      <w:numFmt w:val="bullet"/>
+      <w:lvlText w:val=""/>
+      <w:lvlJc w:val="left"/>
+      <w:pPr>
+        <w:tabs>
+          <w:tab w:val="num" w:pos="2160"/>
+        </w:tabs>
+        <w:ind w:left="2160" w:hanging="360"/>
+      </w:pPr>
+      <w:rPr>
+        <w:rFonts w:ascii="Wingdings" w:hAnsi="Wingdings" w:hint="default"/>
+        <w:sz w:val="20"/>
+      </w:rPr>
+    </w:lvl>
+    <w:lvl w:ilvl="3" w:tentative="1">
+      <w:start w:val="1"/>
+      <w:numFmt w:val="bullet"/>
+      <w:lvlText w:val=""/>
+      <w:lvlJc w:val="left"/>
+      <w:pPr>
+        <w:tabs>
+          <w:tab w:val="num" w:pos="2880"/>
+        </w:tabs>
+        <w:ind w:left="2880" w:hanging="360"/>
+      </w:pPr>
+      <w:rPr>
+        <w:rFonts w:ascii="Wingdings" w:hAnsi="Wingdings" w:hint="default"/>
+        <w:sz w:val="20"/>
+      </w:rPr>
+    </w:lvl>
+    <w:lvl w:ilvl="4" w:tentative="1">
+      <w:start w:val="1"/>
+      <w:numFmt w:val="bullet"/>
+      <w:lvlText w:val=""/>
+      <w:lvlJc w:val="left"/>
+      <w:pPr>
+        <w:tabs>
+          <w:tab w:val="num" w:pos="3600"/>
+        </w:tabs>
+        <w:ind w:left="3600" w:hanging="360"/>
+      </w:pPr>
+      <w:rPr>
+        <w:rFonts w:ascii="Wingdings" w:hAnsi="Wingdings" w:hint="default"/>
+        <w:sz w:val="20"/>
+      </w:rPr>
+    </w:lvl>
+    <w:lvl w:ilvl="5" w:tentative="1">
+      <w:start w:val="1"/>
+      <w:numFmt w:val="bullet"/>
+      <w:lvlText w:val=""/>
+      <w:lvlJc w:val="left"/>
+      <w:pPr>
+        <w:tabs>
+          <w:tab w:val="num" w:pos="4320"/>
+        </w:tabs>
+        <w:ind w:left="4320" w:hanging="360"/>
+      </w:pPr>
+      <w:rPr>
+        <w:rFonts w:ascii="Wingdings" w:hAnsi="Wingdings" w:hint="default"/>
+        <w:sz w:val="20"/>
+      </w:rPr>
+    </w:lvl>
+    <w:lvl w:ilvl="6" w:tentative="1">
+      <w:start w:val="1"/>
+      <w:numFmt w:val="bullet"/>
+      <w:lvlText w:val=""/>
+      <w:lvlJc w:val="left"/>
+      <w:pPr>
+        <w:tabs>
+          <w:tab w:val="num" w:pos="5040"/>
+        </w:tabs>
+        <w:ind w:left="5040" w:hanging="360"/>
+      </w:pPr>
+      <w:rPr>
+        <w:rFonts w:ascii="Wingdings" w:hAnsi="Wingdings" w:hint="default"/>
+        <w:sz w:val="20"/>
+      </w:rPr>
+    </w:lvl>
+    <w:lvl w:ilvl="7" w:tentative="1">
+      <w:start w:val="1"/>
+      <w:numFmt w:val="bullet"/>
+      <w:lvlText w:val=""/>
+      <w:lvlJc w:val="left"/>
+      <w:pPr>
+        <w:tabs>
+          <w:tab w:val="num" w:pos="5760"/>
+        </w:tabs>
+        <w:ind w:left="5760" w:hanging="360"/>
+      </w:pPr>
+      <w:rPr>
+        <w:rFonts w:ascii="Wingdings" w:hAnsi="Wingdings" w:hint="default"/>
+        <w:sz w:val="20"/>
+      </w:rPr>
+    </w:lvl>
+    <w:lvl w:ilvl="8" w:tentative="1">
+      <w:start w:val="1"/>
+      <w:numFmt w:val="bullet"/>
+      <w:lvlText w:val=""/>
+      <w:lvlJc w:val="left"/>
+      <w:pPr>
+        <w:tabs>
+          <w:tab w:val="num" w:pos="6480"/>
+        </w:tabs>
+        <w:ind w:left="6480" w:hanging="360"/>
+      </w:pPr>
+      <w:rPr>
+        <w:rFonts w:ascii="Wingdings" w:hAnsi="Wingdings" w:hint="default"/>
+        <w:sz w:val="20"/>
+      </w:rPr>
+    </w:lvl>
+  </w:abstractNum>
+  <w:abstractNum w:abstractNumId="18" w15:restartNumberingAfterBreak="0">
+    <w:nsid w:val="457B3A94"/>
+    <w:multiLevelType w:val="multilevel"/>
+    <w:tmpl w:val="1C7E8F72"/>
+    <w:lvl w:ilvl="0">
+      <w:start w:val="1"/>
+      <w:numFmt w:val="bullet"/>
+      <w:lvlText w:val=""/>
+      <w:lvlJc w:val="left"/>
+      <w:pPr>
+        <w:tabs>
+          <w:tab w:val="num" w:pos="720"/>
+        </w:tabs>
+        <w:ind w:left="720" w:hanging="360"/>
+      </w:pPr>
+      <w:rPr>
+        <w:rFonts w:ascii="Symbol" w:hAnsi="Symbol" w:hint="default"/>
+        <w:sz w:val="20"/>
+      </w:rPr>
+    </w:lvl>
+    <w:lvl w:ilvl="1" w:tentative="1">
+      <w:start w:val="1"/>
+      <w:numFmt w:val="bullet"/>
+      <w:lvlText w:val="o"/>
+      <w:lvlJc w:val="left"/>
+      <w:pPr>
+        <w:tabs>
+          <w:tab w:val="num" w:pos="1440"/>
+        </w:tabs>
+        <w:ind w:left="1440" w:hanging="360"/>
+      </w:pPr>
+      <w:rPr>
+        <w:rFonts w:ascii="Courier New" w:hAnsi="Courier New" w:hint="default"/>
+        <w:sz w:val="20"/>
+      </w:rPr>
+    </w:lvl>
+    <w:lvl w:ilvl="2" w:tentative="1">
+      <w:start w:val="1"/>
+      <w:numFmt w:val="bullet"/>
+      <w:lvlText w:val=""/>
+      <w:lvlJc w:val="left"/>
+      <w:pPr>
+        <w:tabs>
+          <w:tab w:val="num" w:pos="2160"/>
+        </w:tabs>
+        <w:ind w:left="2160" w:hanging="360"/>
+      </w:pPr>
+      <w:rPr>
+        <w:rFonts w:ascii="Wingdings" w:hAnsi="Wingdings" w:hint="default"/>
+        <w:sz w:val="20"/>
+      </w:rPr>
+    </w:lvl>
+    <w:lvl w:ilvl="3" w:tentative="1">
+      <w:start w:val="1"/>
+      <w:numFmt w:val="bullet"/>
+      <w:lvlText w:val=""/>
+      <w:lvlJc w:val="left"/>
+      <w:pPr>
+        <w:tabs>
+          <w:tab w:val="num" w:pos="2880"/>
+        </w:tabs>
+        <w:ind w:left="2880" w:hanging="360"/>
+      </w:pPr>
+      <w:rPr>
+        <w:rFonts w:ascii="Wingdings" w:hAnsi="Wingdings" w:hint="default"/>
+        <w:sz w:val="20"/>
+      </w:rPr>
+    </w:lvl>
+    <w:lvl w:ilvl="4" w:tentative="1">
+      <w:start w:val="1"/>
+      <w:numFmt w:val="bullet"/>
+      <w:lvlText w:val=""/>
+      <w:lvlJc w:val="left"/>
+      <w:pPr>
+        <w:tabs>
+          <w:tab w:val="num" w:pos="3600"/>
+        </w:tabs>
+        <w:ind w:left="3600" w:hanging="360"/>
+      </w:pPr>
+      <w:rPr>
+        <w:rFonts w:ascii="Wingdings" w:hAnsi="Wingdings" w:hint="default"/>
+        <w:sz w:val="20"/>
+      </w:rPr>
+    </w:lvl>
+    <w:lvl w:ilvl="5" w:tentative="1">
+      <w:start w:val="1"/>
+      <w:numFmt w:val="bullet"/>
+      <w:lvlText w:val=""/>
+      <w:lvlJc w:val="left"/>
+      <w:pPr>
+        <w:tabs>
+          <w:tab w:val="num" w:pos="4320"/>
+        </w:tabs>
+        <w:ind w:left="4320" w:hanging="360"/>
+      </w:pPr>
+      <w:rPr>
+        <w:rFonts w:ascii="Wingdings" w:hAnsi="Wingdings" w:hint="default"/>
+        <w:sz w:val="20"/>
+      </w:rPr>
+    </w:lvl>
+    <w:lvl w:ilvl="6" w:tentative="1">
+      <w:start w:val="1"/>
+      <w:numFmt w:val="bullet"/>
+      <w:lvlText w:val=""/>
+      <w:lvlJc w:val="left"/>
+      <w:pPr>
+        <w:tabs>
+          <w:tab w:val="num" w:pos="5040"/>
+        </w:tabs>
+        <w:ind w:left="5040" w:hanging="360"/>
+      </w:pPr>
+      <w:rPr>
+        <w:rFonts w:ascii="Wingdings" w:hAnsi="Wingdings" w:hint="default"/>
+        <w:sz w:val="20"/>
+      </w:rPr>
+    </w:lvl>
+    <w:lvl w:ilvl="7" w:tentative="1">
+      <w:start w:val="1"/>
+      <w:numFmt w:val="bullet"/>
+      <w:lvlText w:val=""/>
+      <w:lvlJc w:val="left"/>
+      <w:pPr>
+        <w:tabs>
+          <w:tab w:val="num" w:pos="5760"/>
+        </w:tabs>
+        <w:ind w:left="5760" w:hanging="360"/>
+      </w:pPr>
+      <w:rPr>
+        <w:rFonts w:ascii="Wingdings" w:hAnsi="Wingdings" w:hint="default"/>
+        <w:sz w:val="20"/>
+      </w:rPr>
+    </w:lvl>
+    <w:lvl w:ilvl="8" w:tentative="1">
+      <w:start w:val="1"/>
+      <w:numFmt w:val="bullet"/>
+      <w:lvlText w:val=""/>
+      <w:lvlJc w:val="left"/>
+      <w:pPr>
+        <w:tabs>
+          <w:tab w:val="num" w:pos="6480"/>
+        </w:tabs>
+        <w:ind w:left="6480" w:hanging="360"/>
+      </w:pPr>
+      <w:rPr>
+        <w:rFonts w:ascii="Wingdings" w:hAnsi="Wingdings" w:hint="default"/>
+        <w:sz w:val="20"/>
+      </w:rPr>
+    </w:lvl>
+  </w:abstractNum>
+  <w:abstractNum w:abstractNumId="19" w15:restartNumberingAfterBreak="0">
+    <w:nsid w:val="4E6669EF"/>
+    <w:multiLevelType w:val="multilevel"/>
+    <w:tmpl w:val="968AC3F6"/>
+    <w:lvl w:ilvl="0">
+      <w:start w:val="1"/>
+      <w:numFmt w:val="bullet"/>
+      <w:lvlText w:val=""/>
+      <w:lvlJc w:val="left"/>
+      <w:pPr>
+        <w:tabs>
+          <w:tab w:val="num" w:pos="720"/>
+        </w:tabs>
+        <w:ind w:left="720" w:hanging="360"/>
+      </w:pPr>
+      <w:rPr>
+        <w:rFonts w:ascii="Symbol" w:hAnsi="Symbol" w:hint="default"/>
+        <w:sz w:val="20"/>
+      </w:rPr>
+    </w:lvl>
+    <w:lvl w:ilvl="1" w:tentative="1">
+      <w:start w:val="1"/>
+      <w:numFmt w:val="bullet"/>
+      <w:lvlText w:val="o"/>
+      <w:lvlJc w:val="left"/>
+      <w:pPr>
+        <w:tabs>
+          <w:tab w:val="num" w:pos="1440"/>
+        </w:tabs>
+        <w:ind w:left="1440" w:hanging="360"/>
+      </w:pPr>
+      <w:rPr>
+        <w:rFonts w:ascii="Courier New" w:hAnsi="Courier New" w:hint="default"/>
+        <w:sz w:val="20"/>
+      </w:rPr>
+    </w:lvl>
+    <w:lvl w:ilvl="2" w:tentative="1">
+      <w:start w:val="1"/>
+      <w:numFmt w:val="bullet"/>
+      <w:lvlText w:val=""/>
+      <w:lvlJc w:val="left"/>
+      <w:pPr>
+        <w:tabs>
+          <w:tab w:val="num" w:pos="2160"/>
+        </w:tabs>
+        <w:ind w:left="2160" w:hanging="360"/>
+      </w:pPr>
+      <w:rPr>
+        <w:rFonts w:ascii="Wingdings" w:hAnsi="Wingdings" w:hint="default"/>
+        <w:sz w:val="20"/>
+      </w:rPr>
+    </w:lvl>
+    <w:lvl w:ilvl="3" w:tentative="1">
+      <w:start w:val="1"/>
+      <w:numFmt w:val="bullet"/>
+      <w:lvlText w:val=""/>
+      <w:lvlJc w:val="left"/>
+      <w:pPr>
+        <w:tabs>
+          <w:tab w:val="num" w:pos="2880"/>
+        </w:tabs>
+        <w:ind w:left="2880" w:hanging="360"/>
+      </w:pPr>
+      <w:rPr>
+        <w:rFonts w:ascii="Wingdings" w:hAnsi="Wingdings" w:hint="default"/>
+        <w:sz w:val="20"/>
+      </w:rPr>
+    </w:lvl>
+    <w:lvl w:ilvl="4" w:tentative="1">
+      <w:start w:val="1"/>
+      <w:numFmt w:val="bullet"/>
+      <w:lvlText w:val=""/>
+      <w:lvlJc w:val="left"/>
+      <w:pPr>
+        <w:tabs>
+          <w:tab w:val="num" w:pos="3600"/>
+        </w:tabs>
+        <w:ind w:left="3600" w:hanging="360"/>
+      </w:pPr>
+      <w:rPr>
+        <w:rFonts w:ascii="Wingdings" w:hAnsi="Wingdings" w:hint="default"/>
+        <w:sz w:val="20"/>
+      </w:rPr>
+    </w:lvl>
+    <w:lvl w:ilvl="5" w:tentative="1">
+      <w:start w:val="1"/>
+      <w:numFmt w:val="bullet"/>
+      <w:lvlText w:val=""/>
+      <w:lvlJc w:val="left"/>
+      <w:pPr>
+        <w:tabs>
+          <w:tab w:val="num" w:pos="4320"/>
+        </w:tabs>
+        <w:ind w:left="4320" w:hanging="360"/>
+      </w:pPr>
+      <w:rPr>
+        <w:rFonts w:ascii="Wingdings" w:hAnsi="Wingdings" w:hint="default"/>
+        <w:sz w:val="20"/>
+      </w:rPr>
+    </w:lvl>
+    <w:lvl w:ilvl="6" w:tentative="1">
+      <w:start w:val="1"/>
+      <w:numFmt w:val="bullet"/>
+      <w:lvlText w:val=""/>
+      <w:lvlJc w:val="left"/>
+      <w:pPr>
+        <w:tabs>
+          <w:tab w:val="num" w:pos="5040"/>
+        </w:tabs>
+        <w:ind w:left="5040" w:hanging="360"/>
+      </w:pPr>
+      <w:rPr>
+        <w:rFonts w:ascii="Wingdings" w:hAnsi="Wingdings" w:hint="default"/>
+        <w:sz w:val="20"/>
+      </w:rPr>
+    </w:lvl>
+    <w:lvl w:ilvl="7" w:tentative="1">
+      <w:start w:val="1"/>
+      <w:numFmt w:val="bullet"/>
+      <w:lvlText w:val=""/>
+      <w:lvlJc w:val="left"/>
+      <w:pPr>
+        <w:tabs>
+          <w:tab w:val="num" w:pos="5760"/>
+        </w:tabs>
+        <w:ind w:left="5760" w:hanging="360"/>
+      </w:pPr>
+      <w:rPr>
+        <w:rFonts w:ascii="Wingdings" w:hAnsi="Wingdings" w:hint="default"/>
+        <w:sz w:val="20"/>
+      </w:rPr>
+    </w:lvl>
+    <w:lvl w:ilvl="8" w:tentative="1">
+      <w:start w:val="1"/>
+      <w:numFmt w:val="bullet"/>
+      <w:lvlText w:val=""/>
+      <w:lvlJc w:val="left"/>
+      <w:pPr>
+        <w:tabs>
+          <w:tab w:val="num" w:pos="6480"/>
+        </w:tabs>
+        <w:ind w:left="6480" w:hanging="360"/>
+      </w:pPr>
+      <w:rPr>
+        <w:rFonts w:ascii="Wingdings" w:hAnsi="Wingdings" w:hint="default"/>
+        <w:sz w:val="20"/>
+      </w:rPr>
+    </w:lvl>
+  </w:abstractNum>
+  <w:abstractNum w:abstractNumId="20" w15:restartNumberingAfterBreak="0">
     <w:nsid w:val="540170AB"/>
     <w:multiLevelType w:val="multilevel"/>
     <w:tmpl w:val="310AD924"/>
@@ -3823,7 +7807,7 @@
       </w:rPr>
     </w:lvl>
   </w:abstractNum>
-  <w:abstractNum w:abstractNumId="7" w15:restartNumberingAfterBreak="0">
+  <w:abstractNum w:abstractNumId="21" w15:restartNumberingAfterBreak="0">
     <w:nsid w:val="55804A61"/>
     <w:multiLevelType w:val="multilevel"/>
     <w:tmpl w:val="604A88A4"/>
@@ -3972,7 +7956,7 @@
       </w:rPr>
     </w:lvl>
   </w:abstractNum>
-  <w:abstractNum w:abstractNumId="8" w15:restartNumberingAfterBreak="0">
+  <w:abstractNum w:abstractNumId="22" w15:restartNumberingAfterBreak="0">
     <w:nsid w:val="5E093F80"/>
     <w:multiLevelType w:val="multilevel"/>
     <w:tmpl w:val="B28E5D8C"/>
@@ -4121,7 +8105,603 @@
       </w:rPr>
     </w:lvl>
   </w:abstractNum>
-  <w:abstractNum w:abstractNumId="9" w15:restartNumberingAfterBreak="0">
+  <w:abstractNum w:abstractNumId="23" w15:restartNumberingAfterBreak="0">
+    <w:nsid w:val="5F8D731D"/>
+    <w:multiLevelType w:val="multilevel"/>
+    <w:tmpl w:val="03A05872"/>
+    <w:lvl w:ilvl="0">
+      <w:start w:val="1"/>
+      <w:numFmt w:val="bullet"/>
+      <w:lvlText w:val=""/>
+      <w:lvlJc w:val="left"/>
+      <w:pPr>
+        <w:tabs>
+          <w:tab w:val="num" w:pos="720"/>
+        </w:tabs>
+        <w:ind w:left="720" w:hanging="360"/>
+      </w:pPr>
+      <w:rPr>
+        <w:rFonts w:ascii="Symbol" w:hAnsi="Symbol" w:hint="default"/>
+        <w:sz w:val="20"/>
+      </w:rPr>
+    </w:lvl>
+    <w:lvl w:ilvl="1" w:tentative="1">
+      <w:start w:val="1"/>
+      <w:numFmt w:val="bullet"/>
+      <w:lvlText w:val="o"/>
+      <w:lvlJc w:val="left"/>
+      <w:pPr>
+        <w:tabs>
+          <w:tab w:val="num" w:pos="1440"/>
+        </w:tabs>
+        <w:ind w:left="1440" w:hanging="360"/>
+      </w:pPr>
+      <w:rPr>
+        <w:rFonts w:ascii="Courier New" w:hAnsi="Courier New" w:hint="default"/>
+        <w:sz w:val="20"/>
+      </w:rPr>
+    </w:lvl>
+    <w:lvl w:ilvl="2" w:tentative="1">
+      <w:start w:val="1"/>
+      <w:numFmt w:val="bullet"/>
+      <w:lvlText w:val=""/>
+      <w:lvlJc w:val="left"/>
+      <w:pPr>
+        <w:tabs>
+          <w:tab w:val="num" w:pos="2160"/>
+        </w:tabs>
+        <w:ind w:left="2160" w:hanging="360"/>
+      </w:pPr>
+      <w:rPr>
+        <w:rFonts w:ascii="Wingdings" w:hAnsi="Wingdings" w:hint="default"/>
+        <w:sz w:val="20"/>
+      </w:rPr>
+    </w:lvl>
+    <w:lvl w:ilvl="3" w:tentative="1">
+      <w:start w:val="1"/>
+      <w:numFmt w:val="bullet"/>
+      <w:lvlText w:val=""/>
+      <w:lvlJc w:val="left"/>
+      <w:pPr>
+        <w:tabs>
+          <w:tab w:val="num" w:pos="2880"/>
+        </w:tabs>
+        <w:ind w:left="2880" w:hanging="360"/>
+      </w:pPr>
+      <w:rPr>
+        <w:rFonts w:ascii="Wingdings" w:hAnsi="Wingdings" w:hint="default"/>
+        <w:sz w:val="20"/>
+      </w:rPr>
+    </w:lvl>
+    <w:lvl w:ilvl="4" w:tentative="1">
+      <w:start w:val="1"/>
+      <w:numFmt w:val="bullet"/>
+      <w:lvlText w:val=""/>
+      <w:lvlJc w:val="left"/>
+      <w:pPr>
+        <w:tabs>
+          <w:tab w:val="num" w:pos="3600"/>
+        </w:tabs>
+        <w:ind w:left="3600" w:hanging="360"/>
+      </w:pPr>
+      <w:rPr>
+        <w:rFonts w:ascii="Wingdings" w:hAnsi="Wingdings" w:hint="default"/>
+        <w:sz w:val="20"/>
+      </w:rPr>
+    </w:lvl>
+    <w:lvl w:ilvl="5" w:tentative="1">
+      <w:start w:val="1"/>
+      <w:numFmt w:val="bullet"/>
+      <w:lvlText w:val=""/>
+      <w:lvlJc w:val="left"/>
+      <w:pPr>
+        <w:tabs>
+          <w:tab w:val="num" w:pos="4320"/>
+        </w:tabs>
+        <w:ind w:left="4320" w:hanging="360"/>
+      </w:pPr>
+      <w:rPr>
+        <w:rFonts w:ascii="Wingdings" w:hAnsi="Wingdings" w:hint="default"/>
+        <w:sz w:val="20"/>
+      </w:rPr>
+    </w:lvl>
+    <w:lvl w:ilvl="6" w:tentative="1">
+      <w:start w:val="1"/>
+      <w:numFmt w:val="bullet"/>
+      <w:lvlText w:val=""/>
+      <w:lvlJc w:val="left"/>
+      <w:pPr>
+        <w:tabs>
+          <w:tab w:val="num" w:pos="5040"/>
+        </w:tabs>
+        <w:ind w:left="5040" w:hanging="360"/>
+      </w:pPr>
+      <w:rPr>
+        <w:rFonts w:ascii="Wingdings" w:hAnsi="Wingdings" w:hint="default"/>
+        <w:sz w:val="20"/>
+      </w:rPr>
+    </w:lvl>
+    <w:lvl w:ilvl="7" w:tentative="1">
+      <w:start w:val="1"/>
+      <w:numFmt w:val="bullet"/>
+      <w:lvlText w:val=""/>
+      <w:lvlJc w:val="left"/>
+      <w:pPr>
+        <w:tabs>
+          <w:tab w:val="num" w:pos="5760"/>
+        </w:tabs>
+        <w:ind w:left="5760" w:hanging="360"/>
+      </w:pPr>
+      <w:rPr>
+        <w:rFonts w:ascii="Wingdings" w:hAnsi="Wingdings" w:hint="default"/>
+        <w:sz w:val="20"/>
+      </w:rPr>
+    </w:lvl>
+    <w:lvl w:ilvl="8" w:tentative="1">
+      <w:start w:val="1"/>
+      <w:numFmt w:val="bullet"/>
+      <w:lvlText w:val=""/>
+      <w:lvlJc w:val="left"/>
+      <w:pPr>
+        <w:tabs>
+          <w:tab w:val="num" w:pos="6480"/>
+        </w:tabs>
+        <w:ind w:left="6480" w:hanging="360"/>
+      </w:pPr>
+      <w:rPr>
+        <w:rFonts w:ascii="Wingdings" w:hAnsi="Wingdings" w:hint="default"/>
+        <w:sz w:val="20"/>
+      </w:rPr>
+    </w:lvl>
+  </w:abstractNum>
+  <w:abstractNum w:abstractNumId="24" w15:restartNumberingAfterBreak="0">
+    <w:nsid w:val="65164572"/>
+    <w:multiLevelType w:val="multilevel"/>
+    <w:tmpl w:val="D53E4C74"/>
+    <w:lvl w:ilvl="0">
+      <w:start w:val="1"/>
+      <w:numFmt w:val="bullet"/>
+      <w:lvlText w:val=""/>
+      <w:lvlJc w:val="left"/>
+      <w:pPr>
+        <w:tabs>
+          <w:tab w:val="num" w:pos="720"/>
+        </w:tabs>
+        <w:ind w:left="720" w:hanging="360"/>
+      </w:pPr>
+      <w:rPr>
+        <w:rFonts w:ascii="Symbol" w:hAnsi="Symbol" w:hint="default"/>
+        <w:sz w:val="20"/>
+      </w:rPr>
+    </w:lvl>
+    <w:lvl w:ilvl="1" w:tentative="1">
+      <w:start w:val="1"/>
+      <w:numFmt w:val="bullet"/>
+      <w:lvlText w:val="o"/>
+      <w:lvlJc w:val="left"/>
+      <w:pPr>
+        <w:tabs>
+          <w:tab w:val="num" w:pos="1440"/>
+        </w:tabs>
+        <w:ind w:left="1440" w:hanging="360"/>
+      </w:pPr>
+      <w:rPr>
+        <w:rFonts w:ascii="Courier New" w:hAnsi="Courier New" w:hint="default"/>
+        <w:sz w:val="20"/>
+      </w:rPr>
+    </w:lvl>
+    <w:lvl w:ilvl="2" w:tentative="1">
+      <w:start w:val="1"/>
+      <w:numFmt w:val="bullet"/>
+      <w:lvlText w:val=""/>
+      <w:lvlJc w:val="left"/>
+      <w:pPr>
+        <w:tabs>
+          <w:tab w:val="num" w:pos="2160"/>
+        </w:tabs>
+        <w:ind w:left="2160" w:hanging="360"/>
+      </w:pPr>
+      <w:rPr>
+        <w:rFonts w:ascii="Wingdings" w:hAnsi="Wingdings" w:hint="default"/>
+        <w:sz w:val="20"/>
+      </w:rPr>
+    </w:lvl>
+    <w:lvl w:ilvl="3" w:tentative="1">
+      <w:start w:val="1"/>
+      <w:numFmt w:val="bullet"/>
+      <w:lvlText w:val=""/>
+      <w:lvlJc w:val="left"/>
+      <w:pPr>
+        <w:tabs>
+          <w:tab w:val="num" w:pos="2880"/>
+        </w:tabs>
+        <w:ind w:left="2880" w:hanging="360"/>
+      </w:pPr>
+      <w:rPr>
+        <w:rFonts w:ascii="Wingdings" w:hAnsi="Wingdings" w:hint="default"/>
+        <w:sz w:val="20"/>
+      </w:rPr>
+    </w:lvl>
+    <w:lvl w:ilvl="4" w:tentative="1">
+      <w:start w:val="1"/>
+      <w:numFmt w:val="bullet"/>
+      <w:lvlText w:val=""/>
+      <w:lvlJc w:val="left"/>
+      <w:pPr>
+        <w:tabs>
+          <w:tab w:val="num" w:pos="3600"/>
+        </w:tabs>
+        <w:ind w:left="3600" w:hanging="360"/>
+      </w:pPr>
+      <w:rPr>
+        <w:rFonts w:ascii="Wingdings" w:hAnsi="Wingdings" w:hint="default"/>
+        <w:sz w:val="20"/>
+      </w:rPr>
+    </w:lvl>
+    <w:lvl w:ilvl="5" w:tentative="1">
+      <w:start w:val="1"/>
+      <w:numFmt w:val="bullet"/>
+      <w:lvlText w:val=""/>
+      <w:lvlJc w:val="left"/>
+      <w:pPr>
+        <w:tabs>
+          <w:tab w:val="num" w:pos="4320"/>
+        </w:tabs>
+        <w:ind w:left="4320" w:hanging="360"/>
+      </w:pPr>
+      <w:rPr>
+        <w:rFonts w:ascii="Wingdings" w:hAnsi="Wingdings" w:hint="default"/>
+        <w:sz w:val="20"/>
+      </w:rPr>
+    </w:lvl>
+    <w:lvl w:ilvl="6" w:tentative="1">
+      <w:start w:val="1"/>
+      <w:numFmt w:val="bullet"/>
+      <w:lvlText w:val=""/>
+      <w:lvlJc w:val="left"/>
+      <w:pPr>
+        <w:tabs>
+          <w:tab w:val="num" w:pos="5040"/>
+        </w:tabs>
+        <w:ind w:left="5040" w:hanging="360"/>
+      </w:pPr>
+      <w:rPr>
+        <w:rFonts w:ascii="Wingdings" w:hAnsi="Wingdings" w:hint="default"/>
+        <w:sz w:val="20"/>
+      </w:rPr>
+    </w:lvl>
+    <w:lvl w:ilvl="7" w:tentative="1">
+      <w:start w:val="1"/>
+      <w:numFmt w:val="bullet"/>
+      <w:lvlText w:val=""/>
+      <w:lvlJc w:val="left"/>
+      <w:pPr>
+        <w:tabs>
+          <w:tab w:val="num" w:pos="5760"/>
+        </w:tabs>
+        <w:ind w:left="5760" w:hanging="360"/>
+      </w:pPr>
+      <w:rPr>
+        <w:rFonts w:ascii="Wingdings" w:hAnsi="Wingdings" w:hint="default"/>
+        <w:sz w:val="20"/>
+      </w:rPr>
+    </w:lvl>
+    <w:lvl w:ilvl="8" w:tentative="1">
+      <w:start w:val="1"/>
+      <w:numFmt w:val="bullet"/>
+      <w:lvlText w:val=""/>
+      <w:lvlJc w:val="left"/>
+      <w:pPr>
+        <w:tabs>
+          <w:tab w:val="num" w:pos="6480"/>
+        </w:tabs>
+        <w:ind w:left="6480" w:hanging="360"/>
+      </w:pPr>
+      <w:rPr>
+        <w:rFonts w:ascii="Wingdings" w:hAnsi="Wingdings" w:hint="default"/>
+        <w:sz w:val="20"/>
+      </w:rPr>
+    </w:lvl>
+  </w:abstractNum>
+  <w:abstractNum w:abstractNumId="25" w15:restartNumberingAfterBreak="0">
+    <w:nsid w:val="6C303343"/>
+    <w:multiLevelType w:val="multilevel"/>
+    <w:tmpl w:val="98987AA4"/>
+    <w:lvl w:ilvl="0">
+      <w:start w:val="1"/>
+      <w:numFmt w:val="bullet"/>
+      <w:lvlText w:val=""/>
+      <w:lvlJc w:val="left"/>
+      <w:pPr>
+        <w:tabs>
+          <w:tab w:val="num" w:pos="720"/>
+        </w:tabs>
+        <w:ind w:left="720" w:hanging="360"/>
+      </w:pPr>
+      <w:rPr>
+        <w:rFonts w:ascii="Symbol" w:hAnsi="Symbol" w:hint="default"/>
+        <w:sz w:val="20"/>
+      </w:rPr>
+    </w:lvl>
+    <w:lvl w:ilvl="1" w:tentative="1">
+      <w:start w:val="1"/>
+      <w:numFmt w:val="bullet"/>
+      <w:lvlText w:val="o"/>
+      <w:lvlJc w:val="left"/>
+      <w:pPr>
+        <w:tabs>
+          <w:tab w:val="num" w:pos="1440"/>
+        </w:tabs>
+        <w:ind w:left="1440" w:hanging="360"/>
+      </w:pPr>
+      <w:rPr>
+        <w:rFonts w:ascii="Courier New" w:hAnsi="Courier New" w:hint="default"/>
+        <w:sz w:val="20"/>
+      </w:rPr>
+    </w:lvl>
+    <w:lvl w:ilvl="2" w:tentative="1">
+      <w:start w:val="1"/>
+      <w:numFmt w:val="bullet"/>
+      <w:lvlText w:val=""/>
+      <w:lvlJc w:val="left"/>
+      <w:pPr>
+        <w:tabs>
+          <w:tab w:val="num" w:pos="2160"/>
+        </w:tabs>
+        <w:ind w:left="2160" w:hanging="360"/>
+      </w:pPr>
+      <w:rPr>
+        <w:rFonts w:ascii="Wingdings" w:hAnsi="Wingdings" w:hint="default"/>
+        <w:sz w:val="20"/>
+      </w:rPr>
+    </w:lvl>
+    <w:lvl w:ilvl="3" w:tentative="1">
+      <w:start w:val="1"/>
+      <w:numFmt w:val="bullet"/>
+      <w:lvlText w:val=""/>
+      <w:lvlJc w:val="left"/>
+      <w:pPr>
+        <w:tabs>
+          <w:tab w:val="num" w:pos="2880"/>
+        </w:tabs>
+        <w:ind w:left="2880" w:hanging="360"/>
+      </w:pPr>
+      <w:rPr>
+        <w:rFonts w:ascii="Wingdings" w:hAnsi="Wingdings" w:hint="default"/>
+        <w:sz w:val="20"/>
+      </w:rPr>
+    </w:lvl>
+    <w:lvl w:ilvl="4" w:tentative="1">
+      <w:start w:val="1"/>
+      <w:numFmt w:val="bullet"/>
+      <w:lvlText w:val=""/>
+      <w:lvlJc w:val="left"/>
+      <w:pPr>
+        <w:tabs>
+          <w:tab w:val="num" w:pos="3600"/>
+        </w:tabs>
+        <w:ind w:left="3600" w:hanging="360"/>
+      </w:pPr>
+      <w:rPr>
+        <w:rFonts w:ascii="Wingdings" w:hAnsi="Wingdings" w:hint="default"/>
+        <w:sz w:val="20"/>
+      </w:rPr>
+    </w:lvl>
+    <w:lvl w:ilvl="5" w:tentative="1">
+      <w:start w:val="1"/>
+      <w:numFmt w:val="bullet"/>
+      <w:lvlText w:val=""/>
+      <w:lvlJc w:val="left"/>
+      <w:pPr>
+        <w:tabs>
+          <w:tab w:val="num" w:pos="4320"/>
+        </w:tabs>
+        <w:ind w:left="4320" w:hanging="360"/>
+      </w:pPr>
+      <w:rPr>
+        <w:rFonts w:ascii="Wingdings" w:hAnsi="Wingdings" w:hint="default"/>
+        <w:sz w:val="20"/>
+      </w:rPr>
+    </w:lvl>
+    <w:lvl w:ilvl="6" w:tentative="1">
+      <w:start w:val="1"/>
+      <w:numFmt w:val="bullet"/>
+      <w:lvlText w:val=""/>
+      <w:lvlJc w:val="left"/>
+      <w:pPr>
+        <w:tabs>
+          <w:tab w:val="num" w:pos="5040"/>
+        </w:tabs>
+        <w:ind w:left="5040" w:hanging="360"/>
+      </w:pPr>
+      <w:rPr>
+        <w:rFonts w:ascii="Wingdings" w:hAnsi="Wingdings" w:hint="default"/>
+        <w:sz w:val="20"/>
+      </w:rPr>
+    </w:lvl>
+    <w:lvl w:ilvl="7" w:tentative="1">
+      <w:start w:val="1"/>
+      <w:numFmt w:val="bullet"/>
+      <w:lvlText w:val=""/>
+      <w:lvlJc w:val="left"/>
+      <w:pPr>
+        <w:tabs>
+          <w:tab w:val="num" w:pos="5760"/>
+        </w:tabs>
+        <w:ind w:left="5760" w:hanging="360"/>
+      </w:pPr>
+      <w:rPr>
+        <w:rFonts w:ascii="Wingdings" w:hAnsi="Wingdings" w:hint="default"/>
+        <w:sz w:val="20"/>
+      </w:rPr>
+    </w:lvl>
+    <w:lvl w:ilvl="8" w:tentative="1">
+      <w:start w:val="1"/>
+      <w:numFmt w:val="bullet"/>
+      <w:lvlText w:val=""/>
+      <w:lvlJc w:val="left"/>
+      <w:pPr>
+        <w:tabs>
+          <w:tab w:val="num" w:pos="6480"/>
+        </w:tabs>
+        <w:ind w:left="6480" w:hanging="360"/>
+      </w:pPr>
+      <w:rPr>
+        <w:rFonts w:ascii="Wingdings" w:hAnsi="Wingdings" w:hint="default"/>
+        <w:sz w:val="20"/>
+      </w:rPr>
+    </w:lvl>
+  </w:abstractNum>
+  <w:abstractNum w:abstractNumId="26" w15:restartNumberingAfterBreak="0">
+    <w:nsid w:val="72700028"/>
+    <w:multiLevelType w:val="multilevel"/>
+    <w:tmpl w:val="39A6FEE0"/>
+    <w:lvl w:ilvl="0">
+      <w:start w:val="1"/>
+      <w:numFmt w:val="bullet"/>
+      <w:lvlText w:val=""/>
+      <w:lvlJc w:val="left"/>
+      <w:pPr>
+        <w:tabs>
+          <w:tab w:val="num" w:pos="720"/>
+        </w:tabs>
+        <w:ind w:left="720" w:hanging="360"/>
+      </w:pPr>
+      <w:rPr>
+        <w:rFonts w:ascii="Symbol" w:hAnsi="Symbol" w:hint="default"/>
+        <w:sz w:val="20"/>
+      </w:rPr>
+    </w:lvl>
+    <w:lvl w:ilvl="1" w:tentative="1">
+      <w:start w:val="1"/>
+      <w:numFmt w:val="bullet"/>
+      <w:lvlText w:val="o"/>
+      <w:lvlJc w:val="left"/>
+      <w:pPr>
+        <w:tabs>
+          <w:tab w:val="num" w:pos="1440"/>
+        </w:tabs>
+        <w:ind w:left="1440" w:hanging="360"/>
+      </w:pPr>
+      <w:rPr>
+        <w:rFonts w:ascii="Courier New" w:hAnsi="Courier New" w:hint="default"/>
+        <w:sz w:val="20"/>
+      </w:rPr>
+    </w:lvl>
+    <w:lvl w:ilvl="2" w:tentative="1">
+      <w:start w:val="1"/>
+      <w:numFmt w:val="bullet"/>
+      <w:lvlText w:val=""/>
+      <w:lvlJc w:val="left"/>
+      <w:pPr>
+        <w:tabs>
+          <w:tab w:val="num" w:pos="2160"/>
+        </w:tabs>
+        <w:ind w:left="2160" w:hanging="360"/>
+      </w:pPr>
+      <w:rPr>
+        <w:rFonts w:ascii="Wingdings" w:hAnsi="Wingdings" w:hint="default"/>
+        <w:sz w:val="20"/>
+      </w:rPr>
+    </w:lvl>
+    <w:lvl w:ilvl="3" w:tentative="1">
+      <w:start w:val="1"/>
+      <w:numFmt w:val="bullet"/>
+      <w:lvlText w:val=""/>
+      <w:lvlJc w:val="left"/>
+      <w:pPr>
+        <w:tabs>
+          <w:tab w:val="num" w:pos="2880"/>
+        </w:tabs>
+        <w:ind w:left="2880" w:hanging="360"/>
+      </w:pPr>
+      <w:rPr>
+        <w:rFonts w:ascii="Wingdings" w:hAnsi="Wingdings" w:hint="default"/>
+        <w:sz w:val="20"/>
+      </w:rPr>
+    </w:lvl>
+    <w:lvl w:ilvl="4" w:tentative="1">
+      <w:start w:val="1"/>
+      <w:numFmt w:val="bullet"/>
+      <w:lvlText w:val=""/>
+      <w:lvlJc w:val="left"/>
+      <w:pPr>
+        <w:tabs>
+          <w:tab w:val="num" w:pos="3600"/>
+        </w:tabs>
+        <w:ind w:left="3600" w:hanging="360"/>
+      </w:pPr>
+      <w:rPr>
+        <w:rFonts w:ascii="Wingdings" w:hAnsi="Wingdings" w:hint="default"/>
+        <w:sz w:val="20"/>
+      </w:rPr>
+    </w:lvl>
+    <w:lvl w:ilvl="5" w:tentative="1">
+      <w:start w:val="1"/>
+      <w:numFmt w:val="bullet"/>
+      <w:lvlText w:val=""/>
+      <w:lvlJc w:val="left"/>
+      <w:pPr>
+        <w:tabs>
+          <w:tab w:val="num" w:pos="4320"/>
+        </w:tabs>
+        <w:ind w:left="4320" w:hanging="360"/>
+      </w:pPr>
+      <w:rPr>
+        <w:rFonts w:ascii="Wingdings" w:hAnsi="Wingdings" w:hint="default"/>
+        <w:sz w:val="20"/>
+      </w:rPr>
+    </w:lvl>
+    <w:lvl w:ilvl="6" w:tentative="1">
+      <w:start w:val="1"/>
+      <w:numFmt w:val="bullet"/>
+      <w:lvlText w:val=""/>
+      <w:lvlJc w:val="left"/>
+      <w:pPr>
+        <w:tabs>
+          <w:tab w:val="num" w:pos="5040"/>
+        </w:tabs>
+        <w:ind w:left="5040" w:hanging="360"/>
+      </w:pPr>
+      <w:rPr>
+        <w:rFonts w:ascii="Wingdings" w:hAnsi="Wingdings" w:hint="default"/>
+        <w:sz w:val="20"/>
+      </w:rPr>
+    </w:lvl>
+    <w:lvl w:ilvl="7" w:tentative="1">
+      <w:start w:val="1"/>
+      <w:numFmt w:val="bullet"/>
+      <w:lvlText w:val=""/>
+      <w:lvlJc w:val="left"/>
+      <w:pPr>
+        <w:tabs>
+          <w:tab w:val="num" w:pos="5760"/>
+        </w:tabs>
+        <w:ind w:left="5760" w:hanging="360"/>
+      </w:pPr>
+      <w:rPr>
+        <w:rFonts w:ascii="Wingdings" w:hAnsi="Wingdings" w:hint="default"/>
+        <w:sz w:val="20"/>
+      </w:rPr>
+    </w:lvl>
+    <w:lvl w:ilvl="8" w:tentative="1">
+      <w:start w:val="1"/>
+      <w:numFmt w:val="bullet"/>
+      <w:lvlText w:val=""/>
+      <w:lvlJc w:val="left"/>
+      <w:pPr>
+        <w:tabs>
+          <w:tab w:val="num" w:pos="6480"/>
+        </w:tabs>
+        <w:ind w:left="6480" w:hanging="360"/>
+      </w:pPr>
+      <w:rPr>
+        <w:rFonts w:ascii="Wingdings" w:hAnsi="Wingdings" w:hint="default"/>
+        <w:sz w:val="20"/>
+      </w:rPr>
+    </w:lvl>
+  </w:abstractNum>
+  <w:abstractNum w:abstractNumId="27" w15:restartNumberingAfterBreak="0">
     <w:nsid w:val="73FA1079"/>
     <w:multiLevelType w:val="multilevel"/>
     <w:tmpl w:val="49EA2992"/>
@@ -4270,7 +8850,418 @@
       </w:rPr>
     </w:lvl>
   </w:abstractNum>
-  <w:abstractNum w:abstractNumId="10" w15:restartNumberingAfterBreak="0">
+  <w:abstractNum w:abstractNumId="28" w15:restartNumberingAfterBreak="0">
+    <w:nsid w:val="74094133"/>
+    <w:multiLevelType w:val="multilevel"/>
+    <w:tmpl w:val="FBD24C68"/>
+    <w:lvl w:ilvl="0">
+      <w:start w:val="1"/>
+      <w:numFmt w:val="decimal"/>
+      <w:lvlText w:val="%1."/>
+      <w:lvlJc w:val="left"/>
+      <w:pPr>
+        <w:tabs>
+          <w:tab w:val="num" w:pos="720"/>
+        </w:tabs>
+        <w:ind w:left="720" w:hanging="360"/>
+      </w:pPr>
+    </w:lvl>
+    <w:lvl w:ilvl="1" w:tentative="1">
+      <w:start w:val="1"/>
+      <w:numFmt w:val="decimal"/>
+      <w:lvlText w:val="%2."/>
+      <w:lvlJc w:val="left"/>
+      <w:pPr>
+        <w:tabs>
+          <w:tab w:val="num" w:pos="1440"/>
+        </w:tabs>
+        <w:ind w:left="1440" w:hanging="360"/>
+      </w:pPr>
+    </w:lvl>
+    <w:lvl w:ilvl="2" w:tentative="1">
+      <w:start w:val="1"/>
+      <w:numFmt w:val="decimal"/>
+      <w:lvlText w:val="%3."/>
+      <w:lvlJc w:val="left"/>
+      <w:pPr>
+        <w:tabs>
+          <w:tab w:val="num" w:pos="2160"/>
+        </w:tabs>
+        <w:ind w:left="2160" w:hanging="360"/>
+      </w:pPr>
+    </w:lvl>
+    <w:lvl w:ilvl="3" w:tentative="1">
+      <w:start w:val="1"/>
+      <w:numFmt w:val="decimal"/>
+      <w:lvlText w:val="%4."/>
+      <w:lvlJc w:val="left"/>
+      <w:pPr>
+        <w:tabs>
+          <w:tab w:val="num" w:pos="2880"/>
+        </w:tabs>
+        <w:ind w:left="2880" w:hanging="360"/>
+      </w:pPr>
+    </w:lvl>
+    <w:lvl w:ilvl="4" w:tentative="1">
+      <w:start w:val="1"/>
+      <w:numFmt w:val="decimal"/>
+      <w:lvlText w:val="%5."/>
+      <w:lvlJc w:val="left"/>
+      <w:pPr>
+        <w:tabs>
+          <w:tab w:val="num" w:pos="3600"/>
+        </w:tabs>
+        <w:ind w:left="3600" w:hanging="360"/>
+      </w:pPr>
+    </w:lvl>
+    <w:lvl w:ilvl="5" w:tentative="1">
+      <w:start w:val="1"/>
+      <w:numFmt w:val="decimal"/>
+      <w:lvlText w:val="%6."/>
+      <w:lvlJc w:val="left"/>
+      <w:pPr>
+        <w:tabs>
+          <w:tab w:val="num" w:pos="4320"/>
+        </w:tabs>
+        <w:ind w:left="4320" w:hanging="360"/>
+      </w:pPr>
+    </w:lvl>
+    <w:lvl w:ilvl="6" w:tentative="1">
+      <w:start w:val="1"/>
+      <w:numFmt w:val="decimal"/>
+      <w:lvlText w:val="%7."/>
+      <w:lvlJc w:val="left"/>
+      <w:pPr>
+        <w:tabs>
+          <w:tab w:val="num" w:pos="5040"/>
+        </w:tabs>
+        <w:ind w:left="5040" w:hanging="360"/>
+      </w:pPr>
+    </w:lvl>
+    <w:lvl w:ilvl="7" w:tentative="1">
+      <w:start w:val="1"/>
+      <w:numFmt w:val="decimal"/>
+      <w:lvlText w:val="%8."/>
+      <w:lvlJc w:val="left"/>
+      <w:pPr>
+        <w:tabs>
+          <w:tab w:val="num" w:pos="5760"/>
+        </w:tabs>
+        <w:ind w:left="5760" w:hanging="360"/>
+      </w:pPr>
+    </w:lvl>
+    <w:lvl w:ilvl="8" w:tentative="1">
+      <w:start w:val="1"/>
+      <w:numFmt w:val="decimal"/>
+      <w:lvlText w:val="%9."/>
+      <w:lvlJc w:val="left"/>
+      <w:pPr>
+        <w:tabs>
+          <w:tab w:val="num" w:pos="6480"/>
+        </w:tabs>
+        <w:ind w:left="6480" w:hanging="360"/>
+      </w:pPr>
+    </w:lvl>
+  </w:abstractNum>
+  <w:abstractNum w:abstractNumId="29" w15:restartNumberingAfterBreak="0">
+    <w:nsid w:val="791D1715"/>
+    <w:multiLevelType w:val="multilevel"/>
+    <w:tmpl w:val="7F7418C4"/>
+    <w:lvl w:ilvl="0">
+      <w:start w:val="1"/>
+      <w:numFmt w:val="bullet"/>
+      <w:lvlText w:val=""/>
+      <w:lvlJc w:val="left"/>
+      <w:pPr>
+        <w:tabs>
+          <w:tab w:val="num" w:pos="720"/>
+        </w:tabs>
+        <w:ind w:left="720" w:hanging="360"/>
+      </w:pPr>
+      <w:rPr>
+        <w:rFonts w:ascii="Symbol" w:hAnsi="Symbol" w:hint="default"/>
+        <w:sz w:val="20"/>
+      </w:rPr>
+    </w:lvl>
+    <w:lvl w:ilvl="1" w:tentative="1">
+      <w:start w:val="1"/>
+      <w:numFmt w:val="bullet"/>
+      <w:lvlText w:val="o"/>
+      <w:lvlJc w:val="left"/>
+      <w:pPr>
+        <w:tabs>
+          <w:tab w:val="num" w:pos="1440"/>
+        </w:tabs>
+        <w:ind w:left="1440" w:hanging="360"/>
+      </w:pPr>
+      <w:rPr>
+        <w:rFonts w:ascii="Courier New" w:hAnsi="Courier New" w:hint="default"/>
+        <w:sz w:val="20"/>
+      </w:rPr>
+    </w:lvl>
+    <w:lvl w:ilvl="2" w:tentative="1">
+      <w:start w:val="1"/>
+      <w:numFmt w:val="bullet"/>
+      <w:lvlText w:val=""/>
+      <w:lvlJc w:val="left"/>
+      <w:pPr>
+        <w:tabs>
+          <w:tab w:val="num" w:pos="2160"/>
+        </w:tabs>
+        <w:ind w:left="2160" w:hanging="360"/>
+      </w:pPr>
+      <w:rPr>
+        <w:rFonts w:ascii="Wingdings" w:hAnsi="Wingdings" w:hint="default"/>
+        <w:sz w:val="20"/>
+      </w:rPr>
+    </w:lvl>
+    <w:lvl w:ilvl="3" w:tentative="1">
+      <w:start w:val="1"/>
+      <w:numFmt w:val="bullet"/>
+      <w:lvlText w:val=""/>
+      <w:lvlJc w:val="left"/>
+      <w:pPr>
+        <w:tabs>
+          <w:tab w:val="num" w:pos="2880"/>
+        </w:tabs>
+        <w:ind w:left="2880" w:hanging="360"/>
+      </w:pPr>
+      <w:rPr>
+        <w:rFonts w:ascii="Wingdings" w:hAnsi="Wingdings" w:hint="default"/>
+        <w:sz w:val="20"/>
+      </w:rPr>
+    </w:lvl>
+    <w:lvl w:ilvl="4" w:tentative="1">
+      <w:start w:val="1"/>
+      <w:numFmt w:val="bullet"/>
+      <w:lvlText w:val=""/>
+      <w:lvlJc w:val="left"/>
+      <w:pPr>
+        <w:tabs>
+          <w:tab w:val="num" w:pos="3600"/>
+        </w:tabs>
+        <w:ind w:left="3600" w:hanging="360"/>
+      </w:pPr>
+      <w:rPr>
+        <w:rFonts w:ascii="Wingdings" w:hAnsi="Wingdings" w:hint="default"/>
+        <w:sz w:val="20"/>
+      </w:rPr>
+    </w:lvl>
+    <w:lvl w:ilvl="5" w:tentative="1">
+      <w:start w:val="1"/>
+      <w:numFmt w:val="bullet"/>
+      <w:lvlText w:val=""/>
+      <w:lvlJc w:val="left"/>
+      <w:pPr>
+        <w:tabs>
+          <w:tab w:val="num" w:pos="4320"/>
+        </w:tabs>
+        <w:ind w:left="4320" w:hanging="360"/>
+      </w:pPr>
+      <w:rPr>
+        <w:rFonts w:ascii="Wingdings" w:hAnsi="Wingdings" w:hint="default"/>
+        <w:sz w:val="20"/>
+      </w:rPr>
+    </w:lvl>
+    <w:lvl w:ilvl="6" w:tentative="1">
+      <w:start w:val="1"/>
+      <w:numFmt w:val="bullet"/>
+      <w:lvlText w:val=""/>
+      <w:lvlJc w:val="left"/>
+      <w:pPr>
+        <w:tabs>
+          <w:tab w:val="num" w:pos="5040"/>
+        </w:tabs>
+        <w:ind w:left="5040" w:hanging="360"/>
+      </w:pPr>
+      <w:rPr>
+        <w:rFonts w:ascii="Wingdings" w:hAnsi="Wingdings" w:hint="default"/>
+        <w:sz w:val="20"/>
+      </w:rPr>
+    </w:lvl>
+    <w:lvl w:ilvl="7" w:tentative="1">
+      <w:start w:val="1"/>
+      <w:numFmt w:val="bullet"/>
+      <w:lvlText w:val=""/>
+      <w:lvlJc w:val="left"/>
+      <w:pPr>
+        <w:tabs>
+          <w:tab w:val="num" w:pos="5760"/>
+        </w:tabs>
+        <w:ind w:left="5760" w:hanging="360"/>
+      </w:pPr>
+      <w:rPr>
+        <w:rFonts w:ascii="Wingdings" w:hAnsi="Wingdings" w:hint="default"/>
+        <w:sz w:val="20"/>
+      </w:rPr>
+    </w:lvl>
+    <w:lvl w:ilvl="8" w:tentative="1">
+      <w:start w:val="1"/>
+      <w:numFmt w:val="bullet"/>
+      <w:lvlText w:val=""/>
+      <w:lvlJc w:val="left"/>
+      <w:pPr>
+        <w:tabs>
+          <w:tab w:val="num" w:pos="6480"/>
+        </w:tabs>
+        <w:ind w:left="6480" w:hanging="360"/>
+      </w:pPr>
+      <w:rPr>
+        <w:rFonts w:ascii="Wingdings" w:hAnsi="Wingdings" w:hint="default"/>
+        <w:sz w:val="20"/>
+      </w:rPr>
+    </w:lvl>
+  </w:abstractNum>
+  <w:abstractNum w:abstractNumId="30" w15:restartNumberingAfterBreak="0">
+    <w:nsid w:val="7C4E16F3"/>
+    <w:multiLevelType w:val="multilevel"/>
+    <w:tmpl w:val="36769778"/>
+    <w:lvl w:ilvl="0">
+      <w:start w:val="1"/>
+      <w:numFmt w:val="bullet"/>
+      <w:lvlText w:val=""/>
+      <w:lvlJc w:val="left"/>
+      <w:pPr>
+        <w:tabs>
+          <w:tab w:val="num" w:pos="720"/>
+        </w:tabs>
+        <w:ind w:left="720" w:hanging="360"/>
+      </w:pPr>
+      <w:rPr>
+        <w:rFonts w:ascii="Symbol" w:hAnsi="Symbol" w:hint="default"/>
+        <w:sz w:val="20"/>
+      </w:rPr>
+    </w:lvl>
+    <w:lvl w:ilvl="1" w:tentative="1">
+      <w:start w:val="1"/>
+      <w:numFmt w:val="bullet"/>
+      <w:lvlText w:val="o"/>
+      <w:lvlJc w:val="left"/>
+      <w:pPr>
+        <w:tabs>
+          <w:tab w:val="num" w:pos="1440"/>
+        </w:tabs>
+        <w:ind w:left="1440" w:hanging="360"/>
+      </w:pPr>
+      <w:rPr>
+        <w:rFonts w:ascii="Courier New" w:hAnsi="Courier New" w:hint="default"/>
+        <w:sz w:val="20"/>
+      </w:rPr>
+    </w:lvl>
+    <w:lvl w:ilvl="2" w:tentative="1">
+      <w:start w:val="1"/>
+      <w:numFmt w:val="bullet"/>
+      <w:lvlText w:val=""/>
+      <w:lvlJc w:val="left"/>
+      <w:pPr>
+        <w:tabs>
+          <w:tab w:val="num" w:pos="2160"/>
+        </w:tabs>
+        <w:ind w:left="2160" w:hanging="360"/>
+      </w:pPr>
+      <w:rPr>
+        <w:rFonts w:ascii="Wingdings" w:hAnsi="Wingdings" w:hint="default"/>
+        <w:sz w:val="20"/>
+      </w:rPr>
+    </w:lvl>
+    <w:lvl w:ilvl="3" w:tentative="1">
+      <w:start w:val="1"/>
+      <w:numFmt w:val="bullet"/>
+      <w:lvlText w:val=""/>
+      <w:lvlJc w:val="left"/>
+      <w:pPr>
+        <w:tabs>
+          <w:tab w:val="num" w:pos="2880"/>
+        </w:tabs>
+        <w:ind w:left="2880" w:hanging="360"/>
+      </w:pPr>
+      <w:rPr>
+        <w:rFonts w:ascii="Wingdings" w:hAnsi="Wingdings" w:hint="default"/>
+        <w:sz w:val="20"/>
+      </w:rPr>
+    </w:lvl>
+    <w:lvl w:ilvl="4" w:tentative="1">
+      <w:start w:val="1"/>
+      <w:numFmt w:val="bullet"/>
+      <w:lvlText w:val=""/>
+      <w:lvlJc w:val="left"/>
+      <w:pPr>
+        <w:tabs>
+          <w:tab w:val="num" w:pos="3600"/>
+        </w:tabs>
+        <w:ind w:left="3600" w:hanging="360"/>
+      </w:pPr>
+      <w:rPr>
+        <w:rFonts w:ascii="Wingdings" w:hAnsi="Wingdings" w:hint="default"/>
+        <w:sz w:val="20"/>
+      </w:rPr>
+    </w:lvl>
+    <w:lvl w:ilvl="5" w:tentative="1">
+      <w:start w:val="1"/>
+      <w:numFmt w:val="bullet"/>
+      <w:lvlText w:val=""/>
+      <w:lvlJc w:val="left"/>
+      <w:pPr>
+        <w:tabs>
+          <w:tab w:val="num" w:pos="4320"/>
+        </w:tabs>
+        <w:ind w:left="4320" w:hanging="360"/>
+      </w:pPr>
+      <w:rPr>
+        <w:rFonts w:ascii="Wingdings" w:hAnsi="Wingdings" w:hint="default"/>
+        <w:sz w:val="20"/>
+      </w:rPr>
+    </w:lvl>
+    <w:lvl w:ilvl="6" w:tentative="1">
+      <w:start w:val="1"/>
+      <w:numFmt w:val="bullet"/>
+      <w:lvlText w:val=""/>
+      <w:lvlJc w:val="left"/>
+      <w:pPr>
+        <w:tabs>
+          <w:tab w:val="num" w:pos="5040"/>
+        </w:tabs>
+        <w:ind w:left="5040" w:hanging="360"/>
+      </w:pPr>
+      <w:rPr>
+        <w:rFonts w:ascii="Wingdings" w:hAnsi="Wingdings" w:hint="default"/>
+        <w:sz w:val="20"/>
+      </w:rPr>
+    </w:lvl>
+    <w:lvl w:ilvl="7" w:tentative="1">
+      <w:start w:val="1"/>
+      <w:numFmt w:val="bullet"/>
+      <w:lvlText w:val=""/>
+      <w:lvlJc w:val="left"/>
+      <w:pPr>
+        <w:tabs>
+          <w:tab w:val="num" w:pos="5760"/>
+        </w:tabs>
+        <w:ind w:left="5760" w:hanging="360"/>
+      </w:pPr>
+      <w:rPr>
+        <w:rFonts w:ascii="Wingdings" w:hAnsi="Wingdings" w:hint="default"/>
+        <w:sz w:val="20"/>
+      </w:rPr>
+    </w:lvl>
+    <w:lvl w:ilvl="8" w:tentative="1">
+      <w:start w:val="1"/>
+      <w:numFmt w:val="bullet"/>
+      <w:lvlText w:val=""/>
+      <w:lvlJc w:val="left"/>
+      <w:pPr>
+        <w:tabs>
+          <w:tab w:val="num" w:pos="6480"/>
+        </w:tabs>
+        <w:ind w:left="6480" w:hanging="360"/>
+      </w:pPr>
+      <w:rPr>
+        <w:rFonts w:ascii="Wingdings" w:hAnsi="Wingdings" w:hint="default"/>
+        <w:sz w:val="20"/>
+      </w:rPr>
+    </w:lvl>
+  </w:abstractNum>
+  <w:abstractNum w:abstractNumId="31" w15:restartNumberingAfterBreak="0">
     <w:nsid w:val="7F9712C7"/>
     <w:multiLevelType w:val="multilevel"/>
     <w:tmpl w:val="09D4541E"/>
@@ -4420,37 +9411,100 @@
     </w:lvl>
   </w:abstractNum>
   <w:num w:numId="1" w16cid:durableId="595985201">
-    <w:abstractNumId w:val="8"/>
+    <w:abstractNumId w:val="22"/>
   </w:num>
   <w:num w:numId="2" w16cid:durableId="1770351947">
-    <w:abstractNumId w:val="3"/>
+    <w:abstractNumId w:val="6"/>
   </w:num>
   <w:num w:numId="3" w16cid:durableId="1319075615">
+    <w:abstractNumId w:val="4"/>
+  </w:num>
+  <w:num w:numId="4" w16cid:durableId="205916109">
     <w:abstractNumId w:val="2"/>
   </w:num>
-  <w:num w:numId="4" w16cid:durableId="205916109">
-    <w:abstractNumId w:val="1"/>
-  </w:num>
   <w:num w:numId="5" w16cid:durableId="1318068155">
-    <w:abstractNumId w:val="10"/>
+    <w:abstractNumId w:val="31"/>
   </w:num>
   <w:num w:numId="6" w16cid:durableId="1855880222">
     <w:abstractNumId w:val="0"/>
   </w:num>
   <w:num w:numId="7" w16cid:durableId="2044667644">
-    <w:abstractNumId w:val="6"/>
+    <w:abstractNumId w:val="20"/>
   </w:num>
   <w:num w:numId="8" w16cid:durableId="338192019">
+    <w:abstractNumId w:val="15"/>
+  </w:num>
+  <w:num w:numId="9" w16cid:durableId="1389186454">
+    <w:abstractNumId w:val="21"/>
+  </w:num>
+  <w:num w:numId="10" w16cid:durableId="24331269">
+    <w:abstractNumId w:val="9"/>
+  </w:num>
+  <w:num w:numId="11" w16cid:durableId="246381130">
+    <w:abstractNumId w:val="27"/>
+  </w:num>
+  <w:num w:numId="12" w16cid:durableId="130875639">
+    <w:abstractNumId w:val="13"/>
+  </w:num>
+  <w:num w:numId="13" w16cid:durableId="1946038320">
     <w:abstractNumId w:val="5"/>
   </w:num>
-  <w:num w:numId="9" w16cid:durableId="1389186454">
+  <w:num w:numId="14" w16cid:durableId="469634616">
+    <w:abstractNumId w:val="19"/>
+  </w:num>
+  <w:num w:numId="15" w16cid:durableId="893661445">
     <w:abstractNumId w:val="7"/>
   </w:num>
-  <w:num w:numId="10" w16cid:durableId="24331269">
-    <w:abstractNumId w:val="4"/>
+  <w:num w:numId="16" w16cid:durableId="328407239">
+    <w:abstractNumId w:val="14"/>
   </w:num>
-  <w:num w:numId="11" w16cid:durableId="246381130">
-    <w:abstractNumId w:val="9"/>
+  <w:num w:numId="17" w16cid:durableId="38827684">
+    <w:abstractNumId w:val="11"/>
+  </w:num>
+  <w:num w:numId="18" w16cid:durableId="824902865">
+    <w:abstractNumId w:val="29"/>
+  </w:num>
+  <w:num w:numId="19" w16cid:durableId="633563035">
+    <w:abstractNumId w:val="25"/>
+  </w:num>
+  <w:num w:numId="20" w16cid:durableId="1000423402">
+    <w:abstractNumId w:val="26"/>
+  </w:num>
+  <w:num w:numId="21" w16cid:durableId="220676468">
+    <w:abstractNumId w:val="10"/>
+  </w:num>
+  <w:num w:numId="22" w16cid:durableId="468127866">
+    <w:abstractNumId w:val="12"/>
+  </w:num>
+  <w:num w:numId="23" w16cid:durableId="1221671180">
+    <w:abstractNumId w:val="18"/>
+  </w:num>
+  <w:num w:numId="24" w16cid:durableId="1732191609">
+    <w:abstractNumId w:val="8"/>
+  </w:num>
+  <w:num w:numId="25" w16cid:durableId="921909511">
+    <w:abstractNumId w:val="23"/>
+  </w:num>
+  <w:num w:numId="26" w16cid:durableId="612518813">
+    <w:abstractNumId w:val="30"/>
+  </w:num>
+  <w:num w:numId="27" w16cid:durableId="2090226830">
+    <w:abstractNumId w:val="16"/>
+  </w:num>
+  <w:num w:numId="28" w16cid:durableId="593636082">
+    <w:abstractNumId w:val="1"/>
+  </w:num>
+  <w:num w:numId="29" w16cid:durableId="1587570257">
+    <w:abstractNumId w:val="17"/>
+  </w:num>
+  <w:num w:numId="30" w16cid:durableId="1642029292">
+    <w:abstractNumId w:val="28"/>
+  </w:num>
+  <w:num w:numId="31" w16cid:durableId="1541161480">
+    <w:abstractNumId w:val="3"/>
+  </w:num>
+  <w:num w:numId="32" w16cid:durableId="1160925722">
+    <w:abstractNumId w:val="24"/>
   </w:num>
 </w:numbering>
 </file>
